--- a/ActinTrackCV_User_Documentation_Refined.docx
+++ b/ActinTrackCV_User_Documentation_Refined.docx
@@ -50,10 +50,7 @@
         </w:rPr>
       </w:pPr>
       <w:r>
-        <w:t xml:space="preserve">Version </w:t>
-      </w:r>
-      <w:r>
-        <w:t>1</w:t>
+        <w:t>Version 1</w:t>
       </w:r>
       <w:r>
         <w:t xml:space="preserve"> </w:t>
@@ -65,7 +62,10 @@
         <w:t xml:space="preserve"> </w:t>
       </w:r>
       <w:r>
-        <w:t>June 11</w:t>
+        <w:t xml:space="preserve">June </w:t>
+      </w:r>
+      <w:r>
+        <w:t>__</w:t>
       </w:r>
       <w:r>
         <w:t>,</w:t>
@@ -127,7 +127,7 @@
           <w:r>
             <w:fldChar w:fldCharType="separate"/>
           </w:r>
-          <w:hyperlink w:anchor="_Toc232079293" w:history="1">
+          <w:hyperlink w:anchor="_Toc232159010" w:history="1">
             <w:r>
               <w:rPr>
                 <w:rStyle w:val="Hyperlink"/>
@@ -154,7 +154,7 @@
                 <w:noProof/>
                 <w:webHidden/>
               </w:rPr>
-              <w:instrText xml:space="preserve"> PAGEREF _Toc232079293 \h </w:instrText>
+              <w:instrText xml:space="preserve"> PAGEREF _Toc232159010 \h </w:instrText>
             </w:r>
             <w:r>
               <w:rPr>
@@ -174,7 +174,7 @@
                 <w:noProof/>
                 <w:webHidden/>
               </w:rPr>
-              <w:t>4</w:t>
+              <w:t>3</w:t>
             </w:r>
             <w:r>
               <w:rPr>
@@ -198,7 +198,7 @@
               <w14:ligatures w14:val="standardContextual"/>
             </w:rPr>
           </w:pPr>
-          <w:hyperlink w:anchor="_Toc232079294" w:history="1">
+          <w:hyperlink w:anchor="_Toc232159011" w:history="1">
             <w:r>
               <w:rPr>
                 <w:rStyle w:val="Hyperlink"/>
@@ -225,7 +225,7 @@
                 <w:noProof/>
                 <w:webHidden/>
               </w:rPr>
-              <w:instrText xml:space="preserve"> PAGEREF _Toc232079294 \h </w:instrText>
+              <w:instrText xml:space="preserve"> PAGEREF _Toc232159011 \h </w:instrText>
             </w:r>
             <w:r>
               <w:rPr>
@@ -245,7 +245,7 @@
                 <w:noProof/>
                 <w:webHidden/>
               </w:rPr>
-              <w:t>4</w:t>
+              <w:t>3</w:t>
             </w:r>
             <w:r>
               <w:rPr>
@@ -269,7 +269,7 @@
               <w14:ligatures w14:val="standardContextual"/>
             </w:rPr>
           </w:pPr>
-          <w:hyperlink w:anchor="_Toc232079295" w:history="1">
+          <w:hyperlink w:anchor="_Toc232159012" w:history="1">
             <w:r>
               <w:rPr>
                 <w:rStyle w:val="Hyperlink"/>
@@ -296,7 +296,7 @@
                 <w:noProof/>
                 <w:webHidden/>
               </w:rPr>
-              <w:instrText xml:space="preserve"> PAGEREF _Toc232079295 \h </w:instrText>
+              <w:instrText xml:space="preserve"> PAGEREF _Toc232159012 \h </w:instrText>
             </w:r>
             <w:r>
               <w:rPr>
@@ -316,7 +316,7 @@
                 <w:noProof/>
                 <w:webHidden/>
               </w:rPr>
-              <w:t>4</w:t>
+              <w:t>3</w:t>
             </w:r>
             <w:r>
               <w:rPr>
@@ -340,7 +340,7 @@
               <w14:ligatures w14:val="standardContextual"/>
             </w:rPr>
           </w:pPr>
-          <w:hyperlink w:anchor="_Toc232079296" w:history="1">
+          <w:hyperlink w:anchor="_Toc232159013" w:history="1">
             <w:r>
               <w:rPr>
                 <w:rStyle w:val="Hyperlink"/>
@@ -367,7 +367,7 @@
                 <w:noProof/>
                 <w:webHidden/>
               </w:rPr>
-              <w:instrText xml:space="preserve"> PAGEREF _Toc232079296 \h </w:instrText>
+              <w:instrText xml:space="preserve"> PAGEREF _Toc232159013 \h </w:instrText>
             </w:r>
             <w:r>
               <w:rPr>
@@ -387,7 +387,433 @@
                 <w:noProof/>
                 <w:webHidden/>
               </w:rPr>
-              <w:t>5</w:t>
+              <w:t>4</w:t>
+            </w:r>
+            <w:r>
+              <w:rPr>
+                <w:noProof/>
+                <w:webHidden/>
+              </w:rPr>
+              <w:fldChar w:fldCharType="end"/>
+            </w:r>
+          </w:hyperlink>
+        </w:p>
+        <w:p>
+          <w:pPr>
+            <w:pStyle w:val="TOC1"/>
+            <w:tabs>
+              <w:tab w:val="right" w:leader="dot" w:pos="10790"/>
+            </w:tabs>
+            <w:rPr>
+              <w:noProof/>
+              <w:kern w:val="2"/>
+              <w:lang w:eastAsia="en-US"/>
+              <w14:ligatures w14:val="standardContextual"/>
+            </w:rPr>
+          </w:pPr>
+          <w:hyperlink w:anchor="_Toc232159014" w:history="1">
+            <w:r>
+              <w:rPr>
+                <w:rStyle w:val="Hyperlink"/>
+                <w:noProof/>
+              </w:rPr>
+              <w:t>4. App Interface Guide</w:t>
+            </w:r>
+            <w:r>
+              <w:rPr>
+                <w:noProof/>
+                <w:webHidden/>
+              </w:rPr>
+              <w:tab/>
+            </w:r>
+            <w:r>
+              <w:rPr>
+                <w:noProof/>
+                <w:webHidden/>
+              </w:rPr>
+              <w:fldChar w:fldCharType="begin"/>
+            </w:r>
+            <w:r>
+              <w:rPr>
+                <w:noProof/>
+                <w:webHidden/>
+              </w:rPr>
+              <w:instrText xml:space="preserve"> PAGEREF _Toc232159014 \h </w:instrText>
+            </w:r>
+            <w:r>
+              <w:rPr>
+                <w:noProof/>
+                <w:webHidden/>
+              </w:rPr>
+            </w:r>
+            <w:r>
+              <w:rPr>
+                <w:noProof/>
+                <w:webHidden/>
+              </w:rPr>
+              <w:fldChar w:fldCharType="separate"/>
+            </w:r>
+            <w:r>
+              <w:rPr>
+                <w:noProof/>
+                <w:webHidden/>
+              </w:rPr>
+              <w:t>6</w:t>
+            </w:r>
+            <w:r>
+              <w:rPr>
+                <w:noProof/>
+                <w:webHidden/>
+              </w:rPr>
+              <w:fldChar w:fldCharType="end"/>
+            </w:r>
+          </w:hyperlink>
+        </w:p>
+        <w:p>
+          <w:pPr>
+            <w:pStyle w:val="TOC1"/>
+            <w:tabs>
+              <w:tab w:val="right" w:leader="dot" w:pos="10790"/>
+            </w:tabs>
+            <w:rPr>
+              <w:noProof/>
+              <w:kern w:val="2"/>
+              <w:lang w:eastAsia="en-US"/>
+              <w14:ligatures w14:val="standardContextual"/>
+            </w:rPr>
+          </w:pPr>
+          <w:hyperlink w:anchor="_Toc232159015" w:history="1">
+            <w:r>
+              <w:rPr>
+                <w:rStyle w:val="Hyperlink"/>
+                <w:noProof/>
+              </w:rPr>
+              <w:t>5. Workspace and File Structure Guide</w:t>
+            </w:r>
+            <w:r>
+              <w:rPr>
+                <w:noProof/>
+                <w:webHidden/>
+              </w:rPr>
+              <w:tab/>
+            </w:r>
+            <w:r>
+              <w:rPr>
+                <w:noProof/>
+                <w:webHidden/>
+              </w:rPr>
+              <w:fldChar w:fldCharType="begin"/>
+            </w:r>
+            <w:r>
+              <w:rPr>
+                <w:noProof/>
+                <w:webHidden/>
+              </w:rPr>
+              <w:instrText xml:space="preserve"> PAGEREF _Toc232159015 \h </w:instrText>
+            </w:r>
+            <w:r>
+              <w:rPr>
+                <w:noProof/>
+                <w:webHidden/>
+              </w:rPr>
+            </w:r>
+            <w:r>
+              <w:rPr>
+                <w:noProof/>
+                <w:webHidden/>
+              </w:rPr>
+              <w:fldChar w:fldCharType="separate"/>
+            </w:r>
+            <w:r>
+              <w:rPr>
+                <w:noProof/>
+                <w:webHidden/>
+              </w:rPr>
+              <w:t>7</w:t>
+            </w:r>
+            <w:r>
+              <w:rPr>
+                <w:noProof/>
+                <w:webHidden/>
+              </w:rPr>
+              <w:fldChar w:fldCharType="end"/>
+            </w:r>
+          </w:hyperlink>
+        </w:p>
+        <w:p>
+          <w:pPr>
+            <w:pStyle w:val="TOC1"/>
+            <w:tabs>
+              <w:tab w:val="right" w:leader="dot" w:pos="10790"/>
+            </w:tabs>
+            <w:rPr>
+              <w:noProof/>
+              <w:kern w:val="2"/>
+              <w:lang w:eastAsia="en-US"/>
+              <w14:ligatures w14:val="standardContextual"/>
+            </w:rPr>
+          </w:pPr>
+          <w:hyperlink w:anchor="_Toc232159016" w:history="1">
+            <w:r>
+              <w:rPr>
+                <w:rStyle w:val="Hyperlink"/>
+                <w:noProof/>
+              </w:rPr>
+              <w:t>6. Data Import and Sample Management</w:t>
+            </w:r>
+            <w:r>
+              <w:rPr>
+                <w:noProof/>
+                <w:webHidden/>
+              </w:rPr>
+              <w:tab/>
+            </w:r>
+            <w:r>
+              <w:rPr>
+                <w:noProof/>
+                <w:webHidden/>
+              </w:rPr>
+              <w:fldChar w:fldCharType="begin"/>
+            </w:r>
+            <w:r>
+              <w:rPr>
+                <w:noProof/>
+                <w:webHidden/>
+              </w:rPr>
+              <w:instrText xml:space="preserve"> PAGEREF _Toc232159016 \h </w:instrText>
+            </w:r>
+            <w:r>
+              <w:rPr>
+                <w:noProof/>
+                <w:webHidden/>
+              </w:rPr>
+            </w:r>
+            <w:r>
+              <w:rPr>
+                <w:noProof/>
+                <w:webHidden/>
+              </w:rPr>
+              <w:fldChar w:fldCharType="separate"/>
+            </w:r>
+            <w:r>
+              <w:rPr>
+                <w:noProof/>
+                <w:webHidden/>
+              </w:rPr>
+              <w:t>9</w:t>
+            </w:r>
+            <w:r>
+              <w:rPr>
+                <w:noProof/>
+                <w:webHidden/>
+              </w:rPr>
+              <w:fldChar w:fldCharType="end"/>
+            </w:r>
+          </w:hyperlink>
+        </w:p>
+        <w:p>
+          <w:pPr>
+            <w:pStyle w:val="TOC1"/>
+            <w:tabs>
+              <w:tab w:val="right" w:leader="dot" w:pos="10790"/>
+            </w:tabs>
+            <w:rPr>
+              <w:noProof/>
+              <w:kern w:val="2"/>
+              <w:lang w:eastAsia="en-US"/>
+              <w14:ligatures w14:val="standardContextual"/>
+            </w:rPr>
+          </w:pPr>
+          <w:hyperlink w:anchor="_Toc232159017" w:history="1">
+            <w:r>
+              <w:rPr>
+                <w:rStyle w:val="Hyperlink"/>
+                <w:noProof/>
+              </w:rPr>
+              <w:t>7. ROI and Orientation</w:t>
+            </w:r>
+            <w:r>
+              <w:rPr>
+                <w:noProof/>
+                <w:webHidden/>
+              </w:rPr>
+              <w:tab/>
+            </w:r>
+            <w:r>
+              <w:rPr>
+                <w:noProof/>
+                <w:webHidden/>
+              </w:rPr>
+              <w:fldChar w:fldCharType="begin"/>
+            </w:r>
+            <w:r>
+              <w:rPr>
+                <w:noProof/>
+                <w:webHidden/>
+              </w:rPr>
+              <w:instrText xml:space="preserve"> PAGEREF _Toc232159017 \h </w:instrText>
+            </w:r>
+            <w:r>
+              <w:rPr>
+                <w:noProof/>
+                <w:webHidden/>
+              </w:rPr>
+            </w:r>
+            <w:r>
+              <w:rPr>
+                <w:noProof/>
+                <w:webHidden/>
+              </w:rPr>
+              <w:fldChar w:fldCharType="separate"/>
+            </w:r>
+            <w:r>
+              <w:rPr>
+                <w:noProof/>
+                <w:webHidden/>
+              </w:rPr>
+              <w:t>10</w:t>
+            </w:r>
+            <w:r>
+              <w:rPr>
+                <w:noProof/>
+                <w:webHidden/>
+              </w:rPr>
+              <w:fldChar w:fldCharType="end"/>
+            </w:r>
+          </w:hyperlink>
+        </w:p>
+        <w:p>
+          <w:pPr>
+            <w:pStyle w:val="TOC1"/>
+            <w:tabs>
+              <w:tab w:val="right" w:leader="dot" w:pos="10790"/>
+            </w:tabs>
+            <w:rPr>
+              <w:noProof/>
+              <w:kern w:val="2"/>
+              <w:lang w:eastAsia="en-US"/>
+              <w14:ligatures w14:val="standardContextual"/>
+            </w:rPr>
+          </w:pPr>
+          <w:hyperlink w:anchor="_Toc232159018" w:history="1">
+            <w:r>
+              <w:rPr>
+                <w:rStyle w:val="Hyperlink"/>
+                <w:noProof/>
+              </w:rPr>
+              <w:t>8. Cropped ROI Preview</w:t>
+            </w:r>
+            <w:r>
+              <w:rPr>
+                <w:noProof/>
+                <w:webHidden/>
+              </w:rPr>
+              <w:tab/>
+            </w:r>
+            <w:r>
+              <w:rPr>
+                <w:noProof/>
+                <w:webHidden/>
+              </w:rPr>
+              <w:fldChar w:fldCharType="begin"/>
+            </w:r>
+            <w:r>
+              <w:rPr>
+                <w:noProof/>
+                <w:webHidden/>
+              </w:rPr>
+              <w:instrText xml:space="preserve"> PAGEREF _Toc232159018 \h </w:instrText>
+            </w:r>
+            <w:r>
+              <w:rPr>
+                <w:noProof/>
+                <w:webHidden/>
+              </w:rPr>
+            </w:r>
+            <w:r>
+              <w:rPr>
+                <w:noProof/>
+                <w:webHidden/>
+              </w:rPr>
+              <w:fldChar w:fldCharType="separate"/>
+            </w:r>
+            <w:r>
+              <w:rPr>
+                <w:noProof/>
+                <w:webHidden/>
+              </w:rPr>
+              <w:t>11</w:t>
+            </w:r>
+            <w:r>
+              <w:rPr>
+                <w:noProof/>
+                <w:webHidden/>
+              </w:rPr>
+              <w:fldChar w:fldCharType="end"/>
+            </w:r>
+          </w:hyperlink>
+        </w:p>
+        <w:p>
+          <w:pPr>
+            <w:pStyle w:val="TOC1"/>
+            <w:tabs>
+              <w:tab w:val="right" w:leader="dot" w:pos="10790"/>
+            </w:tabs>
+            <w:rPr>
+              <w:noProof/>
+              <w:kern w:val="2"/>
+              <w:lang w:eastAsia="en-US"/>
+              <w14:ligatures w14:val="standardContextual"/>
+            </w:rPr>
+          </w:pPr>
+          <w:hyperlink w:anchor="_Toc232159019" w:history="1">
+            <w:r>
+              <w:rPr>
+                <w:rStyle w:val="Hyperlink"/>
+                <w:noProof/>
+              </w:rPr>
+              <w:t>9. Motion Indexes</w:t>
+            </w:r>
+            <w:r>
+              <w:rPr>
+                <w:noProof/>
+                <w:webHidden/>
+              </w:rPr>
+              <w:tab/>
+            </w:r>
+            <w:r>
+              <w:rPr>
+                <w:noProof/>
+                <w:webHidden/>
+              </w:rPr>
+              <w:fldChar w:fldCharType="begin"/>
+            </w:r>
+            <w:r>
+              <w:rPr>
+                <w:noProof/>
+                <w:webHidden/>
+              </w:rPr>
+              <w:instrText xml:space="preserve"> PAGEREF _Toc232159019 \h </w:instrText>
+            </w:r>
+            <w:r>
+              <w:rPr>
+                <w:noProof/>
+                <w:webHidden/>
+              </w:rPr>
+            </w:r>
+            <w:r>
+              <w:rPr>
+                <w:noProof/>
+                <w:webHidden/>
+              </w:rPr>
+              <w:fldChar w:fldCharType="separate"/>
+            </w:r>
+            <w:r>
+              <w:rPr>
+                <w:noProof/>
+                <w:webHidden/>
+              </w:rPr>
+              <w:t>12</w:t>
             </w:r>
             <w:r>
               <w:rPr>
@@ -411,13 +837,13 @@
               <w14:ligatures w14:val="standardContextual"/>
             </w:rPr>
           </w:pPr>
-          <w:hyperlink w:anchor="_Toc232079297" w:history="1">
+          <w:hyperlink w:anchor="_Toc232159020" w:history="1">
             <w:r>
               <w:rPr>
                 <w:rStyle w:val="Hyperlink"/>
                 <w:noProof/>
               </w:rPr>
-              <w:t>Breed selection</w:t>
+              <w:t>Tracking Method</w:t>
             </w:r>
             <w:r>
               <w:rPr>
@@ -438,7 +864,7 @@
                 <w:noProof/>
                 <w:webHidden/>
               </w:rPr>
-              <w:instrText xml:space="preserve"> PAGEREF _Toc232079297 \h </w:instrText>
+              <w:instrText xml:space="preserve"> PAGEREF _Toc232159020 \h </w:instrText>
             </w:r>
             <w:r>
               <w:rPr>
@@ -458,7 +884,433 @@
                 <w:noProof/>
                 <w:webHidden/>
               </w:rPr>
-              <w:t>6</w:t>
+              <w:t>12</w:t>
+            </w:r>
+            <w:r>
+              <w:rPr>
+                <w:noProof/>
+                <w:webHidden/>
+              </w:rPr>
+              <w:fldChar w:fldCharType="end"/>
+            </w:r>
+          </w:hyperlink>
+        </w:p>
+        <w:p>
+          <w:pPr>
+            <w:pStyle w:val="TOC1"/>
+            <w:tabs>
+              <w:tab w:val="right" w:leader="dot" w:pos="10790"/>
+            </w:tabs>
+            <w:rPr>
+              <w:noProof/>
+              <w:kern w:val="2"/>
+              <w:lang w:eastAsia="en-US"/>
+              <w14:ligatures w14:val="standardContextual"/>
+            </w:rPr>
+          </w:pPr>
+          <w:hyperlink w:anchor="_Toc232159021" w:history="1">
+            <w:r>
+              <w:rPr>
+                <w:rStyle w:val="Hyperlink"/>
+                <w:noProof/>
+              </w:rPr>
+              <w:t>10. Analysis Section</w:t>
+            </w:r>
+            <w:r>
+              <w:rPr>
+                <w:noProof/>
+                <w:webHidden/>
+              </w:rPr>
+              <w:tab/>
+            </w:r>
+            <w:r>
+              <w:rPr>
+                <w:noProof/>
+                <w:webHidden/>
+              </w:rPr>
+              <w:fldChar w:fldCharType="begin"/>
+            </w:r>
+            <w:r>
+              <w:rPr>
+                <w:noProof/>
+                <w:webHidden/>
+              </w:rPr>
+              <w:instrText xml:space="preserve"> PAGEREF _Toc232159021 \h </w:instrText>
+            </w:r>
+            <w:r>
+              <w:rPr>
+                <w:noProof/>
+                <w:webHidden/>
+              </w:rPr>
+            </w:r>
+            <w:r>
+              <w:rPr>
+                <w:noProof/>
+                <w:webHidden/>
+              </w:rPr>
+              <w:fldChar w:fldCharType="separate"/>
+            </w:r>
+            <w:r>
+              <w:rPr>
+                <w:noProof/>
+                <w:webHidden/>
+              </w:rPr>
+              <w:t>13</w:t>
+            </w:r>
+            <w:r>
+              <w:rPr>
+                <w:noProof/>
+                <w:webHidden/>
+              </w:rPr>
+              <w:fldChar w:fldCharType="end"/>
+            </w:r>
+          </w:hyperlink>
+        </w:p>
+        <w:p>
+          <w:pPr>
+            <w:pStyle w:val="TOC1"/>
+            <w:tabs>
+              <w:tab w:val="right" w:leader="dot" w:pos="10790"/>
+            </w:tabs>
+            <w:rPr>
+              <w:noProof/>
+              <w:kern w:val="2"/>
+              <w:lang w:eastAsia="en-US"/>
+              <w14:ligatures w14:val="standardContextual"/>
+            </w:rPr>
+          </w:pPr>
+          <w:hyperlink w:anchor="_Toc232159022" w:history="1">
+            <w:r>
+              <w:rPr>
+                <w:rStyle w:val="Hyperlink"/>
+                <w:noProof/>
+              </w:rPr>
+              <w:t>11. Suggested Quality Control Practices</w:t>
+            </w:r>
+            <w:r>
+              <w:rPr>
+                <w:noProof/>
+                <w:webHidden/>
+              </w:rPr>
+              <w:tab/>
+            </w:r>
+            <w:r>
+              <w:rPr>
+                <w:noProof/>
+                <w:webHidden/>
+              </w:rPr>
+              <w:fldChar w:fldCharType="begin"/>
+            </w:r>
+            <w:r>
+              <w:rPr>
+                <w:noProof/>
+                <w:webHidden/>
+              </w:rPr>
+              <w:instrText xml:space="preserve"> PAGEREF _Toc232159022 \h </w:instrText>
+            </w:r>
+            <w:r>
+              <w:rPr>
+                <w:noProof/>
+                <w:webHidden/>
+              </w:rPr>
+            </w:r>
+            <w:r>
+              <w:rPr>
+                <w:noProof/>
+                <w:webHidden/>
+              </w:rPr>
+              <w:fldChar w:fldCharType="separate"/>
+            </w:r>
+            <w:r>
+              <w:rPr>
+                <w:noProof/>
+                <w:webHidden/>
+              </w:rPr>
+              <w:t>14</w:t>
+            </w:r>
+            <w:r>
+              <w:rPr>
+                <w:noProof/>
+                <w:webHidden/>
+              </w:rPr>
+              <w:fldChar w:fldCharType="end"/>
+            </w:r>
+          </w:hyperlink>
+        </w:p>
+        <w:p>
+          <w:pPr>
+            <w:pStyle w:val="TOC1"/>
+            <w:tabs>
+              <w:tab w:val="right" w:leader="dot" w:pos="10790"/>
+            </w:tabs>
+            <w:rPr>
+              <w:noProof/>
+              <w:kern w:val="2"/>
+              <w:lang w:eastAsia="en-US"/>
+              <w14:ligatures w14:val="standardContextual"/>
+            </w:rPr>
+          </w:pPr>
+          <w:hyperlink w:anchor="_Toc232159023" w:history="1">
+            <w:r>
+              <w:rPr>
+                <w:rStyle w:val="Hyperlink"/>
+                <w:noProof/>
+              </w:rPr>
+              <w:t>12. Troubleshooting</w:t>
+            </w:r>
+            <w:r>
+              <w:rPr>
+                <w:noProof/>
+                <w:webHidden/>
+              </w:rPr>
+              <w:tab/>
+            </w:r>
+            <w:r>
+              <w:rPr>
+                <w:noProof/>
+                <w:webHidden/>
+              </w:rPr>
+              <w:fldChar w:fldCharType="begin"/>
+            </w:r>
+            <w:r>
+              <w:rPr>
+                <w:noProof/>
+                <w:webHidden/>
+              </w:rPr>
+              <w:instrText xml:space="preserve"> PAGEREF _Toc232159023 \h </w:instrText>
+            </w:r>
+            <w:r>
+              <w:rPr>
+                <w:noProof/>
+                <w:webHidden/>
+              </w:rPr>
+            </w:r>
+            <w:r>
+              <w:rPr>
+                <w:noProof/>
+                <w:webHidden/>
+              </w:rPr>
+              <w:fldChar w:fldCharType="separate"/>
+            </w:r>
+            <w:r>
+              <w:rPr>
+                <w:noProof/>
+                <w:webHidden/>
+              </w:rPr>
+              <w:t>14</w:t>
+            </w:r>
+            <w:r>
+              <w:rPr>
+                <w:noProof/>
+                <w:webHidden/>
+              </w:rPr>
+              <w:fldChar w:fldCharType="end"/>
+            </w:r>
+          </w:hyperlink>
+        </w:p>
+        <w:p>
+          <w:pPr>
+            <w:pStyle w:val="TOC1"/>
+            <w:tabs>
+              <w:tab w:val="right" w:leader="dot" w:pos="10790"/>
+            </w:tabs>
+            <w:rPr>
+              <w:noProof/>
+              <w:kern w:val="2"/>
+              <w:lang w:eastAsia="en-US"/>
+              <w14:ligatures w14:val="standardContextual"/>
+            </w:rPr>
+          </w:pPr>
+          <w:hyperlink w:anchor="_Toc232159024" w:history="1">
+            <w:r>
+              <w:rPr>
+                <w:rStyle w:val="Hyperlink"/>
+                <w:noProof/>
+              </w:rPr>
+              <w:t>13. Limitations and Future Work</w:t>
+            </w:r>
+            <w:r>
+              <w:rPr>
+                <w:noProof/>
+                <w:webHidden/>
+              </w:rPr>
+              <w:tab/>
+            </w:r>
+            <w:r>
+              <w:rPr>
+                <w:noProof/>
+                <w:webHidden/>
+              </w:rPr>
+              <w:fldChar w:fldCharType="begin"/>
+            </w:r>
+            <w:r>
+              <w:rPr>
+                <w:noProof/>
+                <w:webHidden/>
+              </w:rPr>
+              <w:instrText xml:space="preserve"> PAGEREF _Toc232159024 \h </w:instrText>
+            </w:r>
+            <w:r>
+              <w:rPr>
+                <w:noProof/>
+                <w:webHidden/>
+              </w:rPr>
+            </w:r>
+            <w:r>
+              <w:rPr>
+                <w:noProof/>
+                <w:webHidden/>
+              </w:rPr>
+              <w:fldChar w:fldCharType="separate"/>
+            </w:r>
+            <w:r>
+              <w:rPr>
+                <w:noProof/>
+                <w:webHidden/>
+              </w:rPr>
+              <w:t>15</w:t>
+            </w:r>
+            <w:r>
+              <w:rPr>
+                <w:noProof/>
+                <w:webHidden/>
+              </w:rPr>
+              <w:fldChar w:fldCharType="end"/>
+            </w:r>
+          </w:hyperlink>
+        </w:p>
+        <w:p>
+          <w:pPr>
+            <w:pStyle w:val="TOC1"/>
+            <w:tabs>
+              <w:tab w:val="right" w:leader="dot" w:pos="10790"/>
+            </w:tabs>
+            <w:rPr>
+              <w:noProof/>
+              <w:kern w:val="2"/>
+              <w:lang w:eastAsia="en-US"/>
+              <w14:ligatures w14:val="standardContextual"/>
+            </w:rPr>
+          </w:pPr>
+          <w:hyperlink w:anchor="_Toc232159025" w:history="1">
+            <w:r>
+              <w:rPr>
+                <w:rStyle w:val="Hyperlink"/>
+                <w:noProof/>
+              </w:rPr>
+              <w:t>14. Appendix</w:t>
+            </w:r>
+            <w:r>
+              <w:rPr>
+                <w:noProof/>
+                <w:webHidden/>
+              </w:rPr>
+              <w:tab/>
+            </w:r>
+            <w:r>
+              <w:rPr>
+                <w:noProof/>
+                <w:webHidden/>
+              </w:rPr>
+              <w:fldChar w:fldCharType="begin"/>
+            </w:r>
+            <w:r>
+              <w:rPr>
+                <w:noProof/>
+                <w:webHidden/>
+              </w:rPr>
+              <w:instrText xml:space="preserve"> PAGEREF _Toc232159025 \h </w:instrText>
+            </w:r>
+            <w:r>
+              <w:rPr>
+                <w:noProof/>
+                <w:webHidden/>
+              </w:rPr>
+            </w:r>
+            <w:r>
+              <w:rPr>
+                <w:noProof/>
+                <w:webHidden/>
+              </w:rPr>
+              <w:fldChar w:fldCharType="separate"/>
+            </w:r>
+            <w:r>
+              <w:rPr>
+                <w:noProof/>
+                <w:webHidden/>
+              </w:rPr>
+              <w:t>16</w:t>
+            </w:r>
+            <w:r>
+              <w:rPr>
+                <w:noProof/>
+                <w:webHidden/>
+              </w:rPr>
+              <w:fldChar w:fldCharType="end"/>
+            </w:r>
+          </w:hyperlink>
+        </w:p>
+        <w:p>
+          <w:pPr>
+            <w:pStyle w:val="TOC1"/>
+            <w:tabs>
+              <w:tab w:val="right" w:leader="dot" w:pos="10790"/>
+            </w:tabs>
+            <w:rPr>
+              <w:noProof/>
+              <w:kern w:val="2"/>
+              <w:lang w:eastAsia="en-US"/>
+              <w14:ligatures w14:val="standardContextual"/>
+            </w:rPr>
+          </w:pPr>
+          <w:hyperlink w:anchor="_Toc232159026" w:history="1">
+            <w:r>
+              <w:rPr>
+                <w:rStyle w:val="Hyperlink"/>
+                <w:noProof/>
+              </w:rPr>
+              <w:t>15. Short Safety Summary</w:t>
+            </w:r>
+            <w:r>
+              <w:rPr>
+                <w:noProof/>
+                <w:webHidden/>
+              </w:rPr>
+              <w:tab/>
+            </w:r>
+            <w:r>
+              <w:rPr>
+                <w:noProof/>
+                <w:webHidden/>
+              </w:rPr>
+              <w:fldChar w:fldCharType="begin"/>
+            </w:r>
+            <w:r>
+              <w:rPr>
+                <w:noProof/>
+                <w:webHidden/>
+              </w:rPr>
+              <w:instrText xml:space="preserve"> PAGEREF _Toc232159026 \h </w:instrText>
+            </w:r>
+            <w:r>
+              <w:rPr>
+                <w:noProof/>
+                <w:webHidden/>
+              </w:rPr>
+            </w:r>
+            <w:r>
+              <w:rPr>
+                <w:noProof/>
+                <w:webHidden/>
+              </w:rPr>
+              <w:fldChar w:fldCharType="separate"/>
+            </w:r>
+            <w:r>
+              <w:rPr>
+                <w:noProof/>
+                <w:webHidden/>
+              </w:rPr>
+              <w:t>17</w:t>
             </w:r>
             <w:r>
               <w:rPr>
@@ -482,13 +1334,13 @@
               <w14:ligatures w14:val="standardContextual"/>
             </w:rPr>
           </w:pPr>
-          <w:hyperlink w:anchor="_Toc232079298" w:history="1">
+          <w:hyperlink w:anchor="_Toc232159027" w:history="1">
             <w:r>
               <w:rPr>
                 <w:rStyle w:val="Hyperlink"/>
                 <w:noProof/>
               </w:rPr>
-              <w:t>Adding a Sample</w:t>
+              <w:t>Optical Flow</w:t>
             </w:r>
             <w:r>
               <w:rPr>
@@ -509,7 +1361,7 @@
                 <w:noProof/>
                 <w:webHidden/>
               </w:rPr>
-              <w:instrText xml:space="preserve"> PAGEREF _Toc232079298 \h </w:instrText>
+              <w:instrText xml:space="preserve"> PAGEREF _Toc232159027 \h </w:instrText>
             </w:r>
             <w:r>
               <w:rPr>
@@ -529,149 +1381,7 @@
                 <w:noProof/>
                 <w:webHidden/>
               </w:rPr>
-              <w:t>6</w:t>
-            </w:r>
-            <w:r>
-              <w:rPr>
-                <w:noProof/>
-                <w:webHidden/>
-              </w:rPr>
-              <w:fldChar w:fldCharType="end"/>
-            </w:r>
-          </w:hyperlink>
-        </w:p>
-        <w:p>
-          <w:pPr>
-            <w:pStyle w:val="TOC2"/>
-            <w:tabs>
-              <w:tab w:val="right" w:leader="dot" w:pos="10790"/>
-            </w:tabs>
-            <w:rPr>
-              <w:noProof/>
-              <w:kern w:val="2"/>
-              <w:lang w:eastAsia="en-US"/>
-              <w14:ligatures w14:val="standardContextual"/>
-            </w:rPr>
-          </w:pPr>
-          <w:hyperlink w:anchor="_Toc232079299" w:history="1">
-            <w:r>
-              <w:rPr>
-                <w:rStyle w:val="Hyperlink"/>
-                <w:noProof/>
-              </w:rPr>
-              <w:t>Replacing Data</w:t>
-            </w:r>
-            <w:r>
-              <w:rPr>
-                <w:noProof/>
-                <w:webHidden/>
-              </w:rPr>
-              <w:tab/>
-            </w:r>
-            <w:r>
-              <w:rPr>
-                <w:noProof/>
-                <w:webHidden/>
-              </w:rPr>
-              <w:fldChar w:fldCharType="begin"/>
-            </w:r>
-            <w:r>
-              <w:rPr>
-                <w:noProof/>
-                <w:webHidden/>
-              </w:rPr>
-              <w:instrText xml:space="preserve"> PAGEREF _Toc232079299 \h </w:instrText>
-            </w:r>
-            <w:r>
-              <w:rPr>
-                <w:noProof/>
-                <w:webHidden/>
-              </w:rPr>
-            </w:r>
-            <w:r>
-              <w:rPr>
-                <w:noProof/>
-                <w:webHidden/>
-              </w:rPr>
-              <w:fldChar w:fldCharType="separate"/>
-            </w:r>
-            <w:r>
-              <w:rPr>
-                <w:noProof/>
-                <w:webHidden/>
-              </w:rPr>
-              <w:t>6</w:t>
-            </w:r>
-            <w:r>
-              <w:rPr>
-                <w:noProof/>
-                <w:webHidden/>
-              </w:rPr>
-              <w:fldChar w:fldCharType="end"/>
-            </w:r>
-          </w:hyperlink>
-        </w:p>
-        <w:p>
-          <w:pPr>
-            <w:pStyle w:val="TOC2"/>
-            <w:tabs>
-              <w:tab w:val="right" w:leader="dot" w:pos="10790"/>
-            </w:tabs>
-            <w:rPr>
-              <w:noProof/>
-              <w:kern w:val="2"/>
-              <w:lang w:eastAsia="en-US"/>
-              <w14:ligatures w14:val="standardContextual"/>
-            </w:rPr>
-          </w:pPr>
-          <w:hyperlink w:anchor="_Toc232079300" w:history="1">
-            <w:r>
-              <w:rPr>
-                <w:rStyle w:val="Hyperlink"/>
-                <w:noProof/>
-              </w:rPr>
-              <w:t>Deleting a Sample</w:t>
-            </w:r>
-            <w:r>
-              <w:rPr>
-                <w:noProof/>
-                <w:webHidden/>
-              </w:rPr>
-              <w:tab/>
-            </w:r>
-            <w:r>
-              <w:rPr>
-                <w:noProof/>
-                <w:webHidden/>
-              </w:rPr>
-              <w:fldChar w:fldCharType="begin"/>
-            </w:r>
-            <w:r>
-              <w:rPr>
-                <w:noProof/>
-                <w:webHidden/>
-              </w:rPr>
-              <w:instrText xml:space="preserve"> PAGEREF _Toc232079300 \h </w:instrText>
-            </w:r>
-            <w:r>
-              <w:rPr>
-                <w:noProof/>
-                <w:webHidden/>
-              </w:rPr>
-            </w:r>
-            <w:r>
-              <w:rPr>
-                <w:noProof/>
-                <w:webHidden/>
-              </w:rPr>
-              <w:fldChar w:fldCharType="separate"/>
-            </w:r>
-            <w:r>
-              <w:rPr>
-                <w:noProof/>
-                <w:webHidden/>
-              </w:rPr>
-              <w:t>7</w:t>
+              <w:t>17</w:t>
             </w:r>
             <w:r>
               <w:rPr>
@@ -695,13 +1405,13 @@
               <w14:ligatures w14:val="standardContextual"/>
             </w:rPr>
           </w:pPr>
-          <w:hyperlink w:anchor="_Toc232079301" w:history="1">
+          <w:hyperlink w:anchor="_Toc232159028" w:history="1">
             <w:r>
               <w:rPr>
                 <w:rStyle w:val="Hyperlink"/>
                 <w:noProof/>
               </w:rPr>
-              <w:t>4. App Interface Guide</w:t>
+              <w:t>B. Metric Analysis View</w:t>
             </w:r>
             <w:r>
               <w:rPr>
@@ -722,7 +1432,7 @@
                 <w:noProof/>
                 <w:webHidden/>
               </w:rPr>
-              <w:instrText xml:space="preserve"> PAGEREF _Toc232079301 \h </w:instrText>
+              <w:instrText xml:space="preserve"> PAGEREF _Toc232159028 \h </w:instrText>
             </w:r>
             <w:r>
               <w:rPr>
@@ -742,1711 +1452,7 @@
                 <w:noProof/>
                 <w:webHidden/>
               </w:rPr>
-              <w:t>7</w:t>
-            </w:r>
-            <w:r>
-              <w:rPr>
-                <w:noProof/>
-                <w:webHidden/>
-              </w:rPr>
-              <w:fldChar w:fldCharType="end"/>
-            </w:r>
-          </w:hyperlink>
-        </w:p>
-        <w:p>
-          <w:pPr>
-            <w:pStyle w:val="TOC1"/>
-            <w:tabs>
-              <w:tab w:val="right" w:leader="dot" w:pos="10790"/>
-            </w:tabs>
-            <w:rPr>
-              <w:noProof/>
-              <w:kern w:val="2"/>
-              <w:lang w:eastAsia="en-US"/>
-              <w14:ligatures w14:val="standardContextual"/>
-            </w:rPr>
-          </w:pPr>
-          <w:hyperlink w:anchor="_Toc232079302" w:history="1">
-            <w:r>
-              <w:rPr>
-                <w:rStyle w:val="Hyperlink"/>
-                <w:noProof/>
-              </w:rPr>
-              <w:t>5. Workspace and File Structure Guide</w:t>
-            </w:r>
-            <w:r>
-              <w:rPr>
-                <w:noProof/>
-                <w:webHidden/>
-              </w:rPr>
-              <w:tab/>
-            </w:r>
-            <w:r>
-              <w:rPr>
-                <w:noProof/>
-                <w:webHidden/>
-              </w:rPr>
-              <w:fldChar w:fldCharType="begin"/>
-            </w:r>
-            <w:r>
-              <w:rPr>
-                <w:noProof/>
-                <w:webHidden/>
-              </w:rPr>
-              <w:instrText xml:space="preserve"> PAGEREF _Toc232079302 \h </w:instrText>
-            </w:r>
-            <w:r>
-              <w:rPr>
-                <w:noProof/>
-                <w:webHidden/>
-              </w:rPr>
-            </w:r>
-            <w:r>
-              <w:rPr>
-                <w:noProof/>
-                <w:webHidden/>
-              </w:rPr>
-              <w:fldChar w:fldCharType="separate"/>
-            </w:r>
-            <w:r>
-              <w:rPr>
-                <w:noProof/>
-                <w:webHidden/>
-              </w:rPr>
-              <w:t>8</w:t>
-            </w:r>
-            <w:r>
-              <w:rPr>
-                <w:noProof/>
-                <w:webHidden/>
-              </w:rPr>
-              <w:fldChar w:fldCharType="end"/>
-            </w:r>
-          </w:hyperlink>
-        </w:p>
-        <w:p>
-          <w:pPr>
-            <w:pStyle w:val="TOC1"/>
-            <w:tabs>
-              <w:tab w:val="right" w:leader="dot" w:pos="10790"/>
-            </w:tabs>
-            <w:rPr>
-              <w:noProof/>
-              <w:kern w:val="2"/>
-              <w:lang w:eastAsia="en-US"/>
-              <w14:ligatures w14:val="standardContextual"/>
-            </w:rPr>
-          </w:pPr>
-          <w:hyperlink w:anchor="_Toc232079303" w:history="1">
-            <w:r>
-              <w:rPr>
-                <w:rStyle w:val="Hyperlink"/>
-                <w:noProof/>
-              </w:rPr>
-              <w:t>6. Data Import and Sample Management</w:t>
-            </w:r>
-            <w:r>
-              <w:rPr>
-                <w:noProof/>
-                <w:webHidden/>
-              </w:rPr>
-              <w:tab/>
-            </w:r>
-            <w:r>
-              <w:rPr>
-                <w:noProof/>
-                <w:webHidden/>
-              </w:rPr>
-              <w:fldChar w:fldCharType="begin"/>
-            </w:r>
-            <w:r>
-              <w:rPr>
-                <w:noProof/>
-                <w:webHidden/>
-              </w:rPr>
-              <w:instrText xml:space="preserve"> PAGEREF _Toc232079303 \h </w:instrText>
-            </w:r>
-            <w:r>
-              <w:rPr>
-                <w:noProof/>
-                <w:webHidden/>
-              </w:rPr>
-            </w:r>
-            <w:r>
-              <w:rPr>
-                <w:noProof/>
-                <w:webHidden/>
-              </w:rPr>
-              <w:fldChar w:fldCharType="separate"/>
-            </w:r>
-            <w:r>
-              <w:rPr>
-                <w:noProof/>
-                <w:webHidden/>
-              </w:rPr>
-              <w:t>10</w:t>
-            </w:r>
-            <w:r>
-              <w:rPr>
-                <w:noProof/>
-                <w:webHidden/>
-              </w:rPr>
-              <w:fldChar w:fldCharType="end"/>
-            </w:r>
-          </w:hyperlink>
-        </w:p>
-        <w:p>
-          <w:pPr>
-            <w:pStyle w:val="TOC2"/>
-            <w:tabs>
-              <w:tab w:val="right" w:leader="dot" w:pos="10790"/>
-            </w:tabs>
-            <w:rPr>
-              <w:noProof/>
-              <w:kern w:val="2"/>
-              <w:lang w:eastAsia="en-US"/>
-              <w14:ligatures w14:val="standardContextual"/>
-            </w:rPr>
-          </w:pPr>
-          <w:hyperlink w:anchor="_Toc232079304" w:history="1">
-            <w:r>
-              <w:rPr>
-                <w:rStyle w:val="Hyperlink"/>
-                <w:noProof/>
-              </w:rPr>
-              <w:t>Supported input</w:t>
-            </w:r>
-            <w:r>
-              <w:rPr>
-                <w:noProof/>
-                <w:webHidden/>
-              </w:rPr>
-              <w:tab/>
-            </w:r>
-            <w:r>
-              <w:rPr>
-                <w:noProof/>
-                <w:webHidden/>
-              </w:rPr>
-              <w:fldChar w:fldCharType="begin"/>
-            </w:r>
-            <w:r>
-              <w:rPr>
-                <w:noProof/>
-                <w:webHidden/>
-              </w:rPr>
-              <w:instrText xml:space="preserve"> PAGEREF _Toc232079304 \h </w:instrText>
-            </w:r>
-            <w:r>
-              <w:rPr>
-                <w:noProof/>
-                <w:webHidden/>
-              </w:rPr>
-            </w:r>
-            <w:r>
-              <w:rPr>
-                <w:noProof/>
-                <w:webHidden/>
-              </w:rPr>
-              <w:fldChar w:fldCharType="separate"/>
-            </w:r>
-            <w:r>
-              <w:rPr>
-                <w:noProof/>
-                <w:webHidden/>
-              </w:rPr>
-              <w:t>10</w:t>
-            </w:r>
-            <w:r>
-              <w:rPr>
-                <w:noProof/>
-                <w:webHidden/>
-              </w:rPr>
-              <w:fldChar w:fldCharType="end"/>
-            </w:r>
-          </w:hyperlink>
-        </w:p>
-        <w:p>
-          <w:pPr>
-            <w:pStyle w:val="TOC2"/>
-            <w:tabs>
-              <w:tab w:val="right" w:leader="dot" w:pos="10790"/>
-            </w:tabs>
-            <w:rPr>
-              <w:noProof/>
-              <w:kern w:val="2"/>
-              <w:lang w:eastAsia="en-US"/>
-              <w14:ligatures w14:val="standardContextual"/>
-            </w:rPr>
-          </w:pPr>
-          <w:hyperlink w:anchor="_Toc232079305" w:history="1">
-            <w:r>
-              <w:rPr>
-                <w:rStyle w:val="Hyperlink"/>
-                <w:noProof/>
-              </w:rPr>
-              <w:t>Sample meaning</w:t>
-            </w:r>
-            <w:r>
-              <w:rPr>
-                <w:noProof/>
-                <w:webHidden/>
-              </w:rPr>
-              <w:tab/>
-            </w:r>
-            <w:r>
-              <w:rPr>
-                <w:noProof/>
-                <w:webHidden/>
-              </w:rPr>
-              <w:fldChar w:fldCharType="begin"/>
-            </w:r>
-            <w:r>
-              <w:rPr>
-                <w:noProof/>
-                <w:webHidden/>
-              </w:rPr>
-              <w:instrText xml:space="preserve"> PAGEREF _Toc232079305 \h </w:instrText>
-            </w:r>
-            <w:r>
-              <w:rPr>
-                <w:noProof/>
-                <w:webHidden/>
-              </w:rPr>
-            </w:r>
-            <w:r>
-              <w:rPr>
-                <w:noProof/>
-                <w:webHidden/>
-              </w:rPr>
-              <w:fldChar w:fldCharType="separate"/>
-            </w:r>
-            <w:r>
-              <w:rPr>
-                <w:noProof/>
-                <w:webHidden/>
-              </w:rPr>
-              <w:t>10</w:t>
-            </w:r>
-            <w:r>
-              <w:rPr>
-                <w:noProof/>
-                <w:webHidden/>
-              </w:rPr>
-              <w:fldChar w:fldCharType="end"/>
-            </w:r>
-          </w:hyperlink>
-        </w:p>
-        <w:p>
-          <w:pPr>
-            <w:pStyle w:val="TOC2"/>
-            <w:tabs>
-              <w:tab w:val="right" w:leader="dot" w:pos="10790"/>
-            </w:tabs>
-            <w:rPr>
-              <w:noProof/>
-              <w:kern w:val="2"/>
-              <w:lang w:eastAsia="en-US"/>
-              <w14:ligatures w14:val="standardContextual"/>
-            </w:rPr>
-          </w:pPr>
-          <w:hyperlink w:anchor="_Toc232079306" w:history="1">
-            <w:r>
-              <w:rPr>
-                <w:rStyle w:val="Hyperlink"/>
-                <w:noProof/>
-              </w:rPr>
-              <w:t>Rename, delete, and replace</w:t>
-            </w:r>
-            <w:r>
-              <w:rPr>
-                <w:noProof/>
-                <w:webHidden/>
-              </w:rPr>
-              <w:tab/>
-            </w:r>
-            <w:r>
-              <w:rPr>
-                <w:noProof/>
-                <w:webHidden/>
-              </w:rPr>
-              <w:fldChar w:fldCharType="begin"/>
-            </w:r>
-            <w:r>
-              <w:rPr>
-                <w:noProof/>
-                <w:webHidden/>
-              </w:rPr>
-              <w:instrText xml:space="preserve"> PAGEREF _Toc232079306 \h </w:instrText>
-            </w:r>
-            <w:r>
-              <w:rPr>
-                <w:noProof/>
-                <w:webHidden/>
-              </w:rPr>
-            </w:r>
-            <w:r>
-              <w:rPr>
-                <w:noProof/>
-                <w:webHidden/>
-              </w:rPr>
-              <w:fldChar w:fldCharType="separate"/>
-            </w:r>
-            <w:r>
-              <w:rPr>
-                <w:noProof/>
-                <w:webHidden/>
-              </w:rPr>
-              <w:t>11</w:t>
-            </w:r>
-            <w:r>
-              <w:rPr>
-                <w:noProof/>
-                <w:webHidden/>
-              </w:rPr>
-              <w:fldChar w:fldCharType="end"/>
-            </w:r>
-          </w:hyperlink>
-        </w:p>
-        <w:p>
-          <w:pPr>
-            <w:pStyle w:val="TOC1"/>
-            <w:tabs>
-              <w:tab w:val="right" w:leader="dot" w:pos="10790"/>
-            </w:tabs>
-            <w:rPr>
-              <w:noProof/>
-              <w:kern w:val="2"/>
-              <w:lang w:eastAsia="en-US"/>
-              <w14:ligatures w14:val="standardContextual"/>
-            </w:rPr>
-          </w:pPr>
-          <w:hyperlink w:anchor="_Toc232079307" w:history="1">
-            <w:r>
-              <w:rPr>
-                <w:rStyle w:val="Hyperlink"/>
-                <w:noProof/>
-              </w:rPr>
-              <w:t>7. ROI and Orientation</w:t>
-            </w:r>
-            <w:r>
-              <w:rPr>
-                <w:noProof/>
-                <w:webHidden/>
-              </w:rPr>
-              <w:tab/>
-            </w:r>
-            <w:r>
-              <w:rPr>
-                <w:noProof/>
-                <w:webHidden/>
-              </w:rPr>
-              <w:fldChar w:fldCharType="begin"/>
-            </w:r>
-            <w:r>
-              <w:rPr>
-                <w:noProof/>
-                <w:webHidden/>
-              </w:rPr>
-              <w:instrText xml:space="preserve"> PAGEREF _Toc232079307 \h </w:instrText>
-            </w:r>
-            <w:r>
-              <w:rPr>
-                <w:noProof/>
-                <w:webHidden/>
-              </w:rPr>
-            </w:r>
-            <w:r>
-              <w:rPr>
-                <w:noProof/>
-                <w:webHidden/>
-              </w:rPr>
-              <w:fldChar w:fldCharType="separate"/>
-            </w:r>
-            <w:r>
-              <w:rPr>
-                <w:noProof/>
-                <w:webHidden/>
-              </w:rPr>
-              <w:t>11</w:t>
-            </w:r>
-            <w:r>
-              <w:rPr>
-                <w:noProof/>
-                <w:webHidden/>
-              </w:rPr>
-              <w:fldChar w:fldCharType="end"/>
-            </w:r>
-          </w:hyperlink>
-        </w:p>
-        <w:p>
-          <w:pPr>
-            <w:pStyle w:val="TOC2"/>
-            <w:tabs>
-              <w:tab w:val="right" w:leader="dot" w:pos="10790"/>
-            </w:tabs>
-            <w:rPr>
-              <w:noProof/>
-              <w:kern w:val="2"/>
-              <w:lang w:eastAsia="en-US"/>
-              <w14:ligatures w14:val="standardContextual"/>
-            </w:rPr>
-          </w:pPr>
-          <w:hyperlink w:anchor="_Toc232079308" w:history="1">
-            <w:r>
-              <w:rPr>
-                <w:rStyle w:val="Hyperlink"/>
-                <w:noProof/>
-              </w:rPr>
-              <w:t>Why orientation matters</w:t>
-            </w:r>
-            <w:r>
-              <w:rPr>
-                <w:noProof/>
-                <w:webHidden/>
-              </w:rPr>
-              <w:tab/>
-            </w:r>
-            <w:r>
-              <w:rPr>
-                <w:noProof/>
-                <w:webHidden/>
-              </w:rPr>
-              <w:fldChar w:fldCharType="begin"/>
-            </w:r>
-            <w:r>
-              <w:rPr>
-                <w:noProof/>
-                <w:webHidden/>
-              </w:rPr>
-              <w:instrText xml:space="preserve"> PAGEREF _Toc232079308 \h </w:instrText>
-            </w:r>
-            <w:r>
-              <w:rPr>
-                <w:noProof/>
-                <w:webHidden/>
-              </w:rPr>
-            </w:r>
-            <w:r>
-              <w:rPr>
-                <w:noProof/>
-                <w:webHidden/>
-              </w:rPr>
-              <w:fldChar w:fldCharType="separate"/>
-            </w:r>
-            <w:r>
-              <w:rPr>
-                <w:noProof/>
-                <w:webHidden/>
-              </w:rPr>
-              <w:t>11</w:t>
-            </w:r>
-            <w:r>
-              <w:rPr>
-                <w:noProof/>
-                <w:webHidden/>
-              </w:rPr>
-              <w:fldChar w:fldCharType="end"/>
-            </w:r>
-          </w:hyperlink>
-        </w:p>
-        <w:p>
-          <w:pPr>
-            <w:pStyle w:val="TOC2"/>
-            <w:tabs>
-              <w:tab w:val="right" w:leader="dot" w:pos="10790"/>
-            </w:tabs>
-            <w:rPr>
-              <w:noProof/>
-              <w:kern w:val="2"/>
-              <w:lang w:eastAsia="en-US"/>
-              <w14:ligatures w14:val="standardContextual"/>
-            </w:rPr>
-          </w:pPr>
-          <w:hyperlink w:anchor="_Toc232079309" w:history="1">
-            <w:r>
-              <w:rPr>
-                <w:rStyle w:val="Hyperlink"/>
-                <w:noProof/>
-              </w:rPr>
-              <w:t>ROI autosave</w:t>
-            </w:r>
-            <w:r>
-              <w:rPr>
-                <w:noProof/>
-                <w:webHidden/>
-              </w:rPr>
-              <w:tab/>
-            </w:r>
-            <w:r>
-              <w:rPr>
-                <w:noProof/>
-                <w:webHidden/>
-              </w:rPr>
-              <w:fldChar w:fldCharType="begin"/>
-            </w:r>
-            <w:r>
-              <w:rPr>
-                <w:noProof/>
-                <w:webHidden/>
-              </w:rPr>
-              <w:instrText xml:space="preserve"> PAGEREF _Toc232079309 \h </w:instrText>
-            </w:r>
-            <w:r>
-              <w:rPr>
-                <w:noProof/>
-                <w:webHidden/>
-              </w:rPr>
-            </w:r>
-            <w:r>
-              <w:rPr>
-                <w:noProof/>
-                <w:webHidden/>
-              </w:rPr>
-              <w:fldChar w:fldCharType="separate"/>
-            </w:r>
-            <w:r>
-              <w:rPr>
-                <w:noProof/>
-                <w:webHidden/>
-              </w:rPr>
-              <w:t>11</w:t>
-            </w:r>
-            <w:r>
-              <w:rPr>
-                <w:noProof/>
-                <w:webHidden/>
-              </w:rPr>
-              <w:fldChar w:fldCharType="end"/>
-            </w:r>
-          </w:hyperlink>
-        </w:p>
-        <w:p>
-          <w:pPr>
-            <w:pStyle w:val="TOC2"/>
-            <w:tabs>
-              <w:tab w:val="right" w:leader="dot" w:pos="10790"/>
-            </w:tabs>
-            <w:rPr>
-              <w:noProof/>
-              <w:kern w:val="2"/>
-              <w:lang w:eastAsia="en-US"/>
-              <w14:ligatures w14:val="standardContextual"/>
-            </w:rPr>
-          </w:pPr>
-          <w:hyperlink w:anchor="_Toc232079310" w:history="1">
-            <w:r>
-              <w:rPr>
-                <w:rStyle w:val="Hyperlink"/>
-                <w:noProof/>
-              </w:rPr>
-              <w:t>How to verify the ROI</w:t>
-            </w:r>
-            <w:r>
-              <w:rPr>
-                <w:noProof/>
-                <w:webHidden/>
-              </w:rPr>
-              <w:tab/>
-            </w:r>
-            <w:r>
-              <w:rPr>
-                <w:noProof/>
-                <w:webHidden/>
-              </w:rPr>
-              <w:fldChar w:fldCharType="begin"/>
-            </w:r>
-            <w:r>
-              <w:rPr>
-                <w:noProof/>
-                <w:webHidden/>
-              </w:rPr>
-              <w:instrText xml:space="preserve"> PAGEREF _Toc232079310 \h </w:instrText>
-            </w:r>
-            <w:r>
-              <w:rPr>
-                <w:noProof/>
-                <w:webHidden/>
-              </w:rPr>
-            </w:r>
-            <w:r>
-              <w:rPr>
-                <w:noProof/>
-                <w:webHidden/>
-              </w:rPr>
-              <w:fldChar w:fldCharType="separate"/>
-            </w:r>
-            <w:r>
-              <w:rPr>
-                <w:noProof/>
-                <w:webHidden/>
-              </w:rPr>
-              <w:t>11</w:t>
-            </w:r>
-            <w:r>
-              <w:rPr>
-                <w:noProof/>
-                <w:webHidden/>
-              </w:rPr>
-              <w:fldChar w:fldCharType="end"/>
-            </w:r>
-          </w:hyperlink>
-        </w:p>
-        <w:p>
-          <w:pPr>
-            <w:pStyle w:val="TOC1"/>
-            <w:tabs>
-              <w:tab w:val="right" w:leader="dot" w:pos="10790"/>
-            </w:tabs>
-            <w:rPr>
-              <w:noProof/>
-              <w:kern w:val="2"/>
-              <w:lang w:eastAsia="en-US"/>
-              <w14:ligatures w14:val="standardContextual"/>
-            </w:rPr>
-          </w:pPr>
-          <w:hyperlink w:anchor="_Toc232079311" w:history="1">
-            <w:r>
-              <w:rPr>
-                <w:rStyle w:val="Hyperlink"/>
-                <w:noProof/>
-              </w:rPr>
-              <w:t>8. Cropped ROI Preview</w:t>
-            </w:r>
-            <w:r>
-              <w:rPr>
-                <w:noProof/>
-                <w:webHidden/>
-              </w:rPr>
-              <w:tab/>
-            </w:r>
-            <w:r>
-              <w:rPr>
-                <w:noProof/>
-                <w:webHidden/>
-              </w:rPr>
-              <w:fldChar w:fldCharType="begin"/>
-            </w:r>
-            <w:r>
-              <w:rPr>
-                <w:noProof/>
-                <w:webHidden/>
-              </w:rPr>
-              <w:instrText xml:space="preserve"> PAGEREF _Toc232079311 \h </w:instrText>
-            </w:r>
-            <w:r>
-              <w:rPr>
-                <w:noProof/>
-                <w:webHidden/>
-              </w:rPr>
-            </w:r>
-            <w:r>
-              <w:rPr>
-                <w:noProof/>
-                <w:webHidden/>
-              </w:rPr>
-              <w:fldChar w:fldCharType="separate"/>
-            </w:r>
-            <w:r>
-              <w:rPr>
-                <w:noProof/>
-                <w:webHidden/>
-              </w:rPr>
-              <w:t>12</w:t>
-            </w:r>
-            <w:r>
-              <w:rPr>
-                <w:noProof/>
-                <w:webHidden/>
-              </w:rPr>
-              <w:fldChar w:fldCharType="end"/>
-            </w:r>
-          </w:hyperlink>
-        </w:p>
-        <w:p>
-          <w:pPr>
-            <w:pStyle w:val="TOC2"/>
-            <w:tabs>
-              <w:tab w:val="right" w:leader="dot" w:pos="10790"/>
-            </w:tabs>
-            <w:rPr>
-              <w:noProof/>
-              <w:kern w:val="2"/>
-              <w:lang w:eastAsia="en-US"/>
-              <w14:ligatures w14:val="standardContextual"/>
-            </w:rPr>
-          </w:pPr>
-          <w:hyperlink w:anchor="_Toc232079312" w:history="1">
-            <w:r>
-              <w:rPr>
-                <w:rStyle w:val="Hyperlink"/>
-                <w:noProof/>
-              </w:rPr>
-              <w:t>Controls</w:t>
-            </w:r>
-            <w:r>
-              <w:rPr>
-                <w:noProof/>
-                <w:webHidden/>
-              </w:rPr>
-              <w:tab/>
-            </w:r>
-            <w:r>
-              <w:rPr>
-                <w:noProof/>
-                <w:webHidden/>
-              </w:rPr>
-              <w:fldChar w:fldCharType="begin"/>
-            </w:r>
-            <w:r>
-              <w:rPr>
-                <w:noProof/>
-                <w:webHidden/>
-              </w:rPr>
-              <w:instrText xml:space="preserve"> PAGEREF _Toc232079312 \h </w:instrText>
-            </w:r>
-            <w:r>
-              <w:rPr>
-                <w:noProof/>
-                <w:webHidden/>
-              </w:rPr>
-            </w:r>
-            <w:r>
-              <w:rPr>
-                <w:noProof/>
-                <w:webHidden/>
-              </w:rPr>
-              <w:fldChar w:fldCharType="separate"/>
-            </w:r>
-            <w:r>
-              <w:rPr>
-                <w:noProof/>
-                <w:webHidden/>
-              </w:rPr>
-              <w:t>12</w:t>
-            </w:r>
-            <w:r>
-              <w:rPr>
-                <w:noProof/>
-                <w:webHidden/>
-              </w:rPr>
-              <w:fldChar w:fldCharType="end"/>
-            </w:r>
-          </w:hyperlink>
-        </w:p>
-        <w:p>
-          <w:pPr>
-            <w:pStyle w:val="TOC2"/>
-            <w:tabs>
-              <w:tab w:val="right" w:leader="dot" w:pos="10790"/>
-            </w:tabs>
-            <w:rPr>
-              <w:noProof/>
-              <w:kern w:val="2"/>
-              <w:lang w:eastAsia="en-US"/>
-              <w14:ligatures w14:val="standardContextual"/>
-            </w:rPr>
-          </w:pPr>
-          <w:hyperlink w:anchor="_Toc232079313" w:history="1">
-            <w:r>
-              <w:rPr>
-                <w:rStyle w:val="Hyperlink"/>
-                <w:noProof/>
-              </w:rPr>
-              <w:t>Advanced Tracking Settings</w:t>
-            </w:r>
-            <w:r>
-              <w:rPr>
-                <w:noProof/>
-                <w:webHidden/>
-              </w:rPr>
-              <w:tab/>
-            </w:r>
-            <w:r>
-              <w:rPr>
-                <w:noProof/>
-                <w:webHidden/>
-              </w:rPr>
-              <w:fldChar w:fldCharType="begin"/>
-            </w:r>
-            <w:r>
-              <w:rPr>
-                <w:noProof/>
-                <w:webHidden/>
-              </w:rPr>
-              <w:instrText xml:space="preserve"> PAGEREF _Toc232079313 \h </w:instrText>
-            </w:r>
-            <w:r>
-              <w:rPr>
-                <w:noProof/>
-                <w:webHidden/>
-              </w:rPr>
-            </w:r>
-            <w:r>
-              <w:rPr>
-                <w:noProof/>
-                <w:webHidden/>
-              </w:rPr>
-              <w:fldChar w:fldCharType="separate"/>
-            </w:r>
-            <w:r>
-              <w:rPr>
-                <w:noProof/>
-                <w:webHidden/>
-              </w:rPr>
-              <w:t>13</w:t>
-            </w:r>
-            <w:r>
-              <w:rPr>
-                <w:noProof/>
-                <w:webHidden/>
-              </w:rPr>
-              <w:fldChar w:fldCharType="end"/>
-            </w:r>
-          </w:hyperlink>
-        </w:p>
-        <w:p>
-          <w:pPr>
-            <w:pStyle w:val="TOC1"/>
-            <w:tabs>
-              <w:tab w:val="right" w:leader="dot" w:pos="10790"/>
-            </w:tabs>
-            <w:rPr>
-              <w:noProof/>
-              <w:kern w:val="2"/>
-              <w:lang w:eastAsia="en-US"/>
-              <w14:ligatures w14:val="standardContextual"/>
-            </w:rPr>
-          </w:pPr>
-          <w:hyperlink w:anchor="_Toc232079314" w:history="1">
-            <w:r>
-              <w:rPr>
-                <w:rStyle w:val="Hyperlink"/>
-                <w:noProof/>
-              </w:rPr>
-              <w:t>9. Tracking / Motion Index</w:t>
-            </w:r>
-            <w:r>
-              <w:rPr>
-                <w:noProof/>
-                <w:webHidden/>
-              </w:rPr>
-              <w:tab/>
-            </w:r>
-            <w:r>
-              <w:rPr>
-                <w:noProof/>
-                <w:webHidden/>
-              </w:rPr>
-              <w:fldChar w:fldCharType="begin"/>
-            </w:r>
-            <w:r>
-              <w:rPr>
-                <w:noProof/>
-                <w:webHidden/>
-              </w:rPr>
-              <w:instrText xml:space="preserve"> PAGEREF _Toc232079314 \h </w:instrText>
-            </w:r>
-            <w:r>
-              <w:rPr>
-                <w:noProof/>
-                <w:webHidden/>
-              </w:rPr>
-            </w:r>
-            <w:r>
-              <w:rPr>
-                <w:noProof/>
-                <w:webHidden/>
-              </w:rPr>
-              <w:fldChar w:fldCharType="separate"/>
-            </w:r>
-            <w:r>
-              <w:rPr>
-                <w:noProof/>
-                <w:webHidden/>
-              </w:rPr>
-              <w:t>13</w:t>
-            </w:r>
-            <w:r>
-              <w:rPr>
-                <w:noProof/>
-                <w:webHidden/>
-              </w:rPr>
-              <w:fldChar w:fldCharType="end"/>
-            </w:r>
-          </w:hyperlink>
-        </w:p>
-        <w:p>
-          <w:pPr>
-            <w:pStyle w:val="TOC2"/>
-            <w:tabs>
-              <w:tab w:val="right" w:leader="dot" w:pos="10790"/>
-            </w:tabs>
-            <w:rPr>
-              <w:noProof/>
-              <w:kern w:val="2"/>
-              <w:lang w:eastAsia="en-US"/>
-              <w14:ligatures w14:val="standardContextual"/>
-            </w:rPr>
-          </w:pPr>
-          <w:hyperlink w:anchor="_Toc232079315" w:history="1">
-            <w:r>
-              <w:rPr>
-                <w:rStyle w:val="Hyperlink"/>
-                <w:noProof/>
-              </w:rPr>
-              <w:t>How to interpret the values</w:t>
-            </w:r>
-            <w:r>
-              <w:rPr>
-                <w:noProof/>
-                <w:webHidden/>
-              </w:rPr>
-              <w:tab/>
-            </w:r>
-            <w:r>
-              <w:rPr>
-                <w:noProof/>
-                <w:webHidden/>
-              </w:rPr>
-              <w:fldChar w:fldCharType="begin"/>
-            </w:r>
-            <w:r>
-              <w:rPr>
-                <w:noProof/>
-                <w:webHidden/>
-              </w:rPr>
-              <w:instrText xml:space="preserve"> PAGEREF _Toc232079315 \h </w:instrText>
-            </w:r>
-            <w:r>
-              <w:rPr>
-                <w:noProof/>
-                <w:webHidden/>
-              </w:rPr>
-            </w:r>
-            <w:r>
-              <w:rPr>
-                <w:noProof/>
-                <w:webHidden/>
-              </w:rPr>
-              <w:fldChar w:fldCharType="separate"/>
-            </w:r>
-            <w:r>
-              <w:rPr>
-                <w:noProof/>
-                <w:webHidden/>
-              </w:rPr>
-              <w:t>13</w:t>
-            </w:r>
-            <w:r>
-              <w:rPr>
-                <w:noProof/>
-                <w:webHidden/>
-              </w:rPr>
-              <w:fldChar w:fldCharType="end"/>
-            </w:r>
-          </w:hyperlink>
-        </w:p>
-        <w:p>
-          <w:pPr>
-            <w:pStyle w:val="TOC2"/>
-            <w:tabs>
-              <w:tab w:val="right" w:leader="dot" w:pos="10790"/>
-            </w:tabs>
-            <w:rPr>
-              <w:noProof/>
-              <w:kern w:val="2"/>
-              <w:lang w:eastAsia="en-US"/>
-              <w14:ligatures w14:val="standardContextual"/>
-            </w:rPr>
-          </w:pPr>
-          <w:hyperlink w:anchor="_Toc232079316" w:history="1">
-            <w:r>
-              <w:rPr>
-                <w:rStyle w:val="Hyperlink"/>
-                <w:noProof/>
-              </w:rPr>
-              <w:t>Default tracking settings</w:t>
-            </w:r>
-            <w:r>
-              <w:rPr>
-                <w:noProof/>
-                <w:webHidden/>
-              </w:rPr>
-              <w:tab/>
-            </w:r>
-            <w:r>
-              <w:rPr>
-                <w:noProof/>
-                <w:webHidden/>
-              </w:rPr>
-              <w:fldChar w:fldCharType="begin"/>
-            </w:r>
-            <w:r>
-              <w:rPr>
-                <w:noProof/>
-                <w:webHidden/>
-              </w:rPr>
-              <w:instrText xml:space="preserve"> PAGEREF _Toc232079316 \h </w:instrText>
-            </w:r>
-            <w:r>
-              <w:rPr>
-                <w:noProof/>
-                <w:webHidden/>
-              </w:rPr>
-            </w:r>
-            <w:r>
-              <w:rPr>
-                <w:noProof/>
-                <w:webHidden/>
-              </w:rPr>
-              <w:fldChar w:fldCharType="separate"/>
-            </w:r>
-            <w:r>
-              <w:rPr>
-                <w:noProof/>
-                <w:webHidden/>
-              </w:rPr>
-              <w:t>13</w:t>
-            </w:r>
-            <w:r>
-              <w:rPr>
-                <w:noProof/>
-                <w:webHidden/>
-              </w:rPr>
-              <w:fldChar w:fldCharType="end"/>
-            </w:r>
-          </w:hyperlink>
-        </w:p>
-        <w:p>
-          <w:pPr>
-            <w:pStyle w:val="TOC1"/>
-            <w:tabs>
-              <w:tab w:val="right" w:leader="dot" w:pos="10790"/>
-            </w:tabs>
-            <w:rPr>
-              <w:noProof/>
-              <w:kern w:val="2"/>
-              <w:lang w:eastAsia="en-US"/>
-              <w14:ligatures w14:val="standardContextual"/>
-            </w:rPr>
-          </w:pPr>
-          <w:hyperlink w:anchor="_Toc232079317" w:history="1">
-            <w:r>
-              <w:rPr>
-                <w:rStyle w:val="Hyperlink"/>
-                <w:noProof/>
-              </w:rPr>
-              <w:t>10. Analysis Section</w:t>
-            </w:r>
-            <w:r>
-              <w:rPr>
-                <w:noProof/>
-                <w:webHidden/>
-              </w:rPr>
-              <w:tab/>
-            </w:r>
-            <w:r>
-              <w:rPr>
-                <w:noProof/>
-                <w:webHidden/>
-              </w:rPr>
-              <w:fldChar w:fldCharType="begin"/>
-            </w:r>
-            <w:r>
-              <w:rPr>
-                <w:noProof/>
-                <w:webHidden/>
-              </w:rPr>
-              <w:instrText xml:space="preserve"> PAGEREF _Toc232079317 \h </w:instrText>
-            </w:r>
-            <w:r>
-              <w:rPr>
-                <w:noProof/>
-                <w:webHidden/>
-              </w:rPr>
-            </w:r>
-            <w:r>
-              <w:rPr>
-                <w:noProof/>
-                <w:webHidden/>
-              </w:rPr>
-              <w:fldChar w:fldCharType="separate"/>
-            </w:r>
-            <w:r>
-              <w:rPr>
-                <w:noProof/>
-                <w:webHidden/>
-              </w:rPr>
-              <w:t>14</w:t>
-            </w:r>
-            <w:r>
-              <w:rPr>
-                <w:noProof/>
-                <w:webHidden/>
-              </w:rPr>
-              <w:fldChar w:fldCharType="end"/>
-            </w:r>
-          </w:hyperlink>
-        </w:p>
-        <w:p>
-          <w:pPr>
-            <w:pStyle w:val="TOC1"/>
-            <w:tabs>
-              <w:tab w:val="right" w:leader="dot" w:pos="10790"/>
-            </w:tabs>
-            <w:rPr>
-              <w:noProof/>
-              <w:kern w:val="2"/>
-              <w:lang w:eastAsia="en-US"/>
-              <w14:ligatures w14:val="standardContextual"/>
-            </w:rPr>
-          </w:pPr>
-          <w:hyperlink w:anchor="_Toc232079318" w:history="1">
-            <w:r>
-              <w:rPr>
-                <w:rStyle w:val="Hyperlink"/>
-                <w:noProof/>
-              </w:rPr>
-              <w:t>11. Suggested Quality Control Practices</w:t>
-            </w:r>
-            <w:r>
-              <w:rPr>
-                <w:noProof/>
-                <w:webHidden/>
-              </w:rPr>
-              <w:tab/>
-            </w:r>
-            <w:r>
-              <w:rPr>
-                <w:noProof/>
-                <w:webHidden/>
-              </w:rPr>
-              <w:fldChar w:fldCharType="begin"/>
-            </w:r>
-            <w:r>
-              <w:rPr>
-                <w:noProof/>
-                <w:webHidden/>
-              </w:rPr>
-              <w:instrText xml:space="preserve"> PAGEREF _Toc232079318 \h </w:instrText>
-            </w:r>
-            <w:r>
-              <w:rPr>
-                <w:noProof/>
-                <w:webHidden/>
-              </w:rPr>
-            </w:r>
-            <w:r>
-              <w:rPr>
-                <w:noProof/>
-                <w:webHidden/>
-              </w:rPr>
-              <w:fldChar w:fldCharType="separate"/>
-            </w:r>
-            <w:r>
-              <w:rPr>
-                <w:noProof/>
-                <w:webHidden/>
-              </w:rPr>
-              <w:t>15</w:t>
-            </w:r>
-            <w:r>
-              <w:rPr>
-                <w:noProof/>
-                <w:webHidden/>
-              </w:rPr>
-              <w:fldChar w:fldCharType="end"/>
-            </w:r>
-          </w:hyperlink>
-        </w:p>
-        <w:p>
-          <w:pPr>
-            <w:pStyle w:val="TOC1"/>
-            <w:tabs>
-              <w:tab w:val="right" w:leader="dot" w:pos="10790"/>
-            </w:tabs>
-            <w:rPr>
-              <w:noProof/>
-              <w:kern w:val="2"/>
-              <w:lang w:eastAsia="en-US"/>
-              <w14:ligatures w14:val="standardContextual"/>
-            </w:rPr>
-          </w:pPr>
-          <w:hyperlink w:anchor="_Toc232079319" w:history="1">
-            <w:r>
-              <w:rPr>
-                <w:rStyle w:val="Hyperlink"/>
-                <w:noProof/>
-              </w:rPr>
-              <w:t>12. Troubleshooting</w:t>
-            </w:r>
-            <w:r>
-              <w:rPr>
-                <w:noProof/>
-                <w:webHidden/>
-              </w:rPr>
-              <w:tab/>
-            </w:r>
-            <w:r>
-              <w:rPr>
-                <w:noProof/>
-                <w:webHidden/>
-              </w:rPr>
-              <w:fldChar w:fldCharType="begin"/>
-            </w:r>
-            <w:r>
-              <w:rPr>
-                <w:noProof/>
-                <w:webHidden/>
-              </w:rPr>
-              <w:instrText xml:space="preserve"> PAGEREF _Toc232079319 \h </w:instrText>
-            </w:r>
-            <w:r>
-              <w:rPr>
-                <w:noProof/>
-                <w:webHidden/>
-              </w:rPr>
-            </w:r>
-            <w:r>
-              <w:rPr>
-                <w:noProof/>
-                <w:webHidden/>
-              </w:rPr>
-              <w:fldChar w:fldCharType="separate"/>
-            </w:r>
-            <w:r>
-              <w:rPr>
-                <w:noProof/>
-                <w:webHidden/>
-              </w:rPr>
-              <w:t>15</w:t>
-            </w:r>
-            <w:r>
-              <w:rPr>
-                <w:noProof/>
-                <w:webHidden/>
-              </w:rPr>
-              <w:fldChar w:fldCharType="end"/>
-            </w:r>
-          </w:hyperlink>
-        </w:p>
-        <w:p>
-          <w:pPr>
-            <w:pStyle w:val="TOC1"/>
-            <w:tabs>
-              <w:tab w:val="right" w:leader="dot" w:pos="10790"/>
-            </w:tabs>
-            <w:rPr>
-              <w:noProof/>
-              <w:kern w:val="2"/>
-              <w:lang w:eastAsia="en-US"/>
-              <w14:ligatures w14:val="standardContextual"/>
-            </w:rPr>
-          </w:pPr>
-          <w:hyperlink w:anchor="_Toc232079320" w:history="1">
-            <w:r>
-              <w:rPr>
-                <w:rStyle w:val="Hyperlink"/>
-                <w:noProof/>
-              </w:rPr>
-              <w:t>13. Limitations and Future Work</w:t>
-            </w:r>
-            <w:r>
-              <w:rPr>
-                <w:noProof/>
-                <w:webHidden/>
-              </w:rPr>
-              <w:tab/>
-            </w:r>
-            <w:r>
-              <w:rPr>
-                <w:noProof/>
-                <w:webHidden/>
-              </w:rPr>
-              <w:fldChar w:fldCharType="begin"/>
-            </w:r>
-            <w:r>
-              <w:rPr>
-                <w:noProof/>
-                <w:webHidden/>
-              </w:rPr>
-              <w:instrText xml:space="preserve"> PAGEREF _Toc232079320 \h </w:instrText>
-            </w:r>
-            <w:r>
-              <w:rPr>
-                <w:noProof/>
-                <w:webHidden/>
-              </w:rPr>
-            </w:r>
-            <w:r>
-              <w:rPr>
-                <w:noProof/>
-                <w:webHidden/>
-              </w:rPr>
-              <w:fldChar w:fldCharType="separate"/>
-            </w:r>
-            <w:r>
-              <w:rPr>
-                <w:noProof/>
-                <w:webHidden/>
-              </w:rPr>
-              <w:t>16</w:t>
-            </w:r>
-            <w:r>
-              <w:rPr>
-                <w:noProof/>
-                <w:webHidden/>
-              </w:rPr>
-              <w:fldChar w:fldCharType="end"/>
-            </w:r>
-          </w:hyperlink>
-        </w:p>
-        <w:p>
-          <w:pPr>
-            <w:pStyle w:val="TOC1"/>
-            <w:tabs>
-              <w:tab w:val="right" w:leader="dot" w:pos="10790"/>
-            </w:tabs>
-            <w:rPr>
-              <w:noProof/>
-              <w:kern w:val="2"/>
-              <w:lang w:eastAsia="en-US"/>
-              <w14:ligatures w14:val="standardContextual"/>
-            </w:rPr>
-          </w:pPr>
-          <w:hyperlink w:anchor="_Toc232079321" w:history="1">
-            <w:r>
-              <w:rPr>
-                <w:rStyle w:val="Hyperlink"/>
-                <w:noProof/>
-              </w:rPr>
-              <w:t>14. Appendix</w:t>
-            </w:r>
-            <w:r>
-              <w:rPr>
-                <w:noProof/>
-                <w:webHidden/>
-              </w:rPr>
-              <w:tab/>
-            </w:r>
-            <w:r>
-              <w:rPr>
-                <w:noProof/>
-                <w:webHidden/>
-              </w:rPr>
-              <w:fldChar w:fldCharType="begin"/>
-            </w:r>
-            <w:r>
-              <w:rPr>
-                <w:noProof/>
-                <w:webHidden/>
-              </w:rPr>
-              <w:instrText xml:space="preserve"> PAGEREF _Toc232079321 \h </w:instrText>
-            </w:r>
-            <w:r>
-              <w:rPr>
-                <w:noProof/>
-                <w:webHidden/>
-              </w:rPr>
-            </w:r>
-            <w:r>
-              <w:rPr>
-                <w:noProof/>
-                <w:webHidden/>
-              </w:rPr>
-              <w:fldChar w:fldCharType="separate"/>
-            </w:r>
-            <w:r>
-              <w:rPr>
-                <w:noProof/>
-                <w:webHidden/>
-              </w:rPr>
-              <w:t>16</w:t>
-            </w:r>
-            <w:r>
-              <w:rPr>
-                <w:noProof/>
-                <w:webHidden/>
-              </w:rPr>
-              <w:fldChar w:fldCharType="end"/>
-            </w:r>
-          </w:hyperlink>
-        </w:p>
-        <w:p>
-          <w:pPr>
-            <w:pStyle w:val="TOC2"/>
-            <w:tabs>
-              <w:tab w:val="right" w:leader="dot" w:pos="10790"/>
-            </w:tabs>
-            <w:rPr>
-              <w:noProof/>
-              <w:kern w:val="2"/>
-              <w:lang w:eastAsia="en-US"/>
-              <w14:ligatures w14:val="standardContextual"/>
-            </w:rPr>
-          </w:pPr>
-          <w:hyperlink w:anchor="_Toc232079322" w:history="1">
-            <w:r>
-              <w:rPr>
-                <w:rStyle w:val="Hyperlink"/>
-                <w:noProof/>
-              </w:rPr>
-              <w:t>Legacy terminology note</w:t>
-            </w:r>
-            <w:r>
-              <w:rPr>
-                <w:noProof/>
-                <w:webHidden/>
-              </w:rPr>
-              <w:tab/>
-            </w:r>
-            <w:r>
-              <w:rPr>
-                <w:noProof/>
-                <w:webHidden/>
-              </w:rPr>
-              <w:fldChar w:fldCharType="begin"/>
-            </w:r>
-            <w:r>
-              <w:rPr>
-                <w:noProof/>
-                <w:webHidden/>
-              </w:rPr>
-              <w:instrText xml:space="preserve"> PAGEREF _Toc232079322 \h </w:instrText>
-            </w:r>
-            <w:r>
-              <w:rPr>
-                <w:noProof/>
-                <w:webHidden/>
-              </w:rPr>
-            </w:r>
-            <w:r>
-              <w:rPr>
-                <w:noProof/>
-                <w:webHidden/>
-              </w:rPr>
-              <w:fldChar w:fldCharType="separate"/>
-            </w:r>
-            <w:r>
-              <w:rPr>
-                <w:noProof/>
-                <w:webHidden/>
-              </w:rPr>
-              <w:t>17</w:t>
-            </w:r>
-            <w:r>
-              <w:rPr>
-                <w:noProof/>
-                <w:webHidden/>
-              </w:rPr>
-              <w:fldChar w:fldCharType="end"/>
-            </w:r>
-          </w:hyperlink>
-        </w:p>
-        <w:p>
-          <w:pPr>
-            <w:pStyle w:val="TOC2"/>
-            <w:tabs>
-              <w:tab w:val="right" w:leader="dot" w:pos="10790"/>
-            </w:tabs>
-            <w:rPr>
-              <w:noProof/>
-              <w:kern w:val="2"/>
-              <w:lang w:eastAsia="en-US"/>
-              <w14:ligatures w14:val="standardContextual"/>
-            </w:rPr>
-          </w:pPr>
-          <w:hyperlink w:anchor="_Toc232079323" w:history="1">
-            <w:r>
-              <w:rPr>
-                <w:rStyle w:val="Hyperlink"/>
-                <w:noProof/>
-              </w:rPr>
-              <w:t>Minimal installation reminder</w:t>
-            </w:r>
-            <w:r>
-              <w:rPr>
-                <w:noProof/>
-                <w:webHidden/>
-              </w:rPr>
-              <w:tab/>
-            </w:r>
-            <w:r>
-              <w:rPr>
-                <w:noProof/>
-                <w:webHidden/>
-              </w:rPr>
-              <w:fldChar w:fldCharType="begin"/>
-            </w:r>
-            <w:r>
-              <w:rPr>
-                <w:noProof/>
-                <w:webHidden/>
-              </w:rPr>
-              <w:instrText xml:space="preserve"> PAGEREF _Toc232079323 \h </w:instrText>
-            </w:r>
-            <w:r>
-              <w:rPr>
-                <w:noProof/>
-                <w:webHidden/>
-              </w:rPr>
-            </w:r>
-            <w:r>
-              <w:rPr>
-                <w:noProof/>
-                <w:webHidden/>
-              </w:rPr>
-              <w:fldChar w:fldCharType="separate"/>
-            </w:r>
-            <w:r>
-              <w:rPr>
-                <w:noProof/>
-                <w:webHidden/>
-              </w:rPr>
-              <w:t>17</w:t>
-            </w:r>
-            <w:r>
-              <w:rPr>
-                <w:noProof/>
-                <w:webHidden/>
-              </w:rPr>
-              <w:fldChar w:fldCharType="end"/>
-            </w:r>
-          </w:hyperlink>
-        </w:p>
-        <w:p>
-          <w:pPr>
-            <w:pStyle w:val="TOC2"/>
-            <w:tabs>
-              <w:tab w:val="right" w:leader="dot" w:pos="10790"/>
-            </w:tabs>
-            <w:rPr>
-              <w:noProof/>
-              <w:kern w:val="2"/>
-              <w:lang w:eastAsia="en-US"/>
-              <w14:ligatures w14:val="standardContextual"/>
-            </w:rPr>
-          </w:pPr>
-          <w:hyperlink w:anchor="_Toc232079324" w:history="1">
-            <w:r>
-              <w:rPr>
-                <w:rStyle w:val="Hyperlink"/>
-                <w:noProof/>
-              </w:rPr>
-              <w:t>What to avoid</w:t>
-            </w:r>
-            <w:r>
-              <w:rPr>
-                <w:noProof/>
-                <w:webHidden/>
-              </w:rPr>
-              <w:tab/>
-            </w:r>
-            <w:r>
-              <w:rPr>
-                <w:noProof/>
-                <w:webHidden/>
-              </w:rPr>
-              <w:fldChar w:fldCharType="begin"/>
-            </w:r>
-            <w:r>
-              <w:rPr>
-                <w:noProof/>
-                <w:webHidden/>
-              </w:rPr>
-              <w:instrText xml:space="preserve"> PAGEREF _Toc232079324 \h </w:instrText>
-            </w:r>
-            <w:r>
-              <w:rPr>
-                <w:noProof/>
-                <w:webHidden/>
-              </w:rPr>
-            </w:r>
-            <w:r>
-              <w:rPr>
-                <w:noProof/>
-                <w:webHidden/>
-              </w:rPr>
-              <w:fldChar w:fldCharType="separate"/>
-            </w:r>
-            <w:r>
-              <w:rPr>
-                <w:noProof/>
-                <w:webHidden/>
-              </w:rPr>
-              <w:t>17</w:t>
-            </w:r>
-            <w:r>
-              <w:rPr>
-                <w:noProof/>
-                <w:webHidden/>
-              </w:rPr>
-              <w:fldChar w:fldCharType="end"/>
-            </w:r>
-          </w:hyperlink>
-        </w:p>
-        <w:p>
-          <w:pPr>
-            <w:pStyle w:val="TOC1"/>
-            <w:tabs>
-              <w:tab w:val="right" w:leader="dot" w:pos="10790"/>
-            </w:tabs>
-            <w:rPr>
-              <w:noProof/>
-              <w:kern w:val="2"/>
-              <w:lang w:eastAsia="en-US"/>
-              <w14:ligatures w14:val="standardContextual"/>
-            </w:rPr>
-          </w:pPr>
-          <w:hyperlink w:anchor="_Toc232079325" w:history="1">
-            <w:r>
-              <w:rPr>
-                <w:rStyle w:val="Hyperlink"/>
-                <w:noProof/>
-              </w:rPr>
-              <w:t>15. Short Safety Summary</w:t>
-            </w:r>
-            <w:r>
-              <w:rPr>
-                <w:noProof/>
-                <w:webHidden/>
-              </w:rPr>
-              <w:tab/>
-            </w:r>
-            <w:r>
-              <w:rPr>
-                <w:noProof/>
-                <w:webHidden/>
-              </w:rPr>
-              <w:fldChar w:fldCharType="begin"/>
-            </w:r>
-            <w:r>
-              <w:rPr>
-                <w:noProof/>
-                <w:webHidden/>
-              </w:rPr>
-              <w:instrText xml:space="preserve"> PAGEREF _Toc232079325 \h </w:instrText>
-            </w:r>
-            <w:r>
-              <w:rPr>
-                <w:noProof/>
-                <w:webHidden/>
-              </w:rPr>
-            </w:r>
-            <w:r>
-              <w:rPr>
-                <w:noProof/>
-                <w:webHidden/>
-              </w:rPr>
-              <w:fldChar w:fldCharType="separate"/>
-            </w:r>
-            <w:r>
-              <w:rPr>
-                <w:noProof/>
-                <w:webHidden/>
-              </w:rPr>
-              <w:t>18</w:t>
+              <w:t>20</w:t>
             </w:r>
             <w:r>
               <w:rPr>
@@ -2483,7 +1489,7 @@
         <w:pStyle w:val="Heading1"/>
       </w:pPr>
       <w:bookmarkStart w:id="1" w:name="user-documentation"/>
-      <w:bookmarkStart w:id="2" w:name="_Toc232079293"/>
+      <w:bookmarkStart w:id="2" w:name="_Toc232159010"/>
       <w:r>
         <w:lastRenderedPageBreak/>
         <w:t>Overview</w:t>
@@ -2542,11 +1548,16 @@
       </w:r>
     </w:p>
     <w:p>
+      <w:pPr>
+        <w:pStyle w:val="BodyText"/>
+      </w:pPr>
+    </w:p>
+    <w:p>
       <w:r>
         <w:rPr>
           <w:noProof/>
         </w:rPr>
-        <w:pict w14:anchorId="4F727EB3">
+        <w:pict w14:anchorId="416061BE">
           <v:rect id="_x0000_i1039" alt="" style="width:468pt;height:.05pt;mso-width-percent:0;mso-height-percent:0;mso-width-percent:0;mso-height-percent:0" o:hralign="center" o:hrstd="t" o:hr="t"/>
         </w:pict>
       </w:r>
@@ -2556,7 +1567,7 @@
         <w:pStyle w:val="Heading1"/>
       </w:pPr>
       <w:bookmarkStart w:id="3" w:name="quick-start"/>
-      <w:bookmarkStart w:id="4" w:name="_Toc232079294"/>
+      <w:bookmarkStart w:id="4" w:name="_Toc232159011"/>
       <w:bookmarkEnd w:id="1"/>
       <w:r>
         <w:t>1. Quick Start</w:t>
@@ -2707,11 +1718,16 @@
       </w:r>
     </w:p>
     <w:p>
+      <w:pPr>
+        <w:pStyle w:val="BodyText"/>
+      </w:pPr>
+    </w:p>
+    <w:p>
       <w:r>
         <w:rPr>
           <w:noProof/>
         </w:rPr>
-        <w:pict w14:anchorId="30D35CBB">
+        <w:pict w14:anchorId="59455231">
           <v:rect id="_x0000_i1038" alt="" style="width:468pt;height:.05pt;mso-width-percent:0;mso-height-percent:0;mso-width-percent:0;mso-height-percent:0" o:hralign="center" o:hrstd="t" o:hr="t"/>
         </w:pict>
       </w:r>
@@ -2722,8 +1738,9 @@
       <w:pPr>
         <w:pStyle w:val="Heading1"/>
       </w:pPr>
-      <w:bookmarkStart w:id="6" w:name="_Toc232079295"/>
-      <w:r>
+      <w:bookmarkStart w:id="6" w:name="_Toc232159012"/>
+      <w:r>
+        <w:lastRenderedPageBreak/>
         <w:t>2. Core Concepts / Glossary</w:t>
       </w:r>
       <w:bookmarkEnd w:id="6"/>
@@ -2809,7 +1826,6 @@
               <w:rPr>
                 <w:rStyle w:val="VerbatimChar"/>
               </w:rPr>
-              <w:lastRenderedPageBreak/>
               <w:t>3_Mutant_515</w:t>
             </w:r>
             <w:r>
@@ -2828,7 +1844,6 @@
               <w:pStyle w:val="Compact"/>
             </w:pPr>
             <w:r>
-              <w:lastRenderedPageBreak/>
               <w:t>Sample</w:t>
             </w:r>
           </w:p>
@@ -3044,12 +2059,13 @@
         </w:tc>
       </w:tr>
     </w:tbl>
+    <w:p/>
     <w:p>
       <w:r>
         <w:rPr>
           <w:noProof/>
         </w:rPr>
-        <w:pict w14:anchorId="49C2FA94">
+        <w:pict w14:anchorId="286C8D70">
           <v:rect id="_x0000_i1037" alt="" style="width:468pt;height:.05pt;mso-width-percent:0;mso-height-percent:0;mso-width-percent:0;mso-height-percent:0" o:hralign="center" o:hrstd="t" o:hr="t"/>
         </w:pict>
       </w:r>
@@ -3060,7 +2076,7 @@
       <w:pPr>
         <w:pStyle w:val="Heading1"/>
       </w:pPr>
-      <w:bookmarkStart w:id="8" w:name="_Toc232079296"/>
+      <w:bookmarkStart w:id="8" w:name="_Toc232159013"/>
       <w:r>
         <w:t>3. Recommended Workflow</w:t>
       </w:r>
@@ -3077,6 +2093,9 @@
     <w:p>
       <w:pPr>
         <w:pStyle w:val="SourceCode"/>
+        <w:rPr>
+          <w:rStyle w:val="VerbatimChar"/>
+        </w:rPr>
       </w:pPr>
       <w:r>
         <w:rPr>
@@ -3138,6 +2157,11 @@
         </w:rPr>
         <w:t xml:space="preserve">  -&gt; Open Analysis</w:t>
       </w:r>
+    </w:p>
+    <w:p>
+      <w:pPr>
+        <w:pStyle w:val="SourceCode"/>
+      </w:pPr>
     </w:p>
     <w:tbl>
       <w:tblPr>
@@ -3293,7 +2317,6 @@
               <w:pStyle w:val="Compact"/>
             </w:pPr>
             <w:r>
-              <w:lastRenderedPageBreak/>
               <w:t>Orient and ROI</w:t>
             </w:r>
           </w:p>
@@ -3457,13 +2480,11 @@
     </w:p>
     <w:p>
       <w:pPr>
-        <w:pStyle w:val="Heading2"/>
-      </w:pPr>
-      <w:bookmarkStart w:id="10" w:name="_Toc232079297"/>
+        <w:pStyle w:val="Heading3"/>
+      </w:pPr>
       <w:r>
         <w:t>Breed selection</w:t>
       </w:r>
-      <w:bookmarkEnd w:id="10"/>
     </w:p>
     <w:p>
       <w:pPr>
@@ -3644,18 +2665,16 @@
       <w:pPr>
         <w:pStyle w:val="Heading3"/>
       </w:pPr>
-      <w:bookmarkStart w:id="11" w:name="adding-a-sample"/>
+      <w:bookmarkStart w:id="10" w:name="adding-a-sample"/>
       <w:bookmarkEnd w:id="9"/>
     </w:p>
     <w:p>
       <w:pPr>
-        <w:pStyle w:val="Heading2"/>
-      </w:pPr>
-      <w:bookmarkStart w:id="12" w:name="_Toc232079298"/>
+        <w:pStyle w:val="Heading3"/>
+      </w:pPr>
       <w:r>
         <w:t>Adding a Sample</w:t>
       </w:r>
-      <w:bookmarkEnd w:id="12"/>
     </w:p>
     <w:p>
       <w:pPr>
@@ -3669,74 +2688,75 @@
       <w:pPr>
         <w:pStyle w:val="Heading3"/>
       </w:pPr>
-      <w:bookmarkStart w:id="13" w:name="replacing-data"/>
+      <w:bookmarkStart w:id="11" w:name="replacing-data"/>
+      <w:bookmarkEnd w:id="10"/>
+    </w:p>
+    <w:p>
+      <w:pPr>
+        <w:pStyle w:val="Heading3"/>
+      </w:pPr>
+      <w:r>
+        <w:t>Replacing Data</w:t>
+      </w:r>
+    </w:p>
+    <w:p>
+      <w:pPr>
+        <w:pStyle w:val="FirstParagraph"/>
+      </w:pPr>
+      <w:r>
+        <w:t>Use Replace Data when a Sample should point to a different AVI/MP4 file. Replacing Data can clear ROI, tracking, processed outputs, and analysis state for that Sample because those results may no longer match the new file.</w:t>
+      </w:r>
+    </w:p>
+    <w:p>
+      <w:pPr>
+        <w:pStyle w:val="Heading3"/>
+      </w:pPr>
+      <w:bookmarkStart w:id="12" w:name="deleting-a-sample"/>
       <w:bookmarkEnd w:id="11"/>
     </w:p>
     <w:p>
       <w:pPr>
-        <w:pStyle w:val="Heading2"/>
-      </w:pPr>
-      <w:bookmarkStart w:id="14" w:name="_Toc232079299"/>
-      <w:r>
-        <w:t>Replacing Data</w:t>
-      </w:r>
-      <w:bookmarkEnd w:id="14"/>
+        <w:pStyle w:val="Heading3"/>
+      </w:pPr>
+      <w:r>
+        <w:t>Deleting a Sample</w:t>
+      </w:r>
     </w:p>
     <w:p>
       <w:pPr>
         <w:pStyle w:val="FirstParagraph"/>
       </w:pPr>
       <w:r>
-        <w:t>Use Replace Data when a Sample should point to a different AVI/MP4 file. Replacing Data can clear ROI, tracking, processed outputs, and analysis state for that Sample because those results may no longer match the new file.</w:t>
-      </w:r>
-    </w:p>
-    <w:p>
-      <w:pPr>
-        <w:pStyle w:val="Heading3"/>
-      </w:pPr>
-      <w:bookmarkStart w:id="15" w:name="deleting-a-sample"/>
-      <w:bookmarkEnd w:id="13"/>
-    </w:p>
-    <w:p>
-      <w:pPr>
-        <w:pStyle w:val="Heading2"/>
-      </w:pPr>
-      <w:bookmarkStart w:id="16" w:name="_Toc232079300"/>
-      <w:r>
-        <w:t>Deleting a Sample</w:t>
-      </w:r>
-      <w:bookmarkEnd w:id="16"/>
-    </w:p>
-    <w:p>
-      <w:pPr>
-        <w:pStyle w:val="FirstParagraph"/>
-      </w:pPr>
-      <w:r>
         <w:t>Deleting a Sample removes the Sample from the project, including ROI, tracking results, notes, and analysis data. The original data file on your computer is not deleted. If the app offers the checkbox “Also remove the project’s internal data copy”, that checkbox only refers to the project-managed copy inside the workspace.</w:t>
       </w:r>
+    </w:p>
+    <w:p>
+      <w:pPr>
+        <w:pStyle w:val="BodyText"/>
+      </w:pPr>
     </w:p>
     <w:p>
       <w:r>
         <w:rPr>
           <w:noProof/>
         </w:rPr>
-        <w:pict w14:anchorId="30716A04">
+        <w:pict w14:anchorId="46B98EBC">
           <v:rect id="_x0000_i1036" alt="" style="width:468pt;height:.05pt;mso-width-percent:0;mso-height-percent:0;mso-width-percent:0;mso-height-percent:0" o:hralign="center" o:hrstd="t" o:hr="t"/>
         </w:pict>
       </w:r>
-      <w:bookmarkStart w:id="17" w:name="app-interface-guide"/>
+      <w:bookmarkStart w:id="13" w:name="app-interface-guide"/>
       <w:bookmarkEnd w:id="7"/>
-      <w:bookmarkEnd w:id="15"/>
+      <w:bookmarkEnd w:id="12"/>
     </w:p>
     <w:p>
       <w:pPr>
         <w:pStyle w:val="Heading1"/>
       </w:pPr>
-      <w:bookmarkStart w:id="18" w:name="_Toc232079301"/>
+      <w:bookmarkStart w:id="14" w:name="_Toc232159014"/>
       <w:r>
         <w:t>4. App Interface Guide</w:t>
       </w:r>
-      <w:bookmarkEnd w:id="18"/>
+      <w:bookmarkEnd w:id="14"/>
     </w:p>
     <w:tbl>
       <w:tblPr>
@@ -4010,6 +3030,7 @@
               <w:pStyle w:val="Compact"/>
             </w:pPr>
             <w:r>
+              <w:lastRenderedPageBreak/>
               <w:t>Tracking Result</w:t>
             </w:r>
           </w:p>
@@ -4118,11 +3139,7 @@
               <w:pStyle w:val="Compact"/>
             </w:pPr>
             <w:r>
-              <w:t xml:space="preserve">Use carefully. These actions are for </w:t>
-            </w:r>
-            <w:r>
-              <w:lastRenderedPageBreak/>
-              <w:t>maintenance and troubleshooting.</w:t>
+              <w:t>Use carefully. These actions are for maintenance and troubleshooting.</w:t>
             </w:r>
           </w:p>
         </w:tc>
@@ -4137,7 +3154,6 @@
               <w:pStyle w:val="Compact"/>
             </w:pPr>
             <w:r>
-              <w:lastRenderedPageBreak/>
               <w:t>Export ROI</w:t>
             </w:r>
           </w:p>
@@ -4179,27 +3195,28 @@
         </w:tc>
       </w:tr>
     </w:tbl>
+    <w:p/>
     <w:p>
       <w:r>
         <w:rPr>
           <w:noProof/>
         </w:rPr>
-        <w:pict w14:anchorId="3B119C14">
+        <w:pict w14:anchorId="7FBF046E">
           <v:rect id="_x0000_i1035" alt="" style="width:468pt;height:.05pt;mso-width-percent:0;mso-height-percent:0;mso-width-percent:0;mso-height-percent:0" o:hralign="center" o:hrstd="t" o:hr="t"/>
         </w:pict>
       </w:r>
-      <w:bookmarkStart w:id="19" w:name="workspace-and-file-structure-guide"/>
-      <w:bookmarkEnd w:id="17"/>
+      <w:bookmarkStart w:id="15" w:name="workspace-and-file-structure-guide"/>
+      <w:bookmarkEnd w:id="13"/>
     </w:p>
     <w:p>
       <w:pPr>
         <w:pStyle w:val="Heading1"/>
       </w:pPr>
-      <w:bookmarkStart w:id="20" w:name="_Toc232079302"/>
+      <w:bookmarkStart w:id="16" w:name="_Toc232159015"/>
       <w:r>
         <w:t>5. Workspace and File Structure Guide</w:t>
       </w:r>
-      <w:bookmarkEnd w:id="20"/>
+      <w:bookmarkEnd w:id="16"/>
     </w:p>
     <w:p>
       <w:pPr>
@@ -4370,6 +3387,7 @@
         <w:rPr>
           <w:rStyle w:val="VerbatimChar"/>
         </w:rPr>
+        <w:lastRenderedPageBreak/>
         <w:t xml:space="preserve">      &lt;sample_id&gt;.json</w:t>
       </w:r>
       <w:r>
@@ -4568,7 +3586,6 @@
               <w:rPr>
                 <w:rStyle w:val="VerbatimChar"/>
               </w:rPr>
-              <w:lastRenderedPageBreak/>
               <w:t>processed/</w:t>
             </w:r>
           </w:p>
@@ -5002,7 +4019,11 @@
               <w:pStyle w:val="Compact"/>
             </w:pPr>
             <w:r>
-              <w:t>Workspace-level summary of finalized motion-index outputs, when present.</w:t>
+              <w:t xml:space="preserve">Workspace-level summary of finalized motion-index outputs, </w:t>
+            </w:r>
+            <w:r>
+              <w:lastRenderedPageBreak/>
+              <w:t>when present.</w:t>
             </w:r>
           </w:p>
         </w:tc>
@@ -5015,6 +4036,7 @@
               <w:pStyle w:val="Compact"/>
             </w:pPr>
             <w:r>
+              <w:lastRenderedPageBreak/>
               <w:t>No.</w:t>
             </w:r>
           </w:p>
@@ -5028,7 +4050,11 @@
               <w:pStyle w:val="Compact"/>
             </w:pPr>
             <w:r>
-              <w:t>Only if you understand it is generated summary data.</w:t>
+              <w:t xml:space="preserve">Only if you understand it is generated </w:t>
+            </w:r>
+            <w:r>
+              <w:lastRenderedPageBreak/>
+              <w:t>summary data.</w:t>
             </w:r>
           </w:p>
         </w:tc>
@@ -5041,7 +4067,12 @@
               <w:pStyle w:val="Compact"/>
             </w:pPr>
             <w:r>
-              <w:t>Draft Analysis can also read per-Sample draft tracking JSON.</w:t>
+              <w:lastRenderedPageBreak/>
+              <w:t xml:space="preserve">Draft Analysis can also read per-Sample draft </w:t>
+            </w:r>
+            <w:r>
+              <w:lastRenderedPageBreak/>
+              <w:t>tracking JSON.</w:t>
             </w:r>
           </w:p>
         </w:tc>
@@ -5059,6 +4090,7 @@
               <w:rPr>
                 <w:rStyle w:val="VerbatimChar"/>
               </w:rPr>
+              <w:lastRenderedPageBreak/>
               <w:t>metadata/workspace.json</w:t>
             </w:r>
           </w:p>
@@ -5212,11 +4244,7 @@
               <w:pStyle w:val="Compact"/>
             </w:pPr>
             <w:r>
-              <w:t xml:space="preserve">Optional source tree </w:t>
-            </w:r>
-            <w:r>
-              <w:lastRenderedPageBreak/>
-              <w:t>outside the normal app workflow.</w:t>
+              <w:t>Optional source tree outside the normal app workflow.</w:t>
             </w:r>
           </w:p>
         </w:tc>
@@ -5229,12 +4257,7 @@
               <w:pStyle w:val="Compact"/>
             </w:pPr>
             <w:r>
-              <w:lastRenderedPageBreak/>
-              <w:t xml:space="preserve">Only as normal file </w:t>
-            </w:r>
-            <w:r>
-              <w:lastRenderedPageBreak/>
-              <w:t>organization.</w:t>
+              <w:t>Only as normal file organization.</w:t>
             </w:r>
           </w:p>
         </w:tc>
@@ -5247,12 +4270,7 @@
               <w:pStyle w:val="Compact"/>
             </w:pPr>
             <w:r>
-              <w:lastRenderedPageBreak/>
-              <w:t xml:space="preserve">Depends on your </w:t>
-            </w:r>
-            <w:r>
-              <w:lastRenderedPageBreak/>
-              <w:t>lab data policy.</w:t>
+              <w:t>Depends on your lab data policy.</w:t>
             </w:r>
           </w:p>
         </w:tc>
@@ -5265,12 +4283,7 @@
               <w:pStyle w:val="Compact"/>
             </w:pPr>
             <w:r>
-              <w:lastRenderedPageBreak/>
-              <w:t xml:space="preserve">Treat original </w:t>
-            </w:r>
-            <w:r>
-              <w:lastRenderedPageBreak/>
-              <w:t>source data as read-only.</w:t>
+              <w:t>Treat original source data as read-only.</w:t>
             </w:r>
           </w:p>
         </w:tc>
@@ -5281,7 +4294,6 @@
         <w:pStyle w:val="BodyText"/>
       </w:pPr>
       <w:r>
-        <w:lastRenderedPageBreak/>
         <w:t xml:space="preserve">Safety rule: if a file is inside </w:t>
       </w:r>
       <w:r>
@@ -5294,43 +4306,37 @@
         <w:t>, let the app manage it. If you need to clean a workspace, prefer Workspace -&gt; Purge / Cleanup rather than manually deleting files.</w:t>
       </w:r>
     </w:p>
+    <w:p/>
     <w:p>
       <w:r>
         <w:rPr>
           <w:noProof/>
         </w:rPr>
-        <w:pict w14:anchorId="742CD041">
+        <w:pict w14:anchorId="66B7D9DE">
           <v:rect id="_x0000_i1034" alt="" style="width:468pt;height:.05pt;mso-width-percent:0;mso-height-percent:0;mso-width-percent:0;mso-height-percent:0" o:hralign="center" o:hrstd="t" o:hr="t"/>
         </w:pict>
       </w:r>
-    </w:p>
-    <w:p>
-      <w:pPr>
-        <w:pStyle w:val="Heading2"/>
-      </w:pPr>
-      <w:bookmarkStart w:id="21" w:name="data-import-and-sample-management"/>
-      <w:bookmarkEnd w:id="19"/>
+      <w:bookmarkStart w:id="17" w:name="data-import-and-sample-management"/>
+      <w:bookmarkEnd w:id="15"/>
     </w:p>
     <w:p>
       <w:pPr>
         <w:pStyle w:val="Heading1"/>
       </w:pPr>
-      <w:bookmarkStart w:id="22" w:name="_Toc232079303"/>
+      <w:bookmarkStart w:id="18" w:name="_Toc232159016"/>
       <w:r>
         <w:t>6. Data Import and Sample Management</w:t>
       </w:r>
-      <w:bookmarkEnd w:id="22"/>
-    </w:p>
-    <w:p>
-      <w:pPr>
-        <w:pStyle w:val="Heading2"/>
-      </w:pPr>
-      <w:bookmarkStart w:id="23" w:name="supported-input"/>
-      <w:bookmarkStart w:id="24" w:name="_Toc232079304"/>
+      <w:bookmarkEnd w:id="18"/>
+    </w:p>
+    <w:p>
+      <w:pPr>
+        <w:pStyle w:val="Heading3"/>
+      </w:pPr>
+      <w:bookmarkStart w:id="19" w:name="supported-input"/>
       <w:r>
         <w:t>Supported input</w:t>
       </w:r>
-      <w:bookmarkEnd w:id="24"/>
     </w:p>
     <w:p>
       <w:pPr>
@@ -5585,18 +4591,16 @@
       <w:pPr>
         <w:pStyle w:val="Heading3"/>
       </w:pPr>
-      <w:bookmarkStart w:id="25" w:name="sample-meaning"/>
-      <w:bookmarkEnd w:id="23"/>
-    </w:p>
-    <w:p>
-      <w:pPr>
-        <w:pStyle w:val="Heading2"/>
-      </w:pPr>
-      <w:bookmarkStart w:id="26" w:name="_Toc232079305"/>
+      <w:bookmarkStart w:id="20" w:name="sample-meaning"/>
+      <w:bookmarkEnd w:id="19"/>
+    </w:p>
+    <w:p>
+      <w:pPr>
+        <w:pStyle w:val="Heading3"/>
+      </w:pPr>
       <w:r>
         <w:t>Sample meaning</w:t>
       </w:r>
-      <w:bookmarkEnd w:id="26"/>
     </w:p>
     <w:p>
       <w:pPr>
@@ -5639,6 +4643,7 @@
         </w:numPr>
       </w:pPr>
       <w:r>
+        <w:lastRenderedPageBreak/>
         <w:t>cropped ROI preview state</w:t>
       </w:r>
     </w:p>
@@ -5682,18 +4687,16 @@
       <w:pPr>
         <w:pStyle w:val="Heading3"/>
       </w:pPr>
-      <w:bookmarkStart w:id="27" w:name="rename-delete-and-replace"/>
-      <w:bookmarkEnd w:id="25"/>
-    </w:p>
-    <w:p>
-      <w:pPr>
-        <w:pStyle w:val="Heading2"/>
-      </w:pPr>
-      <w:bookmarkStart w:id="28" w:name="_Toc232079306"/>
+      <w:bookmarkStart w:id="21" w:name="rename-delete-and-replace"/>
+      <w:bookmarkEnd w:id="20"/>
+    </w:p>
+    <w:p>
+      <w:pPr>
+        <w:pStyle w:val="Heading3"/>
+      </w:pPr>
       <w:r>
         <w:t>Rename, delete, and replace</w:t>
       </w:r>
-      <w:bookmarkEnd w:id="28"/>
     </w:p>
     <w:p>
       <w:pPr>
@@ -5755,12 +4758,13 @@
         <w:t>Delete Sample removes project state and derived results. It does not delete the original external file on your computer. If the project has an internal copy, the app may ask whether to remove that internal project copy.</w:t>
       </w:r>
     </w:p>
+    <w:p/>
     <w:p>
       <w:r>
         <w:rPr>
           <w:noProof/>
         </w:rPr>
-        <w:pict w14:anchorId="2FBD71C6">
+        <w:pict w14:anchorId="15F42068">
           <v:rect id="_x0000_i1033" alt="" style="width:468pt;height:.05pt;mso-width-percent:0;mso-height-percent:0;mso-width-percent:0;mso-height-percent:0" o:hralign="center" o:hrstd="t" o:hr="t"/>
         </w:pict>
       </w:r>
@@ -5769,14 +4773,14 @@
       <w:pPr>
         <w:pStyle w:val="Heading1"/>
       </w:pPr>
-      <w:bookmarkStart w:id="29" w:name="roi-and-orientation"/>
-      <w:bookmarkStart w:id="30" w:name="_Toc232079307"/>
+      <w:bookmarkStart w:id="22" w:name="roi-and-orientation"/>
+      <w:bookmarkStart w:id="23" w:name="_Toc232159017"/>
+      <w:bookmarkEnd w:id="17"/>
       <w:bookmarkEnd w:id="21"/>
-      <w:bookmarkEnd w:id="27"/>
       <w:r>
         <w:t>7. ROI and Orientation</w:t>
       </w:r>
-      <w:bookmarkEnd w:id="30"/>
+      <w:bookmarkEnd w:id="23"/>
     </w:p>
     <w:p>
       <w:pPr>
@@ -5790,67 +4794,61 @@
       <w:pPr>
         <w:pStyle w:val="Heading2"/>
       </w:pPr>
-      <w:bookmarkStart w:id="31" w:name="why-orientation-matters"/>
+      <w:bookmarkStart w:id="24" w:name="why-orientation-matters"/>
+    </w:p>
+    <w:p>
+      <w:pPr>
+        <w:pStyle w:val="Heading3"/>
+      </w:pPr>
+      <w:r>
+        <w:t>Why orientation matters</w:t>
+      </w:r>
+    </w:p>
+    <w:p>
+      <w:pPr>
+        <w:pStyle w:val="FirstParagraph"/>
+      </w:pPr>
+      <w:r>
+        <w:t>Orientation affects how the frame is displayed and how the ROI is applied. Rotate or flip the full preview until the region is visually consistent with the analysis goal. Downward motion is interpreted internally as increasing y-coordinate in the image; this direction is fixed and is not shown as a GUI control.</w:t>
+      </w:r>
     </w:p>
     <w:p>
       <w:pPr>
         <w:pStyle w:val="Heading2"/>
       </w:pPr>
-      <w:bookmarkStart w:id="32" w:name="_Toc232079308"/>
-      <w:r>
-        <w:t>Why orientation matters</w:t>
-      </w:r>
-      <w:bookmarkEnd w:id="32"/>
+      <w:bookmarkStart w:id="25" w:name="roi-autosave"/>
+      <w:bookmarkEnd w:id="24"/>
+    </w:p>
+    <w:p>
+      <w:pPr>
+        <w:pStyle w:val="Heading3"/>
+      </w:pPr>
+      <w:r>
+        <w:t>ROI autosave</w:t>
+      </w:r>
     </w:p>
     <w:p>
       <w:pPr>
         <w:pStyle w:val="FirstParagraph"/>
       </w:pPr>
       <w:r>
-        <w:t>Orientation affects how the frame is displayed and how the ROI is applied. Rotate or flip the full preview until the region is visually consistent with the analysis goal. Downward motion is interpreted internally as increasing y-coordinate in the image; this direction is fixed and is not shown as a GUI control.</w:t>
+        <w:t>ROI changes autosave. There is no Save ROI button. When you draw, move, or resize the ROI, the app stores the current ROI and orientation in project metadata.</w:t>
       </w:r>
     </w:p>
     <w:p>
       <w:pPr>
         <w:pStyle w:val="Heading2"/>
       </w:pPr>
-      <w:bookmarkStart w:id="33" w:name="roi-autosave"/>
-      <w:bookmarkEnd w:id="31"/>
-    </w:p>
-    <w:p>
-      <w:pPr>
-        <w:pStyle w:val="Heading2"/>
-      </w:pPr>
-      <w:bookmarkStart w:id="34" w:name="_Toc232079309"/>
-      <w:r>
-        <w:t>ROI autosave</w:t>
-      </w:r>
-      <w:bookmarkEnd w:id="34"/>
-    </w:p>
-    <w:p>
-      <w:pPr>
-        <w:pStyle w:val="FirstParagraph"/>
-      </w:pPr>
-      <w:r>
-        <w:t>ROI changes autosave. There is no Save ROI button. When you draw, move, or resize the ROI, the app stores the current ROI and orientation in project metadata.</w:t>
-      </w:r>
-    </w:p>
-    <w:p>
-      <w:pPr>
-        <w:pStyle w:val="Heading2"/>
-      </w:pPr>
-      <w:bookmarkStart w:id="35" w:name="how-to-verify-the-roi"/>
-      <w:bookmarkEnd w:id="33"/>
-    </w:p>
-    <w:p>
-      <w:pPr>
-        <w:pStyle w:val="Heading2"/>
-      </w:pPr>
-      <w:bookmarkStart w:id="36" w:name="_Toc232079310"/>
+      <w:bookmarkStart w:id="26" w:name="how-to-verify-the-roi"/>
+      <w:bookmarkEnd w:id="25"/>
+    </w:p>
+    <w:p>
+      <w:pPr>
+        <w:pStyle w:val="Heading3"/>
+      </w:pPr>
       <w:r>
         <w:t>How to verify the ROI</w:t>
       </w:r>
-      <w:bookmarkEnd w:id="36"/>
     </w:p>
     <w:p>
       <w:pPr>
@@ -5869,7 +4867,6 @@
         </w:numPr>
       </w:pPr>
       <w:r>
-        <w:lastRenderedPageBreak/>
         <w:t>Confirm the data loaded correctly.</w:t>
       </w:r>
     </w:p>
@@ -5934,7 +4931,7 @@
         <w:rPr>
           <w:noProof/>
         </w:rPr>
-        <w:pict w14:anchorId="787CD1DC">
+        <w:pict w14:anchorId="074AB9CA">
           <v:rect id="_x0000_i1032" alt="" style="width:468pt;height:.05pt;mso-width-percent:0;mso-height-percent:0;mso-width-percent:0;mso-height-percent:0" o:hralign="center" o:hrstd="t" o:hr="t"/>
         </w:pict>
       </w:r>
@@ -5943,118 +4940,108 @@
       <w:pPr>
         <w:pStyle w:val="Heading1"/>
       </w:pPr>
-      <w:bookmarkStart w:id="37" w:name="cropped-roi-preview"/>
-      <w:bookmarkStart w:id="38" w:name="_Toc232079311"/>
+      <w:bookmarkStart w:id="27" w:name="cropped-roi-preview"/>
+      <w:bookmarkStart w:id="28" w:name="_Toc232159018"/>
+      <w:bookmarkEnd w:id="22"/>
+      <w:bookmarkEnd w:id="26"/>
+      <w:r>
+        <w:t xml:space="preserve">8. </w:t>
+      </w:r>
+      <w:bookmarkStart w:id="29" w:name="_Toc232159028"/>
+      <w:bookmarkEnd w:id="28"/>
+      <w:r>
+        <w:t>Metric Analysis View</w:t>
+      </w:r>
       <w:bookmarkEnd w:id="29"/>
-      <w:bookmarkEnd w:id="35"/>
-      <w:r>
-        <w:t>8. Cropped ROI Preview</w:t>
-      </w:r>
-      <w:bookmarkEnd w:id="38"/>
-    </w:p>
-    <w:p>
-      <w:pPr>
-        <w:pStyle w:val="FirstParagraph"/>
-      </w:pPr>
-      <w:r>
-        <w:t>Preview Cropped ROI switches from full-frame view into cropped ROI/tracking preview mode.</w:t>
-      </w:r>
     </w:p>
     <w:p>
       <w:pPr>
         <w:pStyle w:val="BodyText"/>
       </w:pPr>
       <w:r>
-        <w:t>In this mode, the app:</w:t>
-      </w:r>
-    </w:p>
-    <w:p>
-      <w:pPr>
-        <w:pStyle w:val="Compact"/>
-        <w:numPr>
-          <w:ilvl w:val="0"/>
-          <w:numId w:val="6"/>
-        </w:numPr>
-      </w:pPr>
-      <w:r>
-        <w:t>loads the current AVI/MP4 data</w:t>
-      </w:r>
-    </w:p>
-    <w:p>
-      <w:pPr>
-        <w:pStyle w:val="Compact"/>
-        <w:numPr>
-          <w:ilvl w:val="0"/>
-          <w:numId w:val="6"/>
-        </w:numPr>
-      </w:pPr>
-      <w:r>
-        <w:t>applies the current orientation</w:t>
-      </w:r>
-    </w:p>
-    <w:p>
-      <w:pPr>
-        <w:pStyle w:val="Compact"/>
-        <w:numPr>
-          <w:ilvl w:val="0"/>
-          <w:numId w:val="6"/>
-        </w:numPr>
-      </w:pPr>
-      <w:r>
-        <w:t>crops every frame to the ROI</w:t>
-      </w:r>
-    </w:p>
-    <w:p>
-      <w:pPr>
-        <w:pStyle w:val="Compact"/>
-        <w:numPr>
-          <w:ilvl w:val="0"/>
-          <w:numId w:val="6"/>
-        </w:numPr>
-      </w:pPr>
-      <w:r>
-        <w:t>runs draft tracking/index analysis</w:t>
-      </w:r>
-    </w:p>
-    <w:p>
-      <w:pPr>
-        <w:pStyle w:val="Compact"/>
-        <w:numPr>
-          <w:ilvl w:val="0"/>
-          <w:numId w:val="6"/>
-        </w:numPr>
-      </w:pPr>
-      <w:r>
-        <w:t>shows the cropped ROI preview</w:t>
-      </w:r>
-    </w:p>
-    <w:p>
-      <w:pPr>
-        <w:pStyle w:val="Compact"/>
-        <w:numPr>
-          <w:ilvl w:val="0"/>
-          <w:numId w:val="6"/>
-        </w:numPr>
-      </w:pPr>
-      <w:r>
-        <w:t>saves a draft tracking result for the current Sample</w:t>
-      </w:r>
-    </w:p>
-    <w:p>
-      <w:pPr>
-        <w:pStyle w:val="Heading2"/>
-      </w:pPr>
-      <w:bookmarkStart w:id="39" w:name="controls"/>
-    </w:p>
-    <w:p>
-      <w:pPr>
-        <w:pStyle w:val="Heading2"/>
-      </w:pPr>
-      <w:bookmarkStart w:id="40" w:name="_Toc232079312"/>
+        <w:t>Metric Analysis View replaces the older workflow that only previewed a cropped ROI. It is the main place to review motion metrics for a Sample.</w:t>
+      </w:r>
+      <w:bookmarkStart w:id="30" w:name="controls"/>
+    </w:p>
+    <w:p>
+      <w:pPr>
+        <w:pStyle w:val="BodyText"/>
+      </w:pPr>
+    </w:p>
+    <w:p>
+      <w:pPr>
+        <w:pStyle w:val="Heading3"/>
+      </w:pPr>
+      <w:r>
+        <w:t>What it shows</w:t>
+      </w:r>
+    </w:p>
+    <w:p>
+      <w:pPr>
+        <w:pStyle w:val="BodyText"/>
+      </w:pPr>
+      <w:r>
+        <w:t>Cropped ROI playback of the oriented rectangular ROI (continuous loop; frame slider; speeds 0.25×–2×)</w:t>
+      </w:r>
+    </w:p>
+    <w:p>
+      <w:pPr>
+        <w:pStyle w:val="BodyText"/>
+      </w:pPr>
+      <w:r>
+        <w:t>Template Tracking Motion Index — settings, tracking result panel, general and downward motion indices</w:t>
+      </w:r>
+    </w:p>
+    <w:p>
+      <w:pPr>
+        <w:pStyle w:val="BodyText"/>
+      </w:pPr>
+      <w:r>
+        <w:t>Optical Flow Motion Index — settings, QC readout, optional flow overlay, and optical flow metrics</w:t>
+      </w:r>
+    </w:p>
+    <w:p>
+      <w:pPr>
+        <w:pStyle w:val="BodyText"/>
+      </w:pPr>
+      <w:r>
+        <w:t>Mode selector to focus on Template Tracking or Optical Flow settings</w:t>
+      </w:r>
+    </w:p>
+    <w:p>
+      <w:pPr>
+        <w:pStyle w:val="BodyText"/>
+      </w:pPr>
+    </w:p>
+    <w:p>
+      <w:pPr>
+        <w:pStyle w:val="Heading3"/>
+      </w:pPr>
+      <w:r>
+        <w:lastRenderedPageBreak/>
+        <w:t>How to enter</w:t>
+      </w:r>
+    </w:p>
+    <w:p>
+      <w:pPr>
+        <w:pStyle w:val="BodyText"/>
+      </w:pPr>
+      <w:r>
+        <w:t>From the orient/ROI preview toolbar, open Metric Analysis View (after a valid ROI is defined for the Sample).</w:t>
+      </w:r>
+    </w:p>
+    <w:p>
+      <w:pPr>
+        <w:pStyle w:val="BodyText"/>
+      </w:pPr>
+    </w:p>
+    <w:p>
+      <w:pPr>
+        <w:pStyle w:val="Heading3"/>
+      </w:pPr>
       <w:r>
         <w:t>Controls</w:t>
       </w:r>
-      <w:bookmarkEnd w:id="40"/>
     </w:p>
     <w:tbl>
       <w:tblPr>
@@ -6250,35 +5237,80 @@
     </w:p>
     <w:p>
       <w:pPr>
-        <w:pStyle w:val="Heading2"/>
-      </w:pPr>
-      <w:bookmarkStart w:id="41" w:name="advanced-tracking-settings"/>
-      <w:bookmarkEnd w:id="39"/>
-    </w:p>
-    <w:p>
-      <w:pPr>
-        <w:pStyle w:val="Heading2"/>
-      </w:pPr>
-      <w:bookmarkStart w:id="42" w:name="_Toc232079313"/>
-      <w:r>
-        <w:t>Advanced Tracking Settings</w:t>
-      </w:r>
-      <w:bookmarkEnd w:id="42"/>
-    </w:p>
-    <w:p>
-      <w:pPr>
-        <w:pStyle w:val="FirstParagraph"/>
-      </w:pPr>
-      <w:r>
-        <w:t>Advanced Tracking Settings appear in the right panel only during cropped ROI preview. They are not editable outside cropped ROI preview. If you change settings while previewing, rerun Preview Cropped ROI to update the result when prompted.</w:t>
-      </w:r>
+        <w:pStyle w:val="BodyText"/>
+      </w:pPr>
+      <w:bookmarkStart w:id="31" w:name="advanced-tracking-settings"/>
+      <w:bookmarkEnd w:id="30"/>
+    </w:p>
+    <w:p>
+      <w:pPr>
+        <w:pStyle w:val="Heading3"/>
+      </w:pPr>
+      <w:r>
+        <w:t>Sample switching</w:t>
+      </w:r>
+    </w:p>
+    <w:p>
+      <w:pPr>
+        <w:pStyle w:val="BodyText"/>
+      </w:pPr>
+      <w:r>
+        <w:t>You can select a different Sample in the left panel while remaining in Metric Analysis View. The view reloads that Sample’s cropped preview and metrics. In-memory state for the previous Sample (preview cache, pending metric jobs, overlay flow cache) is cleared so results do not carry over incorrectly.</w:t>
+      </w:r>
+    </w:p>
+    <w:p>
+      <w:pPr>
+        <w:pStyle w:val="BodyText"/>
+      </w:pPr>
+    </w:p>
+    <w:p>
+      <w:pPr>
+        <w:pStyle w:val="Heading3"/>
+      </w:pPr>
+      <w:r>
+        <w:t>Metric calculation</w:t>
+      </w:r>
+    </w:p>
+    <w:p>
+      <w:pPr>
+        <w:pStyle w:val="BodyText"/>
+      </w:pPr>
+      <w:r>
+        <w:t>Template Tracking and Optical Flow are scheduled together after ROI autosave or metric-setting changes (5 s debounce). Status may show “Metric calculation scheduled” after ROI autosave. Results can be marked Stale if ROI, orientation, or settings change before recomputation finishes (Optical Flow uses a settings fingerprint; Template Tracking uses snapshot matching).</w:t>
+      </w:r>
+    </w:p>
+    <w:p>
+      <w:pPr>
+        <w:pStyle w:val="BodyText"/>
+      </w:pPr>
+    </w:p>
+    <w:p>
+      <w:pPr>
+        <w:pStyle w:val="Heading3"/>
+      </w:pPr>
+      <w:r>
+        <w:t>ROI behavior in this view</w:t>
+      </w:r>
+    </w:p>
+    <w:p>
+      <w:pPr>
+        <w:pStyle w:val="BodyText"/>
+      </w:pPr>
+      <w:r>
+        <w:t>The ROI is not edited in Metric Analysis View (canvas is non-interactive). Return to orient/ROI mode to change the rectangle. ROI changes autosave and trigger metric recomputation.</w:t>
+      </w:r>
+    </w:p>
+    <w:p>
+      <w:pPr>
+        <w:pStyle w:val="BodyText"/>
+      </w:pPr>
     </w:p>
     <w:p>
       <w:r>
         <w:rPr>
           <w:noProof/>
         </w:rPr>
-        <w:pict w14:anchorId="22EBC95F">
+        <w:pict w14:anchorId="3C493D19">
           <v:rect id="_x0000_i1031" alt="" style="width:468pt;height:.05pt;mso-width-percent:0;mso-height-percent:0;mso-width-percent:0;mso-height-percent:0" o:hralign="center" o:hrstd="t" o:hr="t"/>
         </w:pict>
       </w:r>
@@ -6287,14 +5319,28 @@
       <w:pPr>
         <w:pStyle w:val="Heading1"/>
       </w:pPr>
-      <w:bookmarkStart w:id="43" w:name="tracking-motion-index"/>
-      <w:bookmarkStart w:id="44" w:name="_Toc232079314"/>
-      <w:bookmarkEnd w:id="37"/>
-      <w:bookmarkEnd w:id="41"/>
-      <w:r>
-        <w:t>9. Tracking / Motion Index</w:t>
-      </w:r>
-      <w:bookmarkEnd w:id="44"/>
+      <w:bookmarkStart w:id="32" w:name="tracking-motion-index"/>
+      <w:bookmarkStart w:id="33" w:name="_Toc232159019"/>
+      <w:bookmarkEnd w:id="27"/>
+      <w:bookmarkEnd w:id="31"/>
+      <w:r>
+        <w:lastRenderedPageBreak/>
+        <w:t>9. Motion Index</w:t>
+      </w:r>
+      <w:r>
+        <w:t>es</w:t>
+      </w:r>
+      <w:bookmarkEnd w:id="33"/>
+    </w:p>
+    <w:p>
+      <w:pPr>
+        <w:pStyle w:val="Heading2"/>
+      </w:pPr>
+      <w:bookmarkStart w:id="34" w:name="_Toc232159020"/>
+      <w:r>
+        <w:t>Tracking Method</w:t>
+      </w:r>
+      <w:bookmarkEnd w:id="34"/>
     </w:p>
     <w:p>
       <w:pPr>
@@ -6317,7 +5363,7 @@
         <w:pStyle w:val="Compact"/>
         <w:numPr>
           <w:ilvl w:val="0"/>
-          <w:numId w:val="7"/>
+          <w:numId w:val="15"/>
         </w:numPr>
       </w:pPr>
       <w:r>
@@ -6329,7 +5375,7 @@
         <w:pStyle w:val="Compact"/>
         <w:numPr>
           <w:ilvl w:val="0"/>
-          <w:numId w:val="7"/>
+          <w:numId w:val="15"/>
         </w:numPr>
       </w:pPr>
       <w:r>
@@ -6341,7 +5387,7 @@
         <w:pStyle w:val="Compact"/>
         <w:numPr>
           <w:ilvl w:val="0"/>
-          <w:numId w:val="7"/>
+          <w:numId w:val="15"/>
         </w:numPr>
       </w:pPr>
       <w:r>
@@ -6353,7 +5399,7 @@
         <w:pStyle w:val="Compact"/>
         <w:numPr>
           <w:ilvl w:val="0"/>
-          <w:numId w:val="7"/>
+          <w:numId w:val="15"/>
         </w:numPr>
       </w:pPr>
       <w:r>
@@ -6362,14 +5408,17 @@
     </w:p>
     <w:p>
       <w:pPr>
-        <w:pStyle w:val="Heading2"/>
-      </w:pPr>
-      <w:bookmarkStart w:id="45" w:name="how-to-interpret-the-values"/>
-      <w:bookmarkStart w:id="46" w:name="_Toc232079315"/>
+        <w:pStyle w:val="Heading3"/>
+      </w:pPr>
+      <w:bookmarkStart w:id="35" w:name="how-to-interpret-the-values"/>
+    </w:p>
+    <w:p>
+      <w:pPr>
+        <w:pStyle w:val="Heading3"/>
+      </w:pPr>
       <w:r>
         <w:t>How to interpret the values</w:t>
       </w:r>
-      <w:bookmarkEnd w:id="46"/>
     </w:p>
     <w:tbl>
       <w:tblPr>
@@ -6595,18 +5644,21 @@
       <w:pPr>
         <w:pStyle w:val="Heading2"/>
       </w:pPr>
-      <w:bookmarkStart w:id="47" w:name="default-tracking-settings"/>
-      <w:bookmarkEnd w:id="45"/>
-    </w:p>
-    <w:p>
-      <w:pPr>
-        <w:pStyle w:val="Heading2"/>
-      </w:pPr>
-      <w:bookmarkStart w:id="48" w:name="_Toc232079316"/>
+      <w:bookmarkStart w:id="36" w:name="default-tracking-settings"/>
+      <w:bookmarkEnd w:id="35"/>
+    </w:p>
+    <w:p>
+      <w:pPr>
+        <w:pStyle w:val="Heading3"/>
+      </w:pPr>
+    </w:p>
+    <w:p>
+      <w:pPr>
+        <w:pStyle w:val="Heading3"/>
+      </w:pPr>
       <w:r>
         <w:t>Default tracking settings</w:t>
       </w:r>
-      <w:bookmarkEnd w:id="48"/>
     </w:p>
     <w:tbl>
       <w:tblPr>
@@ -6688,7 +5740,6 @@
               <w:pStyle w:val="Compact"/>
             </w:pPr>
             <w:r>
-              <w:lastRenderedPageBreak/>
               <w:t>Minimum point spacing</w:t>
             </w:r>
           </w:p>
@@ -6745,6 +5796,7 @@
               <w:pStyle w:val="Compact"/>
             </w:pPr>
             <w:r>
+              <w:lastRenderedPageBreak/>
               <w:t>Patch size</w:t>
             </w:r>
           </w:p>
@@ -6928,11 +5980,925 @@
       </w:r>
     </w:p>
     <w:p>
+      <w:pPr>
+        <w:pStyle w:val="BodyText"/>
+      </w:pPr>
+    </w:p>
+    <w:p>
+      <w:pPr>
+        <w:pStyle w:val="Heading2"/>
+      </w:pPr>
+      <w:bookmarkStart w:id="37" w:name="_Toc232159027"/>
+      <w:r>
+        <w:t>Optical Flow</w:t>
+      </w:r>
+      <w:bookmarkEnd w:id="37"/>
+    </w:p>
+    <w:p>
+      <w:pPr>
+        <w:pStyle w:val="Heading3"/>
+      </w:pPr>
+      <w:r>
+        <w:t>What it measures</w:t>
+      </w:r>
+    </w:p>
+    <w:p>
+      <w:pPr>
+        <w:pStyle w:val="BodyText"/>
+      </w:pPr>
+      <w:r>
+        <w:t>The Optical Flow Motion Index estimates apparent motion within the cropped ROI by applying dense optical flow between consecutive frames of the Sample’s oriented, cropped Data. It reports ROI-level summary metrics in µm/s plus quality-control fractions. It does not track individual filaments.</w:t>
+      </w:r>
+    </w:p>
+    <w:p>
+      <w:pPr>
+        <w:pStyle w:val="BodyText"/>
+      </w:pPr>
+    </w:p>
+    <w:p>
+      <w:pPr>
+        <w:pStyle w:val="Heading3"/>
+      </w:pPr>
+      <w:r>
+        <w:t>How it differs from Template Tracking</w:t>
+      </w:r>
+    </w:p>
+    <w:tbl>
+      <w:tblPr>
+        <w:tblStyle w:val="PlainTable2"/>
+        <w:tblW w:w="0" w:type="auto"/>
+        <w:tblLook w:val="04A0" w:firstRow="1" w:lastRow="0" w:firstColumn="1" w:lastColumn="0" w:noHBand="0" w:noVBand="1"/>
+      </w:tblPr>
+      <w:tblGrid>
+        <w:gridCol w:w="2088"/>
+        <w:gridCol w:w="4590"/>
+        <w:gridCol w:w="4338"/>
+      </w:tblGrid>
+      <w:tr>
+        <w:trPr>
+          <w:cnfStyle w:val="100000000000" w:firstRow="1" w:lastRow="0" w:firstColumn="0" w:lastColumn="0" w:oddVBand="0" w:evenVBand="0" w:oddHBand="0" w:evenHBand="0" w:firstRowFirstColumn="0" w:firstRowLastColumn="0" w:lastRowFirstColumn="0" w:lastRowLastColumn="0"/>
+        </w:trPr>
+        <w:tc>
+          <w:tcPr>
+            <w:cnfStyle w:val="001000000000" w:firstRow="0" w:lastRow="0" w:firstColumn="1" w:lastColumn="0" w:oddVBand="0" w:evenVBand="0" w:oddHBand="0" w:evenHBand="0" w:firstRowFirstColumn="0" w:firstRowLastColumn="0" w:lastRowFirstColumn="0" w:lastRowLastColumn="0"/>
+            <w:tcW w:w="2088" w:type="dxa"/>
+          </w:tcPr>
+          <w:p>
+            <w:pPr>
+              <w:pStyle w:val="BodyText"/>
+            </w:pPr>
+          </w:p>
+        </w:tc>
+        <w:tc>
+          <w:tcPr>
+            <w:tcW w:w="4590" w:type="dxa"/>
+          </w:tcPr>
+          <w:p>
+            <w:pPr>
+              <w:pStyle w:val="BodyText"/>
+              <w:cnfStyle w:val="100000000000" w:firstRow="1" w:lastRow="0" w:firstColumn="0" w:lastColumn="0" w:oddVBand="0" w:evenVBand="0" w:oddHBand="0" w:evenHBand="0" w:firstRowFirstColumn="0" w:firstRowLastColumn="0" w:lastRowFirstColumn="0" w:lastRowLastColumn="0"/>
+              <w:rPr>
+                <w:b w:val="0"/>
+                <w:bCs w:val="0"/>
+              </w:rPr>
+            </w:pPr>
+            <w:r>
+              <w:rPr>
+                <w:b w:val="0"/>
+                <w:bCs w:val="0"/>
+              </w:rPr>
+              <w:t>Template Tracking Motion Index</w:t>
+            </w:r>
+          </w:p>
+        </w:tc>
+        <w:tc>
+          <w:tcPr>
+            <w:tcW w:w="4338" w:type="dxa"/>
+          </w:tcPr>
+          <w:p>
+            <w:pPr>
+              <w:pStyle w:val="BodyText"/>
+              <w:cnfStyle w:val="100000000000" w:firstRow="1" w:lastRow="0" w:firstColumn="0" w:lastColumn="0" w:oddVBand="0" w:evenVBand="0" w:oddHBand="0" w:evenHBand="0" w:firstRowFirstColumn="0" w:firstRowLastColumn="0" w:lastRowFirstColumn="0" w:lastRowLastColumn="0"/>
+              <w:rPr>
+                <w:b w:val="0"/>
+                <w:bCs w:val="0"/>
+              </w:rPr>
+            </w:pPr>
+            <w:r>
+              <w:rPr>
+                <w:b w:val="0"/>
+                <w:bCs w:val="0"/>
+              </w:rPr>
+              <w:t>Optical Flow Motion Index</w:t>
+            </w:r>
+          </w:p>
+        </w:tc>
+      </w:tr>
+      <w:tr>
+        <w:trPr>
+          <w:cnfStyle w:val="000000100000" w:firstRow="0" w:lastRow="0" w:firstColumn="0" w:lastColumn="0" w:oddVBand="0" w:evenVBand="0" w:oddHBand="1" w:evenHBand="0" w:firstRowFirstColumn="0" w:firstRowLastColumn="0" w:lastRowFirstColumn="0" w:lastRowLastColumn="0"/>
+        </w:trPr>
+        <w:tc>
+          <w:tcPr>
+            <w:cnfStyle w:val="001000000000" w:firstRow="0" w:lastRow="0" w:firstColumn="1" w:lastColumn="0" w:oddVBand="0" w:evenVBand="0" w:oddHBand="0" w:evenHBand="0" w:firstRowFirstColumn="0" w:firstRowLastColumn="0" w:lastRowFirstColumn="0" w:lastRowLastColumn="0"/>
+            <w:tcW w:w="2088" w:type="dxa"/>
+          </w:tcPr>
+          <w:p>
+            <w:pPr>
+              <w:pStyle w:val="BodyText"/>
+              <w:rPr>
+                <w:b w:val="0"/>
+                <w:bCs w:val="0"/>
+              </w:rPr>
+            </w:pPr>
+            <w:r>
+              <w:rPr>
+                <w:b w:val="0"/>
+                <w:bCs w:val="0"/>
+              </w:rPr>
+              <w:t>Approach</w:t>
+            </w:r>
+          </w:p>
+        </w:tc>
+        <w:tc>
+          <w:tcPr>
+            <w:tcW w:w="4590" w:type="dxa"/>
+          </w:tcPr>
+          <w:p>
+            <w:pPr>
+              <w:pStyle w:val="BodyText"/>
+              <w:cnfStyle w:val="000000100000" w:firstRow="0" w:lastRow="0" w:firstColumn="0" w:lastColumn="0" w:oddVBand="0" w:evenVBand="0" w:oddHBand="1" w:evenHBand="0" w:firstRowFirstColumn="0" w:firstRowLastColumn="0" w:lastRowFirstColumn="0" w:lastRowLastColumn="0"/>
+            </w:pPr>
+            <w:r>
+              <w:t>Sparse — follows a few bright spots via template matching</w:t>
+            </w:r>
+          </w:p>
+        </w:tc>
+        <w:tc>
+          <w:tcPr>
+            <w:tcW w:w="4338" w:type="dxa"/>
+          </w:tcPr>
+          <w:p>
+            <w:pPr>
+              <w:pStyle w:val="BodyText"/>
+              <w:cnfStyle w:val="000000100000" w:firstRow="0" w:lastRow="0" w:firstColumn="0" w:lastColumn="0" w:oddVBand="0" w:evenVBand="0" w:oddHBand="1" w:evenHBand="0" w:firstRowFirstColumn="0" w:firstRowLastColumn="0" w:lastRowFirstColumn="0" w:lastRowLastColumn="0"/>
+            </w:pPr>
+            <w:r>
+              <w:t>Dense — estimates motion at many pixels via Farnebäck optical flow</w:t>
+            </w:r>
+          </w:p>
+        </w:tc>
+      </w:tr>
+      <w:tr>
+        <w:tc>
+          <w:tcPr>
+            <w:cnfStyle w:val="001000000000" w:firstRow="0" w:lastRow="0" w:firstColumn="1" w:lastColumn="0" w:oddVBand="0" w:evenVBand="0" w:oddHBand="0" w:evenHBand="0" w:firstRowFirstColumn="0" w:firstRowLastColumn="0" w:lastRowFirstColumn="0" w:lastRowLastColumn="0"/>
+            <w:tcW w:w="2088" w:type="dxa"/>
+          </w:tcPr>
+          <w:p>
+            <w:pPr>
+              <w:pStyle w:val="BodyText"/>
+              <w:rPr>
+                <w:b w:val="0"/>
+                <w:bCs w:val="0"/>
+              </w:rPr>
+            </w:pPr>
+            <w:r>
+              <w:rPr>
+                <w:b w:val="0"/>
+                <w:bCs w:val="0"/>
+              </w:rPr>
+              <w:t>Starting points</w:t>
+            </w:r>
+          </w:p>
+        </w:tc>
+        <w:tc>
+          <w:tcPr>
+            <w:tcW w:w="4590" w:type="dxa"/>
+          </w:tcPr>
+          <w:p>
+            <w:pPr>
+              <w:pStyle w:val="BodyText"/>
+              <w:cnfStyle w:val="000000000000" w:firstRow="0" w:lastRow="0" w:firstColumn="0" w:lastColumn="0" w:oddVBand="0" w:evenVBand="0" w:oddHBand="0" w:evenHBand="0" w:firstRowFirstColumn="0" w:firstRowLastColumn="0" w:lastRowFirstColumn="0" w:lastRowLastColumn="0"/>
+            </w:pPr>
+            <w:r>
+              <w:t>Explicit bright-feature selection</w:t>
+            </w:r>
+          </w:p>
+        </w:tc>
+        <w:tc>
+          <w:tcPr>
+            <w:tcW w:w="4338" w:type="dxa"/>
+          </w:tcPr>
+          <w:p>
+            <w:pPr>
+              <w:pStyle w:val="BodyText"/>
+              <w:cnfStyle w:val="000000000000" w:firstRow="0" w:lastRow="0" w:firstColumn="0" w:lastColumn="0" w:oddVBand="0" w:evenVBand="0" w:oddHBand="0" w:evenHBand="0" w:firstRowFirstColumn="0" w:firstRowLastColumn="0" w:lastRowFirstColumn="0" w:lastRowLastColumn="0"/>
+            </w:pPr>
+            <w:r>
+              <w:t>No point selection; uses a brightness mask</w:t>
+            </w:r>
+          </w:p>
+        </w:tc>
+      </w:tr>
+      <w:tr>
+        <w:trPr>
+          <w:cnfStyle w:val="000000100000" w:firstRow="0" w:lastRow="0" w:firstColumn="0" w:lastColumn="0" w:oddVBand="0" w:evenVBand="0" w:oddHBand="1" w:evenHBand="0" w:firstRowFirstColumn="0" w:firstRowLastColumn="0" w:lastRowFirstColumn="0" w:lastRowLastColumn="0"/>
+        </w:trPr>
+        <w:tc>
+          <w:tcPr>
+            <w:cnfStyle w:val="001000000000" w:firstRow="0" w:lastRow="0" w:firstColumn="1" w:lastColumn="0" w:oddVBand="0" w:evenVBand="0" w:oddHBand="0" w:evenHBand="0" w:firstRowFirstColumn="0" w:firstRowLastColumn="0" w:lastRowFirstColumn="0" w:lastRowLastColumn="0"/>
+            <w:tcW w:w="2088" w:type="dxa"/>
+          </w:tcPr>
+          <w:p>
+            <w:pPr>
+              <w:pStyle w:val="BodyText"/>
+              <w:rPr>
+                <w:b w:val="0"/>
+                <w:bCs w:val="0"/>
+              </w:rPr>
+            </w:pPr>
+            <w:r>
+              <w:rPr>
+                <w:b w:val="0"/>
+                <w:bCs w:val="0"/>
+              </w:rPr>
+              <w:t>Best for</w:t>
+            </w:r>
+          </w:p>
+        </w:tc>
+        <w:tc>
+          <w:tcPr>
+            <w:tcW w:w="4590" w:type="dxa"/>
+          </w:tcPr>
+          <w:p>
+            <w:pPr>
+              <w:pStyle w:val="BodyText"/>
+              <w:cnfStyle w:val="000000100000" w:firstRow="0" w:lastRow="0" w:firstColumn="0" w:lastColumn="0" w:oddVBand="0" w:evenVBand="0" w:oddHBand="1" w:evenHBand="0" w:firstRowFirstColumn="0" w:firstRowLastColumn="0" w:lastRowFirstColumn="0" w:lastRowLastColumn="0"/>
+            </w:pPr>
+            <w:r>
+              <w:t>Localized bright-feature displacement</w:t>
+            </w:r>
+          </w:p>
+        </w:tc>
+        <w:tc>
+          <w:tcPr>
+            <w:tcW w:w="4338" w:type="dxa"/>
+          </w:tcPr>
+          <w:p>
+            <w:pPr>
+              <w:pStyle w:val="BodyText"/>
+              <w:cnfStyle w:val="000000100000" w:firstRow="0" w:lastRow="0" w:firstColumn="0" w:lastColumn="0" w:oddVBand="0" w:evenVBand="0" w:oddHBand="1" w:evenHBand="0" w:firstRowFirstColumn="0" w:firstRowLastColumn="0" w:lastRowFirstColumn="0" w:lastRowLastColumn="0"/>
+            </w:pPr>
+            <w:r>
+              <w:t>Overall ROI motion field and directionality</w:t>
+            </w:r>
+          </w:p>
+        </w:tc>
+      </w:tr>
+      <w:tr>
+        <w:tc>
+          <w:tcPr>
+            <w:cnfStyle w:val="001000000000" w:firstRow="0" w:lastRow="0" w:firstColumn="1" w:lastColumn="0" w:oddVBand="0" w:evenVBand="0" w:oddHBand="0" w:evenHBand="0" w:firstRowFirstColumn="0" w:firstRowLastColumn="0" w:lastRowFirstColumn="0" w:lastRowLastColumn="0"/>
+            <w:tcW w:w="2088" w:type="dxa"/>
+          </w:tcPr>
+          <w:p>
+            <w:pPr>
+              <w:pStyle w:val="BodyText"/>
+              <w:rPr>
+                <w:b w:val="0"/>
+                <w:bCs w:val="0"/>
+              </w:rPr>
+            </w:pPr>
+            <w:r>
+              <w:rPr>
+                <w:b w:val="0"/>
+                <w:bCs w:val="0"/>
+              </w:rPr>
+              <w:t>Numerical agreement</w:t>
+            </w:r>
+          </w:p>
+        </w:tc>
+        <w:tc>
+          <w:tcPr>
+            <w:tcW w:w="4590" w:type="dxa"/>
+          </w:tcPr>
+          <w:p>
+            <w:pPr>
+              <w:pStyle w:val="BodyText"/>
+              <w:cnfStyle w:val="000000000000" w:firstRow="0" w:lastRow="0" w:firstColumn="0" w:lastColumn="0" w:oddVBand="0" w:evenVBand="0" w:oddHBand="0" w:evenHBand="0" w:firstRowFirstColumn="0" w:firstRowLastColumn="0" w:lastRowFirstColumn="0" w:lastRowLastColumn="0"/>
+            </w:pPr>
+            <w:r>
+              <w:t>Should not be expected to match Optical Flow values</w:t>
+            </w:r>
+          </w:p>
+        </w:tc>
+        <w:tc>
+          <w:tcPr>
+            <w:tcW w:w="4338" w:type="dxa"/>
+          </w:tcPr>
+          <w:p>
+            <w:pPr>
+              <w:pStyle w:val="BodyText"/>
+              <w:cnfStyle w:val="000000000000" w:firstRow="0" w:lastRow="0" w:firstColumn="0" w:lastColumn="0" w:oddVBand="0" w:evenVBand="0" w:oddHBand="0" w:evenHBand="0" w:firstRowFirstColumn="0" w:firstRowLastColumn="0" w:lastRowFirstColumn="0" w:lastRowLastColumn="0"/>
+            </w:pPr>
+          </w:p>
+        </w:tc>
+      </w:tr>
+    </w:tbl>
+    <w:p>
+      <w:pPr>
+        <w:pStyle w:val="BodyText"/>
+      </w:pPr>
+    </w:p>
+    <w:p>
+      <w:pPr>
+        <w:pStyle w:val="BodyText"/>
+      </w:pPr>
+      <w:r>
+        <w:lastRenderedPageBreak/>
+        <w:t>Both methods run on the same cropped ROI frames (after orientation and rectangular ROI crop). They are complementary, not redundant.</w:t>
+      </w:r>
+    </w:p>
+    <w:p>
+      <w:pPr>
+        <w:pStyle w:val="BodyText"/>
+      </w:pPr>
+    </w:p>
+    <w:p>
+      <w:pPr>
+        <w:pStyle w:val="Heading3"/>
+      </w:pPr>
+      <w:r>
+        <w:t>Method summary</w:t>
+      </w:r>
+    </w:p>
+    <w:p>
+      <w:pPr>
+        <w:pStyle w:val="BodyText"/>
+        <w:numPr>
+          <w:ilvl w:val="0"/>
+          <w:numId w:val="12"/>
+        </w:numPr>
+      </w:pPr>
+      <w:r>
+        <w:t>Load oriented, cropped ROI frames from the Sample’s AVI/MP4 Data.</w:t>
+      </w:r>
+    </w:p>
+    <w:p>
+      <w:pPr>
+        <w:pStyle w:val="BodyText"/>
+        <w:numPr>
+          <w:ilvl w:val="0"/>
+          <w:numId w:val="12"/>
+        </w:numPr>
+      </w:pPr>
+      <w:r>
+        <w:t>For each consecutive frame pair: convert to grayscale, optionally apply Gaussian blur (default kernel size 3).</w:t>
+      </w:r>
+    </w:p>
+    <w:p>
+      <w:pPr>
+        <w:pStyle w:val="BodyText"/>
+        <w:numPr>
+          <w:ilvl w:val="0"/>
+          <w:numId w:val="12"/>
+        </w:numPr>
+      </w:pPr>
+      <w:r>
+        <w:t>Build a brightness mask on the previous frame: pixels brighter than the mask percentile threshold are used (default 65 — brighter than the 65th percentile of grayscale values in that frame).</w:t>
+      </w:r>
+    </w:p>
+    <w:p>
+      <w:pPr>
+        <w:pStyle w:val="BodyText"/>
+        <w:numPr>
+          <w:ilvl w:val="0"/>
+          <w:numId w:val="12"/>
+        </w:numPr>
+      </w:pPr>
+      <w:r>
+        <w:t>Compute dense motion with OpenCV Farnebäck optical flow (cv2.calcOpticalFlowFarneback).</w:t>
+      </w:r>
+    </w:p>
+    <w:p>
+      <w:pPr>
+        <w:pStyle w:val="BodyText"/>
+        <w:numPr>
+          <w:ilvl w:val="0"/>
+          <w:numId w:val="12"/>
+        </w:numPr>
+      </w:pPr>
+      <w:r>
+        <w:t>Average flow statistics over masked pixels, then convert to µm/s.</w:t>
+      </w:r>
+    </w:p>
+    <w:p>
+      <w:pPr>
+        <w:pStyle w:val="BodyText"/>
+        <w:numPr>
+          <w:ilvl w:val="0"/>
+          <w:numId w:val="12"/>
+        </w:numPr>
+      </w:pPr>
+      <w:r>
+        <w:t xml:space="preserve"> Default Farnebäck parameters: pyramid scale 0.5, 3 levels, window size 15, 3 iterations, polynomial neighborhood 5, polynomial sigma 1.2.</w:t>
+      </w:r>
+    </w:p>
+    <w:p>
+      <w:pPr>
+        <w:pStyle w:val="BodyText"/>
+      </w:pPr>
+    </w:p>
+    <w:p>
+      <w:pPr>
+        <w:pStyle w:val="Heading3"/>
+      </w:pPr>
+      <w:r>
+        <w:t>Overlay (visualization only)</w:t>
+      </w:r>
+    </w:p>
+    <w:p>
+      <w:pPr>
+        <w:pStyle w:val="BodyText"/>
+      </w:pPr>
+      <w:r>
+        <w:t>When enabled (default on), the Metric Analysis View draws sampled flow arrows on the cropped preview. This is a subsampled visualization of the dense flow field (default spacing 8 px, scale 0.8). It is not individual filament tracking or trajectory display.</w:t>
+      </w:r>
+    </w:p>
+    <w:p>
+      <w:pPr>
+        <w:pStyle w:val="BodyText"/>
+      </w:pPr>
+    </w:p>
+    <w:p>
+      <w:pPr>
+        <w:pStyle w:val="Heading3"/>
+      </w:pPr>
+      <w:r>
+        <w:t>Metric definitions</w:t>
+      </w:r>
+    </w:p>
+    <w:p>
+      <w:pPr>
+        <w:pStyle w:val="BodyText"/>
+      </w:pPr>
+      <w:r>
+        <w:t>All speed metrics use:</w:t>
+      </w:r>
+    </w:p>
+    <w:p>
+      <w:pPr>
+        <w:pStyle w:val="BodyText"/>
+      </w:pPr>
+      <w:r>
+        <w:t>µm/s = (pixels per frame) × microns_per_pixel ÷ seconds_per_frame</w:t>
+      </w:r>
+    </w:p>
+    <w:p>
+      <w:pPr>
+        <w:pStyle w:val="BodyText"/>
+      </w:pPr>
+      <w:r>
+        <w:t>Default scale/time: 0.2650 µm/pixel, 0.2000 seconds/frame (shared with Template Tracking; editable in Metric Analysis View).</w:t>
+      </w:r>
+    </w:p>
+    <w:tbl>
+      <w:tblPr>
+        <w:tblStyle w:val="PlainTable2"/>
+        <w:tblW w:w="0" w:type="auto"/>
+        <w:tblLook w:val="04A0" w:firstRow="1" w:lastRow="0" w:firstColumn="1" w:lastColumn="0" w:noHBand="0" w:noVBand="1"/>
+      </w:tblPr>
+      <w:tblGrid>
+        <w:gridCol w:w="5508"/>
+        <w:gridCol w:w="5508"/>
+      </w:tblGrid>
+      <w:tr>
+        <w:trPr>
+          <w:cnfStyle w:val="100000000000" w:firstRow="1" w:lastRow="0" w:firstColumn="0" w:lastColumn="0" w:oddVBand="0" w:evenVBand="0" w:oddHBand="0" w:evenHBand="0" w:firstRowFirstColumn="0" w:firstRowLastColumn="0" w:lastRowFirstColumn="0" w:lastRowLastColumn="0"/>
+        </w:trPr>
+        <w:tc>
+          <w:tcPr>
+            <w:cnfStyle w:val="001000000000" w:firstRow="0" w:lastRow="0" w:firstColumn="1" w:lastColumn="0" w:oddVBand="0" w:evenVBand="0" w:oddHBand="0" w:evenHBand="0" w:firstRowFirstColumn="0" w:firstRowLastColumn="0" w:lastRowFirstColumn="0" w:lastRowLastColumn="0"/>
+            <w:tcW w:w="5508" w:type="dxa"/>
+          </w:tcPr>
+          <w:p>
+            <w:pPr>
+              <w:pStyle w:val="BodyText"/>
+              <w:rPr>
+                <w:b w:val="0"/>
+                <w:bCs w:val="0"/>
+              </w:rPr>
+            </w:pPr>
+            <w:r>
+              <w:rPr>
+                <w:b w:val="0"/>
+                <w:bCs w:val="0"/>
+              </w:rPr>
+              <w:t>Metric</w:t>
+            </w:r>
+          </w:p>
+        </w:tc>
+        <w:tc>
+          <w:tcPr>
+            <w:tcW w:w="5508" w:type="dxa"/>
+          </w:tcPr>
+          <w:p>
+            <w:pPr>
+              <w:pStyle w:val="BodyText"/>
+              <w:cnfStyle w:val="100000000000" w:firstRow="1" w:lastRow="0" w:firstColumn="0" w:lastColumn="0" w:oddVBand="0" w:evenVBand="0" w:oddHBand="0" w:evenHBand="0" w:firstRowFirstColumn="0" w:firstRowLastColumn="0" w:lastRowFirstColumn="0" w:lastRowLastColumn="0"/>
+              <w:rPr>
+                <w:b w:val="0"/>
+                <w:bCs w:val="0"/>
+              </w:rPr>
+            </w:pPr>
+            <w:r>
+              <w:rPr>
+                <w:b w:val="0"/>
+                <w:bCs w:val="0"/>
+              </w:rPr>
+              <w:t>Definition</w:t>
+            </w:r>
+          </w:p>
+        </w:tc>
+      </w:tr>
+      <w:tr>
+        <w:trPr>
+          <w:cnfStyle w:val="000000100000" w:firstRow="0" w:lastRow="0" w:firstColumn="0" w:lastColumn="0" w:oddVBand="0" w:evenVBand="0" w:oddHBand="1" w:evenHBand="0" w:firstRowFirstColumn="0" w:firstRowLastColumn="0" w:lastRowFirstColumn="0" w:lastRowLastColumn="0"/>
+        </w:trPr>
+        <w:tc>
+          <w:tcPr>
+            <w:cnfStyle w:val="001000000000" w:firstRow="0" w:lastRow="0" w:firstColumn="1" w:lastColumn="0" w:oddVBand="0" w:evenVBand="0" w:oddHBand="0" w:evenHBand="0" w:firstRowFirstColumn="0" w:firstRowLastColumn="0" w:lastRowFirstColumn="0" w:lastRowLastColumn="0"/>
+            <w:tcW w:w="5508" w:type="dxa"/>
+          </w:tcPr>
+          <w:p>
+            <w:pPr>
+              <w:pStyle w:val="BodyText"/>
+              <w:rPr>
+                <w:b w:val="0"/>
+                <w:bCs w:val="0"/>
+              </w:rPr>
+            </w:pPr>
+            <w:r>
+              <w:rPr>
+                <w:b w:val="0"/>
+                <w:bCs w:val="0"/>
+              </w:rPr>
+              <w:t>General Movement</w:t>
+            </w:r>
+          </w:p>
+          <w:p>
+            <w:pPr>
+              <w:pStyle w:val="BodyText"/>
+              <w:rPr>
+                <w:b w:val="0"/>
+                <w:bCs w:val="0"/>
+              </w:rPr>
+            </w:pPr>
+          </w:p>
+        </w:tc>
+        <w:tc>
+          <w:tcPr>
+            <w:tcW w:w="5508" w:type="dxa"/>
+          </w:tcPr>
+          <w:p>
+            <w:pPr>
+              <w:pStyle w:val="BodyText"/>
+              <w:cnfStyle w:val="000000100000" w:firstRow="0" w:lastRow="0" w:firstColumn="0" w:lastColumn="0" w:oddVBand="0" w:evenVBand="0" w:oddHBand="1" w:evenHBand="0" w:firstRowFirstColumn="0" w:firstRowLastColumn="0" w:lastRowFirstColumn="0" w:lastRowLastColumn="0"/>
+            </w:pPr>
+            <w:r>
+              <w:t>Mean flow magnitude (speed regardless of direction) over valid bright pixels, averaged across frame pairs, in µm/s. Primary ROI-level movement summary for Optical Flow.</w:t>
+            </w:r>
+          </w:p>
+        </w:tc>
+      </w:tr>
+      <w:tr>
+        <w:tc>
+          <w:tcPr>
+            <w:cnfStyle w:val="001000000000" w:firstRow="0" w:lastRow="0" w:firstColumn="1" w:lastColumn="0" w:oddVBand="0" w:evenVBand="0" w:oddHBand="0" w:evenHBand="0" w:firstRowFirstColumn="0" w:firstRowLastColumn="0" w:lastRowFirstColumn="0" w:lastRowLastColumn="0"/>
+            <w:tcW w:w="5508" w:type="dxa"/>
+          </w:tcPr>
+          <w:p>
+            <w:pPr>
+              <w:pStyle w:val="BodyText"/>
+              <w:rPr>
+                <w:b w:val="0"/>
+                <w:bCs w:val="0"/>
+              </w:rPr>
+            </w:pPr>
+            <w:r>
+              <w:rPr>
+                <w:b w:val="0"/>
+                <w:bCs w:val="0"/>
+              </w:rPr>
+              <w:lastRenderedPageBreak/>
+              <w:t>Downward Motion</w:t>
+            </w:r>
+          </w:p>
+          <w:p>
+            <w:pPr>
+              <w:pStyle w:val="BodyText"/>
+              <w:tabs>
+                <w:tab w:val="left" w:pos="1361"/>
+              </w:tabs>
+              <w:rPr>
+                <w:b w:val="0"/>
+                <w:bCs w:val="0"/>
+              </w:rPr>
+            </w:pPr>
+            <w:r>
+              <w:tab/>
+            </w:r>
+          </w:p>
+        </w:tc>
+        <w:tc>
+          <w:tcPr>
+            <w:tcW w:w="5508" w:type="dxa"/>
+          </w:tcPr>
+          <w:p>
+            <w:pPr>
+              <w:pStyle w:val="BodyText"/>
+              <w:cnfStyle w:val="000000000000" w:firstRow="0" w:lastRow="0" w:firstColumn="0" w:lastColumn="0" w:oddVBand="0" w:evenVBand="0" w:oddHBand="0" w:evenHBand="0" w:firstRowFirstColumn="0" w:firstRowLastColumn="0" w:lastRowFirstColumn="0" w:lastRowLastColumn="0"/>
+            </w:pPr>
+            <w:r>
+              <w:t>Mean of the downward-only vertical flow component (max(flow_y, 0) in image coordinates where increasing y is downward). Upward motion does not subtract from this value.</w:t>
+            </w:r>
+          </w:p>
+        </w:tc>
+      </w:tr>
+      <w:tr>
+        <w:trPr>
+          <w:cnfStyle w:val="000000100000" w:firstRow="0" w:lastRow="0" w:firstColumn="0" w:lastColumn="0" w:oddVBand="0" w:evenVBand="0" w:oddHBand="1" w:evenHBand="0" w:firstRowFirstColumn="0" w:firstRowLastColumn="0" w:lastRowFirstColumn="0" w:lastRowLastColumn="0"/>
+        </w:trPr>
+        <w:tc>
+          <w:tcPr>
+            <w:cnfStyle w:val="001000000000" w:firstRow="0" w:lastRow="0" w:firstColumn="1" w:lastColumn="0" w:oddVBand="0" w:evenVBand="0" w:oddHBand="0" w:evenHBand="0" w:firstRowFirstColumn="0" w:firstRowLastColumn="0" w:lastRowFirstColumn="0" w:lastRowLastColumn="0"/>
+            <w:tcW w:w="5508" w:type="dxa"/>
+          </w:tcPr>
+          <w:p>
+            <w:pPr>
+              <w:pStyle w:val="BodyText"/>
+              <w:rPr>
+                <w:b w:val="0"/>
+                <w:bCs w:val="0"/>
+              </w:rPr>
+            </w:pPr>
+            <w:r>
+              <w:rPr>
+                <w:b w:val="0"/>
+                <w:bCs w:val="0"/>
+              </w:rPr>
+              <w:t>Net Y Velocity</w:t>
+            </w:r>
+          </w:p>
+          <w:p>
+            <w:pPr>
+              <w:pStyle w:val="BodyText"/>
+            </w:pPr>
+          </w:p>
+        </w:tc>
+        <w:tc>
+          <w:tcPr>
+            <w:tcW w:w="5508" w:type="dxa"/>
+          </w:tcPr>
+          <w:p>
+            <w:pPr>
+              <w:pStyle w:val="BodyText"/>
+              <w:cnfStyle w:val="000000100000" w:firstRow="0" w:lastRow="0" w:firstColumn="0" w:lastColumn="0" w:oddVBand="0" w:evenVBand="0" w:oddHBand="1" w:evenHBand="0" w:firstRowFirstColumn="0" w:firstRowLastColumn="0" w:lastRowFirstColumn="0" w:lastRowLastColumn="0"/>
+            </w:pPr>
+            <w:r>
+              <w:t>Mean signed vertical flow over valid pixels. Combines upward and downward motion.</w:t>
+            </w:r>
+          </w:p>
+        </w:tc>
+      </w:tr>
+      <w:tr>
+        <w:tc>
+          <w:tcPr>
+            <w:cnfStyle w:val="001000000000" w:firstRow="0" w:lastRow="0" w:firstColumn="1" w:lastColumn="0" w:oddVBand="0" w:evenVBand="0" w:oddHBand="0" w:evenHBand="0" w:firstRowFirstColumn="0" w:firstRowLastColumn="0" w:lastRowFirstColumn="0" w:lastRowLastColumn="0"/>
+            <w:tcW w:w="5508" w:type="dxa"/>
+          </w:tcPr>
+          <w:p>
+            <w:pPr>
+              <w:pStyle w:val="BodyText"/>
+              <w:rPr>
+                <w:b w:val="0"/>
+                <w:bCs w:val="0"/>
+              </w:rPr>
+            </w:pPr>
+            <w:r>
+              <w:rPr>
+                <w:b w:val="0"/>
+                <w:bCs w:val="0"/>
+              </w:rPr>
+              <w:t>Directionality Ratio</w:t>
+            </w:r>
+          </w:p>
+          <w:p>
+            <w:pPr>
+              <w:pStyle w:val="BodyText"/>
+            </w:pPr>
+          </w:p>
+        </w:tc>
+        <w:tc>
+          <w:tcPr>
+            <w:tcW w:w="5508" w:type="dxa"/>
+          </w:tcPr>
+          <w:p>
+            <w:pPr>
+              <w:pStyle w:val="BodyText"/>
+              <w:cnfStyle w:val="000000000000" w:firstRow="0" w:lastRow="0" w:firstColumn="0" w:lastColumn="0" w:oddVBand="0" w:evenVBand="0" w:oddHBand="0" w:evenHBand="0" w:firstRowFirstColumn="0" w:firstRowLastColumn="0" w:lastRowFirstColumn="0" w:lastRowLastColumn="0"/>
+            </w:pPr>
+            <w:r>
+              <w:t>Downward motion (px/frame) ÷ General Movement (px/frame). Higher values suggest more motion is aligned with the downward direction; near zero when motion is isotropic or mostly non-downward.</w:t>
+            </w:r>
+          </w:p>
+        </w:tc>
+      </w:tr>
+      <w:tr>
+        <w:trPr>
+          <w:cnfStyle w:val="000000100000" w:firstRow="0" w:lastRow="0" w:firstColumn="0" w:lastColumn="0" w:oddVBand="0" w:evenVBand="0" w:oddHBand="1" w:evenHBand="0" w:firstRowFirstColumn="0" w:firstRowLastColumn="0" w:lastRowFirstColumn="0" w:lastRowLastColumn="0"/>
+        </w:trPr>
+        <w:tc>
+          <w:tcPr>
+            <w:cnfStyle w:val="001000000000" w:firstRow="0" w:lastRow="0" w:firstColumn="1" w:lastColumn="0" w:oddVBand="0" w:evenVBand="0" w:oddHBand="0" w:evenHBand="0" w:firstRowFirstColumn="0" w:firstRowLastColumn="0" w:lastRowFirstColumn="0" w:lastRowLastColumn="0"/>
+            <w:tcW w:w="5508" w:type="dxa"/>
+          </w:tcPr>
+          <w:p>
+            <w:pPr>
+              <w:pStyle w:val="BodyText"/>
+              <w:rPr>
+                <w:b w:val="0"/>
+                <w:bCs w:val="0"/>
+              </w:rPr>
+            </w:pPr>
+            <w:r>
+              <w:rPr>
+                <w:b w:val="0"/>
+                <w:bCs w:val="0"/>
+              </w:rPr>
+              <w:t>Valid Pixel Fraction</w:t>
+            </w:r>
+          </w:p>
+          <w:p>
+            <w:pPr>
+              <w:pStyle w:val="BodyText"/>
+            </w:pPr>
+          </w:p>
+        </w:tc>
+        <w:tc>
+          <w:tcPr>
+            <w:tcW w:w="5508" w:type="dxa"/>
+          </w:tcPr>
+          <w:p>
+            <w:pPr>
+              <w:pStyle w:val="BodyText"/>
+              <w:cnfStyle w:val="000000100000" w:firstRow="0" w:lastRow="0" w:firstColumn="0" w:lastColumn="0" w:oddVBand="0" w:evenVBand="0" w:oddHBand="1" w:evenHBand="0" w:firstRowFirstColumn="0" w:firstRowLastColumn="0" w:lastRowFirstColumn="0" w:lastRowLastColumn="0"/>
+            </w:pPr>
+            <w:r>
+              <w:t>Fraction of ROI pixels passing the brightness mask per frame pair, averaged across pairs. Low values mean little of the ROI contributed to the average.</w:t>
+            </w:r>
+          </w:p>
+        </w:tc>
+      </w:tr>
+      <w:tr>
+        <w:tc>
+          <w:tcPr>
+            <w:cnfStyle w:val="001000000000" w:firstRow="0" w:lastRow="0" w:firstColumn="1" w:lastColumn="0" w:oddVBand="0" w:evenVBand="0" w:oddHBand="0" w:evenHBand="0" w:firstRowFirstColumn="0" w:firstRowLastColumn="0" w:lastRowFirstColumn="0" w:lastRowLastColumn="0"/>
+            <w:tcW w:w="5508" w:type="dxa"/>
+          </w:tcPr>
+          <w:p>
+            <w:pPr>
+              <w:pStyle w:val="BodyText"/>
+              <w:rPr>
+                <w:b w:val="0"/>
+                <w:bCs w:val="0"/>
+              </w:rPr>
+            </w:pPr>
+            <w:r>
+              <w:rPr>
+                <w:b w:val="0"/>
+                <w:bCs w:val="0"/>
+              </w:rPr>
+              <w:t>Saturated Pixel Fraction</w:t>
+            </w:r>
+          </w:p>
+          <w:p>
+            <w:pPr>
+              <w:pStyle w:val="BodyText"/>
+            </w:pPr>
+          </w:p>
+        </w:tc>
+        <w:tc>
+          <w:tcPr>
+            <w:tcW w:w="5508" w:type="dxa"/>
+          </w:tcPr>
+          <w:p>
+            <w:pPr>
+              <w:pStyle w:val="BodyText"/>
+              <w:cnfStyle w:val="000000000000" w:firstRow="0" w:lastRow="0" w:firstColumn="0" w:lastColumn="0" w:oddVBand="0" w:evenVBand="0" w:oddHBand="0" w:evenHBand="0" w:firstRowFirstColumn="0" w:firstRowLastColumn="0" w:lastRowFirstColumn="0" w:lastRowLastColumn="0"/>
+            </w:pPr>
+            <w:r>
+              <w:t>Among valid masked pixels, the fraction near intensity saturation. Reported for QC; saturated pixels may still contribute to flow if they pass the brightness mask.</w:t>
+            </w:r>
+          </w:p>
+        </w:tc>
+      </w:tr>
+    </w:tbl>
+    <w:p>
+      <w:pPr>
+        <w:pStyle w:val="BodyText"/>
+      </w:pPr>
+    </w:p>
+    <w:p>
+      <w:pPr>
+        <w:pStyle w:val="Heading3"/>
+      </w:pPr>
+      <w:r>
+        <w:t>When results update</w:t>
+      </w:r>
+    </w:p>
+    <w:p>
+      <w:pPr>
+        <w:pStyle w:val="BodyText"/>
+      </w:pPr>
+      <w:r>
+        <w:t>Metrics are scheduled automatically after ROI autosave or settings changes (approximately 5 seconds debounce). Opening Metric Analysis View also triggers calculation. Results are saved per Sample as draft JSON in the workspace (metadata/draft_optical_flow/).</w:t>
+      </w:r>
+    </w:p>
+    <w:p>
+      <w:pPr>
+        <w:pStyle w:val="BodyText"/>
+      </w:pPr>
+    </w:p>
+    <w:p>
+      <w:pPr>
+        <w:pStyle w:val="Heading3"/>
+      </w:pPr>
+      <w:r>
+        <w:t>Caveats</w:t>
+      </w:r>
+    </w:p>
+    <w:p>
+      <w:pPr>
+        <w:pStyle w:val="BodyText"/>
+        <w:numPr>
+          <w:ilvl w:val="0"/>
+          <w:numId w:val="13"/>
+        </w:numPr>
+      </w:pPr>
+      <w:r>
+        <w:t>Estimates apparent image motion in the ROI, not direct molecular transport or verified filament displacement.</w:t>
+      </w:r>
+    </w:p>
+    <w:p>
+      <w:pPr>
+        <w:pStyle w:val="BodyText"/>
+        <w:numPr>
+          <w:ilvl w:val="0"/>
+          <w:numId w:val="13"/>
+        </w:numPr>
+      </w:pPr>
+      <w:r>
+        <w:t>Sensitive to ROI placement, focus drift, photobleaching, and saturation.</w:t>
+      </w:r>
+    </w:p>
+    <w:p>
+      <w:pPr>
+        <w:pStyle w:val="BodyText"/>
+        <w:numPr>
+          <w:ilvl w:val="0"/>
+          <w:numId w:val="13"/>
+        </w:numPr>
+      </w:pPr>
+      <w:r>
+        <w:t>Mask percentile controls which pixels contribute; changing it changes which structures dominate the average.</w:t>
+      </w:r>
+    </w:p>
+    <w:p>
+      <w:pPr>
+        <w:pStyle w:val="BodyText"/>
+        <w:numPr>
+          <w:ilvl w:val="0"/>
+          <w:numId w:val="13"/>
+        </w:numPr>
+      </w:pPr>
+      <w:r>
+        <w:t>Compare Breeds only after checking Valid Pixel Fraction and Saturated Pixel Fraction.</w:t>
+      </w:r>
+    </w:p>
+    <w:p>
+      <w:pPr>
+        <w:pStyle w:val="BodyText"/>
+        <w:ind w:left="720"/>
+      </w:pPr>
+    </w:p>
+    <w:p>
       <w:r>
         <w:rPr>
           <w:noProof/>
         </w:rPr>
-        <w:pict w14:anchorId="27F75428">
+        <w:pict w14:anchorId="571FC0CD">
           <v:rect id="_x0000_i1030" alt="" style="width:468pt;height:.05pt;mso-width-percent:0;mso-height-percent:0;mso-width-percent:0;mso-height-percent:0" o:hralign="center" o:hrstd="t" o:hr="t"/>
         </w:pict>
       </w:r>
@@ -6941,14 +6907,197 @@
       <w:pPr>
         <w:pStyle w:val="Heading1"/>
       </w:pPr>
-      <w:bookmarkStart w:id="49" w:name="analysis-section"/>
-      <w:bookmarkStart w:id="50" w:name="_Toc232079317"/>
-      <w:bookmarkEnd w:id="43"/>
-      <w:bookmarkEnd w:id="47"/>
+      <w:bookmarkStart w:id="38" w:name="analysis-section"/>
+      <w:bookmarkStart w:id="39" w:name="_Toc232159021"/>
+      <w:bookmarkEnd w:id="32"/>
+      <w:bookmarkEnd w:id="36"/>
       <w:r>
         <w:t>10. Analysis Section</w:t>
       </w:r>
-      <w:bookmarkEnd w:id="50"/>
+      <w:bookmarkEnd w:id="39"/>
+    </w:p>
+    <w:p>
+      <w:pPr>
+        <w:pStyle w:val="BodyText"/>
+      </w:pPr>
+    </w:p>
+    <w:p>
+      <w:pPr>
+        <w:pStyle w:val="Heading2"/>
+      </w:pPr>
+      <w:r>
+        <w:t>Interpreting Results</w:t>
+      </w:r>
+    </w:p>
+    <w:p>
+      <w:pPr>
+        <w:pStyle w:val="Heading3"/>
+      </w:pPr>
+      <w:r>
+        <w:t>Use multiple metrics together</w:t>
+      </w:r>
+    </w:p>
+    <w:p>
+      <w:pPr>
+        <w:pStyle w:val="BodyText"/>
+      </w:pPr>
+      <w:r>
+        <w:t>No single number fully describes F-actin dynamics in the ROI. Review Template Tracking and Optical Flow together, plus QC fields (valid tracks, valid pixel fraction, saturation, stale flags). Optical Flow General Movement is the primary dense, ROI-level movement summary. It reflects average apparent speed over bright actin-associated pixels in the crop.</w:t>
+      </w:r>
+    </w:p>
+    <w:p>
+      <w:pPr>
+        <w:pStyle w:val="BodyText"/>
+      </w:pPr>
+    </w:p>
+    <w:p>
+      <w:pPr>
+        <w:pStyle w:val="BodyText"/>
+        <w:rPr>
+          <w:b/>
+          <w:bCs/>
+        </w:rPr>
+      </w:pPr>
+      <w:r>
+        <w:rPr>
+          <w:b/>
+          <w:bCs/>
+        </w:rPr>
+        <w:t>Downward Motion and Net Y Velocity answer different questions:</w:t>
+      </w:r>
+    </w:p>
+    <w:p>
+      <w:pPr>
+        <w:pStyle w:val="BodyText"/>
+        <w:numPr>
+          <w:ilvl w:val="0"/>
+          <w:numId w:val="14"/>
+        </w:numPr>
+      </w:pPr>
+      <w:r>
+        <w:t>Downward Motion — average speed in the downward direction only (image y increasing). Useful when testing directional bias toward “down” in the oriented frame.</w:t>
+      </w:r>
+    </w:p>
+    <w:p>
+      <w:pPr>
+        <w:pStyle w:val="BodyText"/>
+        <w:numPr>
+          <w:ilvl w:val="0"/>
+          <w:numId w:val="14"/>
+        </w:numPr>
+      </w:pPr>
+      <w:r>
+        <w:t>Net Y Velocity — signed average vertical flow. Upward and downward contributions combine algebraically.</w:t>
+      </w:r>
+    </w:p>
+    <w:p>
+      <w:pPr>
+        <w:pStyle w:val="BodyText"/>
+      </w:pPr>
+      <w:r>
+        <w:t xml:space="preserve">Template Tracking provides sparse bright-feature indices (General Movement, Downward Motion). In Analysis, the “motion index” column for Template Tracking corresponds to downward velocity, not general movement. </w:t>
+      </w:r>
+      <w:r>
+        <w:rPr>
+          <w:b/>
+          <w:bCs/>
+        </w:rPr>
+        <w:t>Do not expect Template Tracking and Optical Flow to match numerically</w:t>
+      </w:r>
+      <w:r>
+        <w:t>. They use different algorithms, spatial sampling, and downward-motion definitions.</w:t>
+      </w:r>
+    </w:p>
+    <w:p>
+      <w:pPr>
+        <w:pStyle w:val="BodyText"/>
+      </w:pPr>
+    </w:p>
+    <w:p>
+      <w:pPr>
+        <w:pStyle w:val="BodyText"/>
+      </w:pPr>
+      <w:r>
+        <w:t>Before comparing Breeds</w:t>
+      </w:r>
+    </w:p>
+    <w:p>
+      <w:pPr>
+        <w:pStyle w:val="BodyText"/>
+        <w:numPr>
+          <w:ilvl w:val="1"/>
+          <w:numId w:val="7"/>
+        </w:numPr>
+      </w:pPr>
+      <w:r>
+        <w:t>Confirm consistent ROI placement strategy across Samples.</w:t>
+      </w:r>
+    </w:p>
+    <w:p>
+      <w:pPr>
+        <w:pStyle w:val="BodyText"/>
+        <w:numPr>
+          <w:ilvl w:val="1"/>
+          <w:numId w:val="7"/>
+        </w:numPr>
+      </w:pPr>
+      <w:r>
+        <w:t>Confirm microns_per_pixel and seconds_per_frame are correct for the acquisition.</w:t>
+      </w:r>
+    </w:p>
+    <w:p>
+      <w:pPr>
+        <w:pStyle w:val="BodyText"/>
+        <w:numPr>
+          <w:ilvl w:val="1"/>
+          <w:numId w:val="7"/>
+        </w:numPr>
+      </w:pPr>
+      <w:r>
+        <w:t>Check Optical Flow Valid Pixel Fraction and Saturated Pixel Fraction.</w:t>
+      </w:r>
+    </w:p>
+    <w:p>
+      <w:pPr>
+        <w:pStyle w:val="BodyText"/>
+        <w:numPr>
+          <w:ilvl w:val="1"/>
+          <w:numId w:val="7"/>
+        </w:numPr>
+      </w:pPr>
+      <w:r>
+        <w:t>Check Template Tracking track counts and any tracking warnings.</w:t>
+      </w:r>
+    </w:p>
+    <w:p>
+      <w:pPr>
+        <w:pStyle w:val="BodyText"/>
+        <w:numPr>
+          <w:ilvl w:val="1"/>
+          <w:numId w:val="7"/>
+        </w:numPr>
+      </w:pPr>
+      <w:r>
+        <w:t>Prefer Samples with Fresh (non-stale) results when drawing conclusions.</w:t>
+      </w:r>
+    </w:p>
+    <w:p>
+      <w:pPr>
+        <w:pStyle w:val="BodyText"/>
+      </w:pPr>
+    </w:p>
+    <w:p>
+      <w:pPr>
+        <w:pStyle w:val="Heading2"/>
+      </w:pPr>
+    </w:p>
+    <w:p>
+      <w:pPr>
+        <w:pStyle w:val="Heading2"/>
+      </w:pPr>
+      <w:r>
+        <w:t>Table Layout</w:t>
+      </w:r>
     </w:p>
     <w:p>
       <w:pPr>
@@ -7472,17 +7621,26 @@
       <w:pPr>
         <w:pStyle w:val="BodyText"/>
       </w:pPr>
-      <w:r>
-        <w:lastRenderedPageBreak/>
+    </w:p>
+    <w:p>
+      <w:pPr>
+        <w:pStyle w:val="BodyText"/>
+      </w:pPr>
+      <w:r>
         <w:t>Missing results should be treated as missing data, not as zero movement. Analysis helps compare trends, but it should not be interpreted as final biological proof by itself.</w:t>
       </w:r>
+    </w:p>
+    <w:p>
+      <w:pPr>
+        <w:pStyle w:val="BodyText"/>
+      </w:pPr>
     </w:p>
     <w:p>
       <w:r>
         <w:rPr>
           <w:noProof/>
         </w:rPr>
-        <w:pict w14:anchorId="7C9AC23A">
+        <w:pict w14:anchorId="508A7779">
           <v:rect id="_x0000_i1029" alt="" style="width:468pt;height:.05pt;mso-width-percent:0;mso-height-percent:0;mso-width-percent:0;mso-height-percent:0" o:hralign="center" o:hrstd="t" o:hr="t"/>
         </w:pict>
       </w:r>
@@ -7491,13 +7649,33 @@
       <w:pPr>
         <w:pStyle w:val="Heading1"/>
       </w:pPr>
-      <w:bookmarkStart w:id="51" w:name="suggested-quality-control-practices"/>
-      <w:bookmarkStart w:id="52" w:name="_Toc232079318"/>
-      <w:bookmarkEnd w:id="49"/>
+      <w:bookmarkStart w:id="40" w:name="suggested-quality-control-practices"/>
+      <w:bookmarkStart w:id="41" w:name="_Toc232159022"/>
+      <w:bookmarkEnd w:id="38"/>
+    </w:p>
+    <w:p>
+      <w:pPr>
+        <w:pStyle w:val="BodyText"/>
+      </w:pPr>
+    </w:p>
+    <w:p>
+      <w:pPr>
+        <w:pStyle w:val="BodyText"/>
+      </w:pPr>
+    </w:p>
+    <w:p>
+      <w:pPr>
+        <w:pStyle w:val="Heading1"/>
+      </w:pPr>
+    </w:p>
+    <w:p>
+      <w:pPr>
+        <w:pStyle w:val="Heading1"/>
+      </w:pPr>
       <w:r>
         <w:t>11. Suggested Quality Control Practices</w:t>
       </w:r>
-      <w:bookmarkEnd w:id="52"/>
+      <w:bookmarkEnd w:id="41"/>
     </w:p>
     <w:p>
       <w:pPr>
@@ -7616,11 +7794,17 @@
       </w:r>
     </w:p>
     <w:p>
+      <w:pPr>
+        <w:pStyle w:val="Compact"/>
+        <w:ind w:left="360"/>
+      </w:pPr>
+    </w:p>
+    <w:p>
       <w:r>
         <w:rPr>
           <w:noProof/>
         </w:rPr>
-        <w:pict w14:anchorId="5DE9DBBF">
+        <w:pict w14:anchorId="3583E24F">
           <v:rect id="_x0000_i1028" alt="" style="width:468pt;height:.05pt;mso-width-percent:0;mso-height-percent:0;mso-width-percent:0;mso-height-percent:0" o:hralign="center" o:hrstd="t" o:hr="t"/>
         </w:pict>
       </w:r>
@@ -7629,13 +7813,13 @@
       <w:pPr>
         <w:pStyle w:val="Heading1"/>
       </w:pPr>
-      <w:bookmarkStart w:id="53" w:name="troubleshooting"/>
-      <w:bookmarkStart w:id="54" w:name="_Toc232079319"/>
-      <w:bookmarkEnd w:id="51"/>
+      <w:bookmarkStart w:id="42" w:name="troubleshooting"/>
+      <w:bookmarkStart w:id="43" w:name="_Toc232159023"/>
+      <w:bookmarkEnd w:id="40"/>
       <w:r>
         <w:t>12. Troubleshooting</w:t>
       </w:r>
-      <w:bookmarkEnd w:id="54"/>
+      <w:bookmarkEnd w:id="43"/>
     </w:p>
     <w:tbl>
       <w:tblPr>
@@ -8070,7 +8254,7 @@
         <w:rPr>
           <w:noProof/>
         </w:rPr>
-        <w:pict w14:anchorId="42D0940E">
+        <w:pict w14:anchorId="72C3D6A7">
           <v:rect id="_x0000_i1027" alt="" style="width:468pt;height:.05pt;mso-width-percent:0;mso-height-percent:0;mso-width-percent:0;mso-height-percent:0" o:hralign="center" o:hrstd="t" o:hr="t"/>
         </w:pict>
       </w:r>
@@ -8079,160 +8263,123 @@
       <w:pPr>
         <w:pStyle w:val="Heading1"/>
       </w:pPr>
-      <w:bookmarkStart w:id="55" w:name="limitations-and-future-work"/>
-      <w:bookmarkStart w:id="56" w:name="_Toc232079320"/>
-      <w:bookmarkEnd w:id="53"/>
-      <w:r>
-        <w:t>13. Limitations and Future Work</w:t>
-      </w:r>
-      <w:bookmarkEnd w:id="56"/>
-    </w:p>
-    <w:p>
-      <w:pPr>
-        <w:pStyle w:val="FirstParagraph"/>
-      </w:pPr>
-      <w:r>
-        <w:t>Current limitations:</w:t>
-      </w:r>
-    </w:p>
-    <w:p>
-      <w:pPr>
-        <w:pStyle w:val="Compact"/>
-        <w:numPr>
-          <w:ilvl w:val="0"/>
-          <w:numId w:val="9"/>
-        </w:numPr>
-      </w:pPr>
-      <w:r>
-        <w:t>Active import supports AVI/MP4 only.</w:t>
-      </w:r>
-    </w:p>
-    <w:p>
-      <w:pPr>
-        <w:pStyle w:val="Compact"/>
-        <w:numPr>
-          <w:ilvl w:val="0"/>
-          <w:numId w:val="9"/>
-        </w:numPr>
-      </w:pPr>
-      <w:r>
-        <w:t>Current analysis is 2D only.</w:t>
-      </w:r>
-    </w:p>
-    <w:p>
-      <w:pPr>
-        <w:pStyle w:val="Compact"/>
-        <w:numPr>
-          <w:ilvl w:val="0"/>
-          <w:numId w:val="9"/>
-        </w:numPr>
-      </w:pPr>
-      <w:r>
-        <w:t>Image sequence import is postponed.</w:t>
-      </w:r>
-    </w:p>
-    <w:p>
-      <w:pPr>
-        <w:pStyle w:val="Compact"/>
-        <w:numPr>
-          <w:ilvl w:val="0"/>
-          <w:numId w:val="9"/>
-        </w:numPr>
-      </w:pPr>
-      <w:r>
-        <w:t>3D/raw microscopy formats are postponed.</w:t>
-      </w:r>
-    </w:p>
-    <w:p>
-      <w:pPr>
-        <w:pStyle w:val="Compact"/>
-        <w:numPr>
-          <w:ilvl w:val="0"/>
-          <w:numId w:val="9"/>
-        </w:numPr>
-      </w:pPr>
-      <w:r>
-        <w:t>TIFF stacks and raw microscope formats should not be documented as active workflows.</w:t>
-      </w:r>
-    </w:p>
-    <w:p>
-      <w:pPr>
-        <w:pStyle w:val="Compact"/>
-        <w:numPr>
-          <w:ilvl w:val="0"/>
-          <w:numId w:val="9"/>
-        </w:numPr>
-      </w:pPr>
-      <w:r>
-        <w:t>The current motion index is a draft/comparison metric.</w:t>
-      </w:r>
-    </w:p>
-    <w:p>
-      <w:pPr>
-        <w:pStyle w:val="Compact"/>
-        <w:numPr>
-          <w:ilvl w:val="0"/>
-          <w:numId w:val="9"/>
-        </w:numPr>
-      </w:pPr>
-      <w:r>
-        <w:t>Metrics should be interpreted with visual inspection and experimental context.</w:t>
-      </w:r>
-    </w:p>
-    <w:p>
-      <w:pPr>
-        <w:pStyle w:val="FirstParagraph"/>
-      </w:pPr>
-      <w:r>
-        <w:t>Possible future work:</w:t>
-      </w:r>
-    </w:p>
-    <w:p>
-      <w:pPr>
-        <w:pStyle w:val="Compact"/>
-        <w:numPr>
-          <w:ilvl w:val="0"/>
-          <w:numId w:val="10"/>
-        </w:numPr>
-      </w:pPr>
-      <w:r>
-        <w:t>Image-sequence workflow.</w:t>
-      </w:r>
-    </w:p>
-    <w:p>
-      <w:pPr>
-        <w:pStyle w:val="Compact"/>
-        <w:numPr>
-          <w:ilvl w:val="0"/>
-          <w:numId w:val="10"/>
-        </w:numPr>
-      </w:pPr>
-      <w:r>
-        <w:t>3D/raw microscopy support.</w:t>
-      </w:r>
-    </w:p>
-    <w:p>
-      <w:pPr>
-        <w:pStyle w:val="Compact"/>
-        <w:numPr>
-          <w:ilvl w:val="0"/>
-          <w:numId w:val="10"/>
-        </w:numPr>
-      </w:pPr>
-      <w:r>
-        <w:t>Additional or alternative motion metrics, such as optical flow, if implemented later.</w:t>
-      </w:r>
-    </w:p>
-    <w:p>
-      <w:pPr>
-        <w:pStyle w:val="Compact"/>
-        <w:numPr>
-          <w:ilvl w:val="0"/>
-          <w:numId w:val="10"/>
-        </w:numPr>
-      </w:pPr>
-      <w:r>
-        <w:t>More explicit calibration support for acquisition timing and microns-per-pixel.</w:t>
+      <w:bookmarkStart w:id="44" w:name="limitations-and-future-work"/>
+      <w:bookmarkEnd w:id="42"/>
+      <w:r>
+        <w:t>13</w:t>
+      </w:r>
+      <w:r>
+        <w:t>. Limitations</w:t>
+      </w:r>
+    </w:p>
+    <w:p>
+      <w:pPr>
+        <w:pStyle w:val="BodyText"/>
+      </w:pPr>
+      <w:r>
+        <w:rPr>
+          <w:b/>
+          <w:bCs/>
+        </w:rPr>
+        <w:t>ROI placement matters.</w:t>
+      </w:r>
+      <w:r>
+        <w:t xml:space="preserve"> All metrics summarize motion inside the drawn rectangle. Different ROI size, position, or orientation changes what structures contribute and prevents direct comparison across Samples unless placement is standardized.</w:t>
+      </w:r>
+    </w:p>
+    <w:p>
+      <w:pPr>
+        <w:pStyle w:val="BodyText"/>
+      </w:pPr>
+      <w:r>
+        <w:rPr>
+          <w:b/>
+          <w:bCs/>
+        </w:rPr>
+        <w:t>Imaging settings and calibration matter</w:t>
+      </w:r>
+      <w:r>
+        <w:t>. µm/s values depend on microns_per_pixel and seconds_per_frame. Incorrect calibration scales all speed metrics proportionally. Frame timing errors have the same effect.</w:t>
+      </w:r>
+    </w:p>
+    <w:p>
+      <w:pPr>
+        <w:pStyle w:val="BodyText"/>
+      </w:pPr>
+      <w:r>
+        <w:rPr>
+          <w:b/>
+          <w:bCs/>
+        </w:rPr>
+        <w:t>Optical flow measures apparent image motion</w:t>
+      </w:r>
+      <w:r>
+        <w:t>, not verified molecular transport. Flow can reflect focus changes, stage drift, bleaching patterns, or bulk tissue movement as well as filament rearrangement.</w:t>
+      </w:r>
+    </w:p>
+    <w:p>
+      <w:pPr>
+        <w:pStyle w:val="BodyText"/>
+      </w:pPr>
+      <w:r>
+        <w:rPr>
+          <w:b/>
+          <w:bCs/>
+        </w:rPr>
+        <w:t>Template tracking follows selected bright features</w:t>
+      </w:r>
+      <w:r>
+        <w:t>, not every cable in the ROI. Starting-point selection, match confidence, and lookahead recovery limit how many structures are represented. Failed tracks reduce the step count averaged into the indices.</w:t>
+      </w:r>
+    </w:p>
+    <w:p>
+      <w:pPr>
+        <w:pStyle w:val="BodyText"/>
+      </w:pPr>
+      <w:r>
+        <w:rPr>
+          <w:b/>
+          <w:bCs/>
+        </w:rPr>
+        <w:t>Saturation and low valid pixel fraction reduce reliability</w:t>
+      </w:r>
+      <w:r>
+        <w:t>. Saturated regions may still contribute to Optical Flow if they pass the brightness mask. A low Valid Pixel Fraction means averages come from a small fraction of the ROI. Check QC before trusting Breed-level comparisons.</w:t>
+      </w:r>
+    </w:p>
+    <w:p>
+      <w:pPr>
+        <w:pStyle w:val="BodyText"/>
+      </w:pPr>
+    </w:p>
+    <w:p>
+      <w:pPr>
+        <w:pStyle w:val="BodyText"/>
+      </w:pPr>
+      <w:r>
+        <w:rPr>
+          <w:b/>
+          <w:bCs/>
+        </w:rPr>
+        <w:t>Draft vs. finalized results</w:t>
+      </w:r>
+      <w:r>
+        <w:t>. In-app metrics are saved as per-Sample draft JSON. Exported/finalized processed outputs may produce separate summary files; Analysis prefers finalized export summaries when present, otherwise draft files.</w:t>
+      </w:r>
+    </w:p>
+    <w:p>
+      <w:pPr>
+        <w:pStyle w:val="BodyText"/>
+      </w:pPr>
+      <w:r>
+        <w:rPr>
+          <w:b/>
+          <w:bCs/>
+        </w:rPr>
+        <w:t>Biological interpretation</w:t>
+      </w:r>
+      <w:r>
+        <w:t>. These metrics are movement indices for hypothesis screening and comparison under controlled preprocessing. They do not prove specific biological mechanisms (e.g., polymerization vs. depolymerization, organelle trafficking) without independent validation.</w:t>
       </w:r>
     </w:p>
     <w:p>
@@ -8240,7 +8387,8 @@
         <w:rPr>
           <w:noProof/>
         </w:rPr>
-        <w:pict w14:anchorId="4227E001">
+        <w:lastRenderedPageBreak/>
+        <w:pict w14:anchorId="14E9F575">
           <v:rect id="_x0000_i1026" alt="" style="width:468pt;height:.05pt;mso-width-percent:0;mso-height-percent:0;mso-width-percent:0;mso-height-percent:0" o:hralign="center" o:hrstd="t" o:hr="t"/>
         </w:pict>
       </w:r>
@@ -8249,19 +8397,19 @@
       <w:pPr>
         <w:pStyle w:val="Heading1"/>
       </w:pPr>
-      <w:bookmarkStart w:id="57" w:name="appendix"/>
-      <w:bookmarkStart w:id="58" w:name="_Toc232079321"/>
-      <w:bookmarkEnd w:id="55"/>
+      <w:bookmarkStart w:id="45" w:name="appendix"/>
+      <w:bookmarkStart w:id="46" w:name="_Toc232159025"/>
+      <w:bookmarkEnd w:id="44"/>
       <w:r>
         <w:t>14. Appendix</w:t>
       </w:r>
-      <w:bookmarkEnd w:id="58"/>
+      <w:bookmarkEnd w:id="46"/>
     </w:p>
     <w:p>
       <w:pPr>
         <w:pStyle w:val="Heading3"/>
       </w:pPr>
-      <w:bookmarkStart w:id="59" w:name="supported-data-types"/>
+      <w:bookmarkStart w:id="47" w:name="supported-data-types"/>
       <w:r>
         <w:t>Supported data types</w:t>
       </w:r>
@@ -8402,7 +8550,6 @@
               <w:pStyle w:val="Compact"/>
             </w:pPr>
             <w:r>
-              <w:lastRenderedPageBreak/>
               <w:t>TIFF image/stack</w:t>
             </w:r>
           </w:p>
@@ -8454,18 +8601,16 @@
       <w:pPr>
         <w:pStyle w:val="Heading2"/>
       </w:pPr>
-      <w:bookmarkStart w:id="60" w:name="legacy-terminology-note"/>
-      <w:bookmarkEnd w:id="59"/>
-    </w:p>
-    <w:p>
-      <w:pPr>
-        <w:pStyle w:val="Heading2"/>
-      </w:pPr>
-      <w:bookmarkStart w:id="61" w:name="_Toc232079322"/>
+      <w:bookmarkStart w:id="48" w:name="legacy-terminology-note"/>
+      <w:bookmarkEnd w:id="47"/>
+    </w:p>
+    <w:p>
+      <w:pPr>
+        <w:pStyle w:val="Heading3"/>
+      </w:pPr>
       <w:r>
         <w:t>Legacy terminology note</w:t>
       </w:r>
-      <w:bookmarkEnd w:id="61"/>
     </w:p>
     <w:p>
       <w:pPr>
@@ -8683,18 +8828,16 @@
       <w:pPr>
         <w:pStyle w:val="Heading2"/>
       </w:pPr>
-      <w:bookmarkStart w:id="62" w:name="minimal-installation-reminder"/>
-      <w:bookmarkEnd w:id="60"/>
-    </w:p>
-    <w:p>
-      <w:pPr>
-        <w:pStyle w:val="Heading2"/>
-      </w:pPr>
-      <w:bookmarkStart w:id="63" w:name="_Toc232079323"/>
+      <w:bookmarkStart w:id="49" w:name="minimal-installation-reminder"/>
+      <w:bookmarkEnd w:id="48"/>
+    </w:p>
+    <w:p>
+      <w:pPr>
+        <w:pStyle w:val="Heading3"/>
+      </w:pPr>
       <w:r>
         <w:t>Minimal installation reminder</w:t>
       </w:r>
-      <w:bookmarkEnd w:id="63"/>
     </w:p>
     <w:p>
       <w:pPr>
@@ -8820,18 +8963,16 @@
       <w:pPr>
         <w:pStyle w:val="Heading2"/>
       </w:pPr>
-      <w:bookmarkStart w:id="64" w:name="what-to-avoid"/>
-      <w:bookmarkEnd w:id="62"/>
-    </w:p>
-    <w:p>
-      <w:pPr>
-        <w:pStyle w:val="Heading2"/>
-      </w:pPr>
-      <w:bookmarkStart w:id="65" w:name="_Toc232079324"/>
+      <w:bookmarkStart w:id="50" w:name="what-to-avoid"/>
+      <w:bookmarkEnd w:id="49"/>
+    </w:p>
+    <w:p>
+      <w:pPr>
+        <w:pStyle w:val="Heading3"/>
+      </w:pPr>
       <w:r>
         <w:t>What to avoid</w:t>
       </w:r>
-      <w:bookmarkEnd w:id="65"/>
     </w:p>
     <w:p>
       <w:pPr>
@@ -8895,8 +9036,7 @@
         <w:rPr>
           <w:noProof/>
         </w:rPr>
-        <w:lastRenderedPageBreak/>
-        <w:pict w14:anchorId="28D7A717">
+        <w:pict w14:anchorId="02C8D530">
           <v:rect id="_x0000_i1025" alt="" style="width:468pt;height:.05pt;mso-width-percent:0;mso-height-percent:0;mso-width-percent:0;mso-height-percent:0" o:hralign="center" o:hrstd="t" o:hr="t"/>
         </w:pict>
       </w:r>
@@ -8905,14 +9045,14 @@
       <w:pPr>
         <w:pStyle w:val="Heading1"/>
       </w:pPr>
-      <w:bookmarkStart w:id="66" w:name="short-safety-summary"/>
-      <w:bookmarkStart w:id="67" w:name="_Toc232079325"/>
-      <w:bookmarkEnd w:id="57"/>
-      <w:bookmarkEnd w:id="64"/>
+      <w:bookmarkStart w:id="51" w:name="short-safety-summary"/>
+      <w:bookmarkStart w:id="52" w:name="_Toc232159026"/>
+      <w:bookmarkEnd w:id="45"/>
+      <w:bookmarkEnd w:id="50"/>
       <w:r>
         <w:t>15. Short Safety Summary</w:t>
       </w:r>
-      <w:bookmarkEnd w:id="67"/>
+      <w:bookmarkEnd w:id="52"/>
     </w:p>
     <w:p>
       <w:pPr>
@@ -8922,7 +9062,32 @@
         <w:t>ActinTrackCV is designed to preserve the user’s original data files. Adding a Sample creates project records and a project-managed copy. Replacing Data or deleting a Sample may clear project state and derived results, but the original external AVI/MP4 file should remain untouched unless the app explicitly asks about a project internal copy and the user confirms that deletion.</w:t>
       </w:r>
       <w:bookmarkEnd w:id="0"/>
-      <w:bookmarkEnd w:id="66"/>
+      <w:bookmarkEnd w:id="51"/>
+    </w:p>
+    <w:p>
+      <w:pPr>
+        <w:pStyle w:val="BodyText"/>
+      </w:pPr>
+    </w:p>
+    <w:p>
+      <w:pPr>
+        <w:pStyle w:val="BodyText"/>
+      </w:pPr>
+    </w:p>
+    <w:p>
+      <w:pPr>
+        <w:pStyle w:val="BodyText"/>
+      </w:pPr>
+    </w:p>
+    <w:p>
+      <w:pPr>
+        <w:pStyle w:val="BodyText"/>
+      </w:pPr>
+    </w:p>
+    <w:p>
+      <w:pPr>
+        <w:pStyle w:val="BodyText"/>
+      </w:pPr>
     </w:p>
     <w:sectPr>
       <w:headerReference w:type="default" r:id="rId8"/>
@@ -9053,19 +9218,13 @@
                       </w:rPr>
                     </w:pPr>
                     <w:r>
-                      <w:t>Version 1 | 6</w:t>
+                      <w:t>Version 1 | 6/</w:t>
                     </w:r>
                     <w:r>
-                      <w:t>/</w:t>
+                      <w:t>__</w:t>
                     </w:r>
                     <w:r>
-                      <w:t>11</w:t>
-                    </w:r>
-                    <w:r>
-                      <w:t>/20</w:t>
-                    </w:r>
-                    <w:r>
-                      <w:t>26</w:t>
+                      <w:t>/2026</w:t>
                     </w:r>
                     <w:r>
                       <w:rPr>
@@ -9129,31 +9288,16 @@
                       </w:rPr>
                       <w:t xml:space="preserve"> of </w:t>
                     </w:r>
-                    <w:r>
-                      <w:fldChar w:fldCharType="begin"/>
-                    </w:r>
-                    <w:r>
-                      <w:instrText xml:space="preserve"> SECTIONPAGES   \* MERGEFORMAT </w:instrText>
-                    </w:r>
-                    <w:r>
-                      <w:fldChar w:fldCharType="separate"/>
-                    </w:r>
-                    <w:r>
-                      <w:rPr>
-                        <w:rStyle w:val="PageNumber"/>
-                        <w:bCs/>
-                        <w:noProof/>
-                      </w:rPr>
-                      <w:t>18</w:t>
-                    </w:r>
-                    <w:r>
-                      <w:rPr>
-                        <w:rStyle w:val="PageNumber"/>
-                        <w:bCs/>
-                        <w:noProof/>
-                      </w:rPr>
-                      <w:fldChar w:fldCharType="end"/>
-                    </w:r>
+                    <w:fldSimple w:instr=" SECTIONPAGES   \* MERGEFORMAT ">
+                      <w:r>
+                        <w:rPr>
+                          <w:rStyle w:val="PageNumber"/>
+                          <w:bCs/>
+                          <w:noProof/>
+                        </w:rPr>
+                        <w:t>22</w:t>
+                      </w:r>
+                    </w:fldSimple>
                   </w:p>
                 </w:sdtContent>
               </w:sdt>
@@ -9434,15 +9578,18 @@
   <w:abstractNum w:abstractNumId="2" w15:restartNumberingAfterBreak="0">
     <w:nsid w:val="00A99411"/>
     <w:multiLevelType w:val="multilevel"/>
-    <w:tmpl w:val="A9B618FE"/>
+    <w:tmpl w:val="C44295D2"/>
     <w:lvl w:ilvl="0">
       <w:start w:val="1"/>
       <w:numFmt w:val="decimal"/>
-      <w:lvlText w:val="%1."/>
+      <w:lvlText w:val="%1)"/>
       <w:lvlJc w:val="left"/>
       <w:pPr>
         <w:ind w:left="720" w:hanging="360"/>
       </w:pPr>
+      <w:rPr>
+        <w:rFonts w:hint="default"/>
+      </w:rPr>
     </w:lvl>
     <w:lvl w:ilvl="1">
       <w:start w:val="1"/>
@@ -9515,6 +9662,407 @@
       <w:pPr>
         <w:ind w:left="6480" w:hanging="360"/>
       </w:pPr>
+    </w:lvl>
+  </w:abstractNum>
+  <w:abstractNum w:abstractNumId="3" w15:restartNumberingAfterBreak="0">
+    <w:nsid w:val="179A2144"/>
+    <w:multiLevelType w:val="multilevel"/>
+    <w:tmpl w:val="C44295D2"/>
+    <w:lvl w:ilvl="0">
+      <w:start w:val="1"/>
+      <w:numFmt w:val="decimal"/>
+      <w:lvlText w:val="%1)"/>
+      <w:lvlJc w:val="left"/>
+      <w:pPr>
+        <w:ind w:left="720" w:hanging="360"/>
+      </w:pPr>
+      <w:rPr>
+        <w:rFonts w:hint="default"/>
+      </w:rPr>
+    </w:lvl>
+    <w:lvl w:ilvl="1">
+      <w:start w:val="1"/>
+      <w:numFmt w:val="decimal"/>
+      <w:lvlText w:val="%2."/>
+      <w:lvlJc w:val="left"/>
+      <w:pPr>
+        <w:ind w:left="1440" w:hanging="360"/>
+      </w:pPr>
+    </w:lvl>
+    <w:lvl w:ilvl="2">
+      <w:start w:val="1"/>
+      <w:numFmt w:val="decimal"/>
+      <w:lvlText w:val="%3."/>
+      <w:lvlJc w:val="left"/>
+      <w:pPr>
+        <w:ind w:left="2160" w:hanging="360"/>
+      </w:pPr>
+    </w:lvl>
+    <w:lvl w:ilvl="3">
+      <w:start w:val="1"/>
+      <w:numFmt w:val="decimal"/>
+      <w:lvlText w:val="%4."/>
+      <w:lvlJc w:val="left"/>
+      <w:pPr>
+        <w:ind w:left="2880" w:hanging="360"/>
+      </w:pPr>
+    </w:lvl>
+    <w:lvl w:ilvl="4">
+      <w:start w:val="1"/>
+      <w:numFmt w:val="decimal"/>
+      <w:lvlText w:val="%5."/>
+      <w:lvlJc w:val="left"/>
+      <w:pPr>
+        <w:ind w:left="3600" w:hanging="360"/>
+      </w:pPr>
+    </w:lvl>
+    <w:lvl w:ilvl="5">
+      <w:start w:val="1"/>
+      <w:numFmt w:val="decimal"/>
+      <w:lvlText w:val="%6."/>
+      <w:lvlJc w:val="left"/>
+      <w:pPr>
+        <w:ind w:left="4320" w:hanging="360"/>
+      </w:pPr>
+    </w:lvl>
+    <w:lvl w:ilvl="6">
+      <w:start w:val="1"/>
+      <w:numFmt w:val="decimal"/>
+      <w:lvlText w:val="%7."/>
+      <w:lvlJc w:val="left"/>
+      <w:pPr>
+        <w:ind w:left="5040" w:hanging="360"/>
+      </w:pPr>
+    </w:lvl>
+    <w:lvl w:ilvl="7">
+      <w:start w:val="1"/>
+      <w:numFmt w:val="decimal"/>
+      <w:lvlText w:val="%8."/>
+      <w:lvlJc w:val="left"/>
+      <w:pPr>
+        <w:ind w:left="5760" w:hanging="360"/>
+      </w:pPr>
+    </w:lvl>
+    <w:lvl w:ilvl="8">
+      <w:start w:val="1"/>
+      <w:numFmt w:val="decimal"/>
+      <w:lvlText w:val="%9."/>
+      <w:lvlJc w:val="left"/>
+      <w:pPr>
+        <w:ind w:left="6480" w:hanging="360"/>
+      </w:pPr>
+    </w:lvl>
+  </w:abstractNum>
+  <w:abstractNum w:abstractNumId="4" w15:restartNumberingAfterBreak="0">
+    <w:nsid w:val="30876626"/>
+    <w:multiLevelType w:val="hybridMultilevel"/>
+    <w:tmpl w:val="8592AF74"/>
+    <w:lvl w:ilvl="0" w:tplc="0409000F">
+      <w:start w:val="1"/>
+      <w:numFmt w:val="decimal"/>
+      <w:lvlText w:val="%1."/>
+      <w:lvlJc w:val="left"/>
+      <w:pPr>
+        <w:ind w:left="1080" w:hanging="360"/>
+      </w:pPr>
+    </w:lvl>
+    <w:lvl w:ilvl="1" w:tplc="04090019" w:tentative="1">
+      <w:start w:val="1"/>
+      <w:numFmt w:val="lowerLetter"/>
+      <w:lvlText w:val="%2."/>
+      <w:lvlJc w:val="left"/>
+      <w:pPr>
+        <w:ind w:left="1800" w:hanging="360"/>
+      </w:pPr>
+    </w:lvl>
+    <w:lvl w:ilvl="2" w:tplc="0409001B" w:tentative="1">
+      <w:start w:val="1"/>
+      <w:numFmt w:val="lowerRoman"/>
+      <w:lvlText w:val="%3."/>
+      <w:lvlJc w:val="right"/>
+      <w:pPr>
+        <w:ind w:left="2520" w:hanging="180"/>
+      </w:pPr>
+    </w:lvl>
+    <w:lvl w:ilvl="3" w:tplc="0409000F" w:tentative="1">
+      <w:start w:val="1"/>
+      <w:numFmt w:val="decimal"/>
+      <w:lvlText w:val="%4."/>
+      <w:lvlJc w:val="left"/>
+      <w:pPr>
+        <w:ind w:left="3240" w:hanging="360"/>
+      </w:pPr>
+    </w:lvl>
+    <w:lvl w:ilvl="4" w:tplc="04090019" w:tentative="1">
+      <w:start w:val="1"/>
+      <w:numFmt w:val="lowerLetter"/>
+      <w:lvlText w:val="%5."/>
+      <w:lvlJc w:val="left"/>
+      <w:pPr>
+        <w:ind w:left="3960" w:hanging="360"/>
+      </w:pPr>
+    </w:lvl>
+    <w:lvl w:ilvl="5" w:tplc="0409001B" w:tentative="1">
+      <w:start w:val="1"/>
+      <w:numFmt w:val="lowerRoman"/>
+      <w:lvlText w:val="%6."/>
+      <w:lvlJc w:val="right"/>
+      <w:pPr>
+        <w:ind w:left="4680" w:hanging="180"/>
+      </w:pPr>
+    </w:lvl>
+    <w:lvl w:ilvl="6" w:tplc="0409000F" w:tentative="1">
+      <w:start w:val="1"/>
+      <w:numFmt w:val="decimal"/>
+      <w:lvlText w:val="%7."/>
+      <w:lvlJc w:val="left"/>
+      <w:pPr>
+        <w:ind w:left="5400" w:hanging="360"/>
+      </w:pPr>
+    </w:lvl>
+    <w:lvl w:ilvl="7" w:tplc="04090019" w:tentative="1">
+      <w:start w:val="1"/>
+      <w:numFmt w:val="lowerLetter"/>
+      <w:lvlText w:val="%8."/>
+      <w:lvlJc w:val="left"/>
+      <w:pPr>
+        <w:ind w:left="6120" w:hanging="360"/>
+      </w:pPr>
+    </w:lvl>
+    <w:lvl w:ilvl="8" w:tplc="0409001B" w:tentative="1">
+      <w:start w:val="1"/>
+      <w:numFmt w:val="lowerRoman"/>
+      <w:lvlText w:val="%9."/>
+      <w:lvlJc w:val="right"/>
+      <w:pPr>
+        <w:ind w:left="6840" w:hanging="180"/>
+      </w:pPr>
+    </w:lvl>
+  </w:abstractNum>
+  <w:abstractNum w:abstractNumId="5" w15:restartNumberingAfterBreak="0">
+    <w:nsid w:val="38683A3E"/>
+    <w:multiLevelType w:val="hybridMultilevel"/>
+    <w:tmpl w:val="FC060E06"/>
+    <w:lvl w:ilvl="0" w:tplc="04090001">
+      <w:start w:val="1"/>
+      <w:numFmt w:val="bullet"/>
+      <w:lvlText w:val=""/>
+      <w:lvlJc w:val="left"/>
+      <w:pPr>
+        <w:ind w:left="720" w:hanging="360"/>
+      </w:pPr>
+      <w:rPr>
+        <w:rFonts w:ascii="Symbol" w:hAnsi="Symbol" w:hint="default"/>
+      </w:rPr>
+    </w:lvl>
+    <w:lvl w:ilvl="1" w:tplc="04090003" w:tentative="1">
+      <w:start w:val="1"/>
+      <w:numFmt w:val="bullet"/>
+      <w:lvlText w:val="o"/>
+      <w:lvlJc w:val="left"/>
+      <w:pPr>
+        <w:ind w:left="1440" w:hanging="360"/>
+      </w:pPr>
+      <w:rPr>
+        <w:rFonts w:ascii="Courier New" w:hAnsi="Courier New" w:cs="Courier New" w:hint="default"/>
+      </w:rPr>
+    </w:lvl>
+    <w:lvl w:ilvl="2" w:tplc="04090005" w:tentative="1">
+      <w:start w:val="1"/>
+      <w:numFmt w:val="bullet"/>
+      <w:lvlText w:val=""/>
+      <w:lvlJc w:val="left"/>
+      <w:pPr>
+        <w:ind w:left="2160" w:hanging="360"/>
+      </w:pPr>
+      <w:rPr>
+        <w:rFonts w:ascii="Wingdings" w:hAnsi="Wingdings" w:hint="default"/>
+      </w:rPr>
+    </w:lvl>
+    <w:lvl w:ilvl="3" w:tplc="04090001" w:tentative="1">
+      <w:start w:val="1"/>
+      <w:numFmt w:val="bullet"/>
+      <w:lvlText w:val=""/>
+      <w:lvlJc w:val="left"/>
+      <w:pPr>
+        <w:ind w:left="2880" w:hanging="360"/>
+      </w:pPr>
+      <w:rPr>
+        <w:rFonts w:ascii="Symbol" w:hAnsi="Symbol" w:hint="default"/>
+      </w:rPr>
+    </w:lvl>
+    <w:lvl w:ilvl="4" w:tplc="04090003" w:tentative="1">
+      <w:start w:val="1"/>
+      <w:numFmt w:val="bullet"/>
+      <w:lvlText w:val="o"/>
+      <w:lvlJc w:val="left"/>
+      <w:pPr>
+        <w:ind w:left="3600" w:hanging="360"/>
+      </w:pPr>
+      <w:rPr>
+        <w:rFonts w:ascii="Courier New" w:hAnsi="Courier New" w:cs="Courier New" w:hint="default"/>
+      </w:rPr>
+    </w:lvl>
+    <w:lvl w:ilvl="5" w:tplc="04090005" w:tentative="1">
+      <w:start w:val="1"/>
+      <w:numFmt w:val="bullet"/>
+      <w:lvlText w:val=""/>
+      <w:lvlJc w:val="left"/>
+      <w:pPr>
+        <w:ind w:left="4320" w:hanging="360"/>
+      </w:pPr>
+      <w:rPr>
+        <w:rFonts w:ascii="Wingdings" w:hAnsi="Wingdings" w:hint="default"/>
+      </w:rPr>
+    </w:lvl>
+    <w:lvl w:ilvl="6" w:tplc="04090001" w:tentative="1">
+      <w:start w:val="1"/>
+      <w:numFmt w:val="bullet"/>
+      <w:lvlText w:val=""/>
+      <w:lvlJc w:val="left"/>
+      <w:pPr>
+        <w:ind w:left="5040" w:hanging="360"/>
+      </w:pPr>
+      <w:rPr>
+        <w:rFonts w:ascii="Symbol" w:hAnsi="Symbol" w:hint="default"/>
+      </w:rPr>
+    </w:lvl>
+    <w:lvl w:ilvl="7" w:tplc="04090003" w:tentative="1">
+      <w:start w:val="1"/>
+      <w:numFmt w:val="bullet"/>
+      <w:lvlText w:val="o"/>
+      <w:lvlJc w:val="left"/>
+      <w:pPr>
+        <w:ind w:left="5760" w:hanging="360"/>
+      </w:pPr>
+      <w:rPr>
+        <w:rFonts w:ascii="Courier New" w:hAnsi="Courier New" w:cs="Courier New" w:hint="default"/>
+      </w:rPr>
+    </w:lvl>
+    <w:lvl w:ilvl="8" w:tplc="04090005" w:tentative="1">
+      <w:start w:val="1"/>
+      <w:numFmt w:val="bullet"/>
+      <w:lvlText w:val=""/>
+      <w:lvlJc w:val="left"/>
+      <w:pPr>
+        <w:ind w:left="6480" w:hanging="360"/>
+      </w:pPr>
+      <w:rPr>
+        <w:rFonts w:ascii="Wingdings" w:hAnsi="Wingdings" w:hint="default"/>
+      </w:rPr>
+    </w:lvl>
+  </w:abstractNum>
+  <w:abstractNum w:abstractNumId="6" w15:restartNumberingAfterBreak="0">
+    <w:nsid w:val="6488060D"/>
+    <w:multiLevelType w:val="hybridMultilevel"/>
+    <w:tmpl w:val="F7D8E166"/>
+    <w:lvl w:ilvl="0" w:tplc="04090001">
+      <w:start w:val="1"/>
+      <w:numFmt w:val="bullet"/>
+      <w:lvlText w:val=""/>
+      <w:lvlJc w:val="left"/>
+      <w:pPr>
+        <w:ind w:left="720" w:hanging="360"/>
+      </w:pPr>
+      <w:rPr>
+        <w:rFonts w:ascii="Symbol" w:hAnsi="Symbol" w:hint="default"/>
+      </w:rPr>
+    </w:lvl>
+    <w:lvl w:ilvl="1" w:tplc="04090003" w:tentative="1">
+      <w:start w:val="1"/>
+      <w:numFmt w:val="bullet"/>
+      <w:lvlText w:val="o"/>
+      <w:lvlJc w:val="left"/>
+      <w:pPr>
+        <w:ind w:left="1440" w:hanging="360"/>
+      </w:pPr>
+      <w:rPr>
+        <w:rFonts w:ascii="Courier New" w:hAnsi="Courier New" w:cs="Courier New" w:hint="default"/>
+      </w:rPr>
+    </w:lvl>
+    <w:lvl w:ilvl="2" w:tplc="04090005" w:tentative="1">
+      <w:start w:val="1"/>
+      <w:numFmt w:val="bullet"/>
+      <w:lvlText w:val=""/>
+      <w:lvlJc w:val="left"/>
+      <w:pPr>
+        <w:ind w:left="2160" w:hanging="360"/>
+      </w:pPr>
+      <w:rPr>
+        <w:rFonts w:ascii="Wingdings" w:hAnsi="Wingdings" w:hint="default"/>
+      </w:rPr>
+    </w:lvl>
+    <w:lvl w:ilvl="3" w:tplc="04090001" w:tentative="1">
+      <w:start w:val="1"/>
+      <w:numFmt w:val="bullet"/>
+      <w:lvlText w:val=""/>
+      <w:lvlJc w:val="left"/>
+      <w:pPr>
+        <w:ind w:left="2880" w:hanging="360"/>
+      </w:pPr>
+      <w:rPr>
+        <w:rFonts w:ascii="Symbol" w:hAnsi="Symbol" w:hint="default"/>
+      </w:rPr>
+    </w:lvl>
+    <w:lvl w:ilvl="4" w:tplc="04090003" w:tentative="1">
+      <w:start w:val="1"/>
+      <w:numFmt w:val="bullet"/>
+      <w:lvlText w:val="o"/>
+      <w:lvlJc w:val="left"/>
+      <w:pPr>
+        <w:ind w:left="3600" w:hanging="360"/>
+      </w:pPr>
+      <w:rPr>
+        <w:rFonts w:ascii="Courier New" w:hAnsi="Courier New" w:cs="Courier New" w:hint="default"/>
+      </w:rPr>
+    </w:lvl>
+    <w:lvl w:ilvl="5" w:tplc="04090005" w:tentative="1">
+      <w:start w:val="1"/>
+      <w:numFmt w:val="bullet"/>
+      <w:lvlText w:val=""/>
+      <w:lvlJc w:val="left"/>
+      <w:pPr>
+        <w:ind w:left="4320" w:hanging="360"/>
+      </w:pPr>
+      <w:rPr>
+        <w:rFonts w:ascii="Wingdings" w:hAnsi="Wingdings" w:hint="default"/>
+      </w:rPr>
+    </w:lvl>
+    <w:lvl w:ilvl="6" w:tplc="04090001" w:tentative="1">
+      <w:start w:val="1"/>
+      <w:numFmt w:val="bullet"/>
+      <w:lvlText w:val=""/>
+      <w:lvlJc w:val="left"/>
+      <w:pPr>
+        <w:ind w:left="5040" w:hanging="360"/>
+      </w:pPr>
+      <w:rPr>
+        <w:rFonts w:ascii="Symbol" w:hAnsi="Symbol" w:hint="default"/>
+      </w:rPr>
+    </w:lvl>
+    <w:lvl w:ilvl="7" w:tplc="04090003" w:tentative="1">
+      <w:start w:val="1"/>
+      <w:numFmt w:val="bullet"/>
+      <w:lvlText w:val="o"/>
+      <w:lvlJc w:val="left"/>
+      <w:pPr>
+        <w:ind w:left="5760" w:hanging="360"/>
+      </w:pPr>
+      <w:rPr>
+        <w:rFonts w:ascii="Courier New" w:hAnsi="Courier New" w:cs="Courier New" w:hint="default"/>
+      </w:rPr>
+    </w:lvl>
+    <w:lvl w:ilvl="8" w:tplc="04090005" w:tentative="1">
+      <w:start w:val="1"/>
+      <w:numFmt w:val="bullet"/>
+      <w:lvlText w:val=""/>
+      <w:lvlJc w:val="left"/>
+      <w:pPr>
+        <w:ind w:left="6480" w:hanging="360"/>
+      </w:pPr>
+      <w:rPr>
+        <w:rFonts w:ascii="Wingdings" w:hAnsi="Wingdings" w:hint="default"/>
+      </w:rPr>
     </w:lvl>
   </w:abstractNum>
   <w:num w:numId="1" w16cid:durableId="344600144">
@@ -9564,33 +10112,6 @@
   </w:num>
   <w:num w:numId="7" w16cid:durableId="1647002758">
     <w:abstractNumId w:val="2"/>
-    <w:lvlOverride w:ilvl="0">
-      <w:startOverride w:val="1"/>
-    </w:lvlOverride>
-    <w:lvlOverride w:ilvl="1">
-      <w:startOverride w:val="1"/>
-    </w:lvlOverride>
-    <w:lvlOverride w:ilvl="2">
-      <w:startOverride w:val="1"/>
-    </w:lvlOverride>
-    <w:lvlOverride w:ilvl="3">
-      <w:startOverride w:val="1"/>
-    </w:lvlOverride>
-    <w:lvlOverride w:ilvl="4">
-      <w:startOverride w:val="1"/>
-    </w:lvlOverride>
-    <w:lvlOverride w:ilvl="5">
-      <w:startOverride w:val="1"/>
-    </w:lvlOverride>
-    <w:lvlOverride w:ilvl="6">
-      <w:startOverride w:val="1"/>
-    </w:lvlOverride>
-    <w:lvlOverride w:ilvl="7">
-      <w:startOverride w:val="1"/>
-    </w:lvlOverride>
-    <w:lvlOverride w:ilvl="8">
-      <w:startOverride w:val="1"/>
-    </w:lvlOverride>
   </w:num>
   <w:num w:numId="8" w16cid:durableId="918253481">
     <w:abstractNumId w:val="1"/>
@@ -9603,6 +10124,18 @@
   </w:num>
   <w:num w:numId="11" w16cid:durableId="215362173">
     <w:abstractNumId w:val="1"/>
+  </w:num>
+  <w:num w:numId="12" w16cid:durableId="1222861304">
+    <w:abstractNumId w:val="4"/>
+  </w:num>
+  <w:num w:numId="13" w16cid:durableId="839154862">
+    <w:abstractNumId w:val="6"/>
+  </w:num>
+  <w:num w:numId="14" w16cid:durableId="1664090863">
+    <w:abstractNumId w:val="5"/>
+  </w:num>
+  <w:num w:numId="15" w16cid:durableId="573660907">
+    <w:abstractNumId w:val="3"/>
   </w:num>
 </w:numbering>
 </file>
@@ -9884,7 +10417,7 @@
     <w:link w:val="Heading1Char"/>
     <w:uiPriority w:val="9"/>
     <w:qFormat/>
-    <w:rsid w:val="00484E86"/>
+    <w:rsid w:val="0033657F"/>
     <w:pPr>
       <w:keepNext/>
       <w:keepLines/>
@@ -9894,7 +10427,7 @@
     <w:rPr>
       <w:rFonts w:asciiTheme="majorHAnsi" w:eastAsiaTheme="majorEastAsia" w:hAnsiTheme="majorHAnsi" w:cstheme="majorBidi"/>
       <w:color w:val="215E99" w:themeColor="text2" w:themeTint="BF"/>
-      <w:sz w:val="40"/>
+      <w:sz w:val="50"/>
       <w:szCs w:val="40"/>
     </w:rPr>
   </w:style>
@@ -9906,7 +10439,7 @@
     <w:uiPriority w:val="9"/>
     <w:unhideWhenUsed/>
     <w:qFormat/>
-    <w:rsid w:val="00484E86"/>
+    <w:rsid w:val="0033657F"/>
     <w:pPr>
       <w:keepNext/>
       <w:keepLines/>
@@ -9916,7 +10449,7 @@
     <w:rPr>
       <w:rFonts w:asciiTheme="majorHAnsi" w:eastAsiaTheme="majorEastAsia" w:hAnsiTheme="majorHAnsi" w:cstheme="majorBidi"/>
       <w:color w:val="215E99" w:themeColor="text2" w:themeTint="BF"/>
-      <w:sz w:val="32"/>
+      <w:sz w:val="40"/>
       <w:szCs w:val="32"/>
     </w:rPr>
   </w:style>
@@ -9926,7 +10459,6 @@
     <w:next w:val="BodyText"/>
     <w:link w:val="Heading3Char"/>
     <w:uiPriority w:val="9"/>
-    <w:semiHidden/>
     <w:unhideWhenUsed/>
     <w:qFormat/>
     <w:rsid w:val="00484E86"/>
@@ -10105,6 +10637,7 @@
   <w:style w:type="paragraph" w:styleId="BodyText">
     <w:name w:val="Body Text"/>
     <w:basedOn w:val="Normal"/>
+    <w:link w:val="BodyTextChar"/>
     <w:qFormat/>
     <w:pPr>
       <w:spacing w:before="180" w:after="180"/>
@@ -10258,11 +10791,11 @@
     <w:basedOn w:val="DefaultParagraphFont"/>
     <w:link w:val="Heading1"/>
     <w:uiPriority w:val="9"/>
-    <w:rsid w:val="00484E86"/>
+    <w:rsid w:val="0033657F"/>
     <w:rPr>
       <w:rFonts w:asciiTheme="majorHAnsi" w:eastAsiaTheme="majorEastAsia" w:hAnsiTheme="majorHAnsi" w:cstheme="majorBidi"/>
       <w:color w:val="215E99" w:themeColor="text2" w:themeTint="BF"/>
-      <w:sz w:val="40"/>
+      <w:sz w:val="50"/>
       <w:szCs w:val="40"/>
     </w:rPr>
   </w:style>
@@ -10271,11 +10804,11 @@
     <w:basedOn w:val="DefaultParagraphFont"/>
     <w:link w:val="Heading2"/>
     <w:uiPriority w:val="9"/>
-    <w:rsid w:val="00484E86"/>
+    <w:rsid w:val="0033657F"/>
     <w:rPr>
       <w:rFonts w:asciiTheme="majorHAnsi" w:eastAsiaTheme="majorEastAsia" w:hAnsiTheme="majorHAnsi" w:cstheme="majorBidi"/>
       <w:color w:val="215E99" w:themeColor="text2" w:themeTint="BF"/>
-      <w:sz w:val="32"/>
+      <w:sz w:val="40"/>
       <w:szCs w:val="32"/>
     </w:rPr>
   </w:style>
@@ -10284,7 +10817,6 @@
     <w:basedOn w:val="DefaultParagraphFont"/>
     <w:link w:val="Heading3"/>
     <w:uiPriority w:val="9"/>
-    <w:semiHidden/>
     <w:rsid w:val="00484E86"/>
     <w:rPr>
       <w:rFonts w:eastAsiaTheme="majorEastAsia" w:cstheme="majorBidi"/>
@@ -10891,6 +11423,320 @@
     <w:basedOn w:val="DefaultParagraphFont"/>
     <w:rsid w:val="00484E86"/>
   </w:style>
+  <w:style w:type="table" w:styleId="TableGrid">
+    <w:name w:val="Table Grid"/>
+    <w:basedOn w:val="TableNormal"/>
+    <w:rsid w:val="00B96E6B"/>
+    <w:pPr>
+      <w:spacing w:after="0"/>
+    </w:pPr>
+    <w:tblPr>
+      <w:tblBorders>
+        <w:top w:val="single" w:sz="4" w:space="0" w:color="auto"/>
+        <w:left w:val="single" w:sz="4" w:space="0" w:color="auto"/>
+        <w:bottom w:val="single" w:sz="4" w:space="0" w:color="auto"/>
+        <w:right w:val="single" w:sz="4" w:space="0" w:color="auto"/>
+        <w:insideH w:val="single" w:sz="4" w:space="0" w:color="auto"/>
+        <w:insideV w:val="single" w:sz="4" w:space="0" w:color="auto"/>
+      </w:tblBorders>
+    </w:tblPr>
+  </w:style>
+  <w:style w:type="table" w:styleId="PlainTable2">
+    <w:name w:val="Plain Table 2"/>
+    <w:basedOn w:val="TableNormal"/>
+    <w:rsid w:val="00B96E6B"/>
+    <w:pPr>
+      <w:spacing w:after="0"/>
+    </w:pPr>
+    <w:tblPr>
+      <w:tblStyleRowBandSize w:val="1"/>
+      <w:tblStyleColBandSize w:val="1"/>
+      <w:tblBorders>
+        <w:top w:val="single" w:sz="4" w:space="0" w:color="7F7F7F" w:themeColor="text1" w:themeTint="80"/>
+        <w:bottom w:val="single" w:sz="4" w:space="0" w:color="7F7F7F" w:themeColor="text1" w:themeTint="80"/>
+      </w:tblBorders>
+    </w:tblPr>
+    <w:tblStylePr w:type="firstRow">
+      <w:rPr>
+        <w:b/>
+        <w:bCs/>
+      </w:rPr>
+      <w:tblPr/>
+      <w:tcPr>
+        <w:tcBorders>
+          <w:bottom w:val="single" w:sz="4" w:space="0" w:color="7F7F7F" w:themeColor="text1" w:themeTint="80"/>
+        </w:tcBorders>
+      </w:tcPr>
+    </w:tblStylePr>
+    <w:tblStylePr w:type="lastRow">
+      <w:rPr>
+        <w:b/>
+        <w:bCs/>
+      </w:rPr>
+      <w:tblPr/>
+      <w:tcPr>
+        <w:tcBorders>
+          <w:top w:val="single" w:sz="4" w:space="0" w:color="7F7F7F" w:themeColor="text1" w:themeTint="80"/>
+        </w:tcBorders>
+      </w:tcPr>
+    </w:tblStylePr>
+    <w:tblStylePr w:type="firstCol">
+      <w:rPr>
+        <w:b/>
+        <w:bCs/>
+      </w:rPr>
+    </w:tblStylePr>
+    <w:tblStylePr w:type="lastCol">
+      <w:rPr>
+        <w:b/>
+        <w:bCs/>
+      </w:rPr>
+    </w:tblStylePr>
+    <w:tblStylePr w:type="band1Vert">
+      <w:tblPr/>
+      <w:tcPr>
+        <w:tcBorders>
+          <w:left w:val="single" w:sz="4" w:space="0" w:color="7F7F7F" w:themeColor="text1" w:themeTint="80"/>
+          <w:right w:val="single" w:sz="4" w:space="0" w:color="7F7F7F" w:themeColor="text1" w:themeTint="80"/>
+        </w:tcBorders>
+      </w:tcPr>
+    </w:tblStylePr>
+    <w:tblStylePr w:type="band2Vert">
+      <w:tblPr/>
+      <w:tcPr>
+        <w:tcBorders>
+          <w:left w:val="single" w:sz="4" w:space="0" w:color="7F7F7F" w:themeColor="text1" w:themeTint="80"/>
+          <w:right w:val="single" w:sz="4" w:space="0" w:color="7F7F7F" w:themeColor="text1" w:themeTint="80"/>
+        </w:tcBorders>
+      </w:tcPr>
+    </w:tblStylePr>
+    <w:tblStylePr w:type="band1Horz">
+      <w:tblPr/>
+      <w:tcPr>
+        <w:tcBorders>
+          <w:top w:val="single" w:sz="4" w:space="0" w:color="7F7F7F" w:themeColor="text1" w:themeTint="80"/>
+          <w:bottom w:val="single" w:sz="4" w:space="0" w:color="7F7F7F" w:themeColor="text1" w:themeTint="80"/>
+        </w:tcBorders>
+      </w:tcPr>
+    </w:tblStylePr>
+  </w:style>
+  <w:style w:type="table" w:styleId="PlainTable3">
+    <w:name w:val="Plain Table 3"/>
+    <w:basedOn w:val="TableNormal"/>
+    <w:rsid w:val="00A9592D"/>
+    <w:pPr>
+      <w:spacing w:after="0"/>
+    </w:pPr>
+    <w:tblPr>
+      <w:tblStyleRowBandSize w:val="1"/>
+      <w:tblStyleColBandSize w:val="1"/>
+    </w:tblPr>
+    <w:tblStylePr w:type="firstRow">
+      <w:rPr>
+        <w:b/>
+        <w:bCs/>
+        <w:caps/>
+      </w:rPr>
+      <w:tblPr/>
+      <w:tcPr>
+        <w:tcBorders>
+          <w:bottom w:val="single" w:sz="4" w:space="0" w:color="7F7F7F" w:themeColor="text1" w:themeTint="80"/>
+        </w:tcBorders>
+      </w:tcPr>
+    </w:tblStylePr>
+    <w:tblStylePr w:type="lastRow">
+      <w:rPr>
+        <w:b/>
+        <w:bCs/>
+        <w:caps/>
+      </w:rPr>
+      <w:tblPr/>
+      <w:tcPr>
+        <w:tcBorders>
+          <w:top w:val="nil"/>
+        </w:tcBorders>
+      </w:tcPr>
+    </w:tblStylePr>
+    <w:tblStylePr w:type="firstCol">
+      <w:rPr>
+        <w:b/>
+        <w:bCs/>
+        <w:caps/>
+      </w:rPr>
+      <w:tblPr/>
+      <w:tcPr>
+        <w:tcBorders>
+          <w:right w:val="single" w:sz="4" w:space="0" w:color="7F7F7F" w:themeColor="text1" w:themeTint="80"/>
+        </w:tcBorders>
+      </w:tcPr>
+    </w:tblStylePr>
+    <w:tblStylePr w:type="lastCol">
+      <w:rPr>
+        <w:b/>
+        <w:bCs/>
+        <w:caps/>
+      </w:rPr>
+      <w:tblPr/>
+      <w:tcPr>
+        <w:tcBorders>
+          <w:left w:val="nil"/>
+        </w:tcBorders>
+      </w:tcPr>
+    </w:tblStylePr>
+    <w:tblStylePr w:type="band1Vert">
+      <w:tblPr/>
+      <w:tcPr>
+        <w:shd w:val="clear" w:color="auto" w:fill="F2F2F2" w:themeFill="background1" w:themeFillShade="F2"/>
+      </w:tcPr>
+    </w:tblStylePr>
+    <w:tblStylePr w:type="band1Horz">
+      <w:tblPr/>
+      <w:tcPr>
+        <w:shd w:val="clear" w:color="auto" w:fill="F2F2F2" w:themeFill="background1" w:themeFillShade="F2"/>
+      </w:tcPr>
+    </w:tblStylePr>
+    <w:tblStylePr w:type="neCell">
+      <w:tblPr/>
+      <w:tcPr>
+        <w:tcBorders>
+          <w:left w:val="nil"/>
+        </w:tcBorders>
+      </w:tcPr>
+    </w:tblStylePr>
+    <w:tblStylePr w:type="nwCell">
+      <w:tblPr/>
+      <w:tcPr>
+        <w:tcBorders>
+          <w:right w:val="nil"/>
+        </w:tcBorders>
+      </w:tcPr>
+    </w:tblStylePr>
+  </w:style>
+  <w:style w:type="table" w:styleId="PlainTable5">
+    <w:name w:val="Plain Table 5"/>
+    <w:basedOn w:val="TableNormal"/>
+    <w:rsid w:val="00A9592D"/>
+    <w:pPr>
+      <w:spacing w:after="0"/>
+    </w:pPr>
+    <w:tblPr>
+      <w:tblStyleRowBandSize w:val="1"/>
+      <w:tblStyleColBandSize w:val="1"/>
+    </w:tblPr>
+    <w:tblStylePr w:type="firstRow">
+      <w:rPr>
+        <w:rFonts w:asciiTheme="majorHAnsi" w:eastAsiaTheme="majorEastAsia" w:hAnsiTheme="majorHAnsi" w:cstheme="majorBidi"/>
+        <w:i/>
+        <w:iCs/>
+        <w:sz w:val="26"/>
+      </w:rPr>
+      <w:tblPr/>
+      <w:tcPr>
+        <w:tcBorders>
+          <w:bottom w:val="single" w:sz="4" w:space="0" w:color="7F7F7F" w:themeColor="text1" w:themeTint="80"/>
+        </w:tcBorders>
+        <w:shd w:val="clear" w:color="auto" w:fill="FFFFFF" w:themeFill="background1"/>
+      </w:tcPr>
+    </w:tblStylePr>
+    <w:tblStylePr w:type="lastRow">
+      <w:rPr>
+        <w:rFonts w:asciiTheme="majorHAnsi" w:eastAsiaTheme="majorEastAsia" w:hAnsiTheme="majorHAnsi" w:cstheme="majorBidi"/>
+        <w:i/>
+        <w:iCs/>
+        <w:sz w:val="26"/>
+      </w:rPr>
+      <w:tblPr/>
+      <w:tcPr>
+        <w:tcBorders>
+          <w:top w:val="single" w:sz="4" w:space="0" w:color="7F7F7F" w:themeColor="text1" w:themeTint="80"/>
+        </w:tcBorders>
+        <w:shd w:val="clear" w:color="auto" w:fill="FFFFFF" w:themeFill="background1"/>
+      </w:tcPr>
+    </w:tblStylePr>
+    <w:tblStylePr w:type="firstCol">
+      <w:pPr>
+        <w:jc w:val="right"/>
+      </w:pPr>
+      <w:rPr>
+        <w:rFonts w:asciiTheme="majorHAnsi" w:eastAsiaTheme="majorEastAsia" w:hAnsiTheme="majorHAnsi" w:cstheme="majorBidi"/>
+        <w:i/>
+        <w:iCs/>
+        <w:sz w:val="26"/>
+      </w:rPr>
+      <w:tblPr/>
+      <w:tcPr>
+        <w:tcBorders>
+          <w:right w:val="single" w:sz="4" w:space="0" w:color="7F7F7F" w:themeColor="text1" w:themeTint="80"/>
+        </w:tcBorders>
+        <w:shd w:val="clear" w:color="auto" w:fill="FFFFFF" w:themeFill="background1"/>
+      </w:tcPr>
+    </w:tblStylePr>
+    <w:tblStylePr w:type="lastCol">
+      <w:rPr>
+        <w:rFonts w:asciiTheme="majorHAnsi" w:eastAsiaTheme="majorEastAsia" w:hAnsiTheme="majorHAnsi" w:cstheme="majorBidi"/>
+        <w:i/>
+        <w:iCs/>
+        <w:sz w:val="26"/>
+      </w:rPr>
+      <w:tblPr/>
+      <w:tcPr>
+        <w:tcBorders>
+          <w:left w:val="single" w:sz="4" w:space="0" w:color="7F7F7F" w:themeColor="text1" w:themeTint="80"/>
+        </w:tcBorders>
+        <w:shd w:val="clear" w:color="auto" w:fill="FFFFFF" w:themeFill="background1"/>
+      </w:tcPr>
+    </w:tblStylePr>
+    <w:tblStylePr w:type="band1Vert">
+      <w:tblPr/>
+      <w:tcPr>
+        <w:shd w:val="clear" w:color="auto" w:fill="F2F2F2" w:themeFill="background1" w:themeFillShade="F2"/>
+      </w:tcPr>
+    </w:tblStylePr>
+    <w:tblStylePr w:type="band1Horz">
+      <w:tblPr/>
+      <w:tcPr>
+        <w:shd w:val="clear" w:color="auto" w:fill="F2F2F2" w:themeFill="background1" w:themeFillShade="F2"/>
+      </w:tcPr>
+    </w:tblStylePr>
+    <w:tblStylePr w:type="neCell">
+      <w:tblPr/>
+      <w:tcPr>
+        <w:tcBorders>
+          <w:left w:val="nil"/>
+        </w:tcBorders>
+      </w:tcPr>
+    </w:tblStylePr>
+    <w:tblStylePr w:type="nwCell">
+      <w:tblPr/>
+      <w:tcPr>
+        <w:tcBorders>
+          <w:right w:val="nil"/>
+        </w:tcBorders>
+      </w:tcPr>
+    </w:tblStylePr>
+    <w:tblStylePr w:type="seCell">
+      <w:tblPr/>
+      <w:tcPr>
+        <w:tcBorders>
+          <w:left w:val="nil"/>
+        </w:tcBorders>
+      </w:tcPr>
+    </w:tblStylePr>
+    <w:tblStylePr w:type="swCell">
+      <w:tblPr/>
+      <w:tcPr>
+        <w:tcBorders>
+          <w:right w:val="nil"/>
+        </w:tcBorders>
+      </w:tcPr>
+    </w:tblStylePr>
+  </w:style>
+  <w:style w:type="character" w:customStyle="1" w:styleId="BodyTextChar">
+    <w:name w:val="Body Text Char"/>
+    <w:basedOn w:val="DefaultParagraphFont"/>
+    <w:link w:val="BodyText"/>
+    <w:rsid w:val="00A9592D"/>
+  </w:style>
 </w:styles>
 </file>
 
